--- a/5-人员管理/运行记录类文件/050201-人员管理计划.docx
+++ b/5-人员管理/运行记录类文件/050201-人员管理计划.docx
@@ -144,7 +144,7 @@
           <w:lang w:eastAsia="zh-CN"/>
         </w:rPr>
       </w:pPr>
-      <w:bookmarkStart w:id="0" w:name="_Toc25079"/>
+      <w:bookmarkStart w:id="0" w:name="_Toc3168"/>
       <w:r>
         <w:rPr>
           <w:lang w:eastAsia="zh-CN"/>
@@ -168,7 +168,7 @@
           <w:rFonts w:hint="eastAsia"/>
         </w:rPr>
       </w:pPr>
-      <w:bookmarkStart w:id="1" w:name="_Toc31068"/>
+      <w:bookmarkStart w:id="1" w:name="_Toc22994"/>
       <w:r>
         <w:rPr>
           <w:rFonts w:hint="eastAsia"/>
@@ -1457,6 +1457,12 @@
             <w:insideH w:val="single" w:color="000000" w:sz="2" w:space="0"/>
             <w:insideV w:val="single" w:color="000000" w:sz="2" w:space="0"/>
           </w:tblBorders>
+          <w:tblCellMar>
+            <w:top w:w="0" w:type="dxa"/>
+            <w:left w:w="0" w:type="dxa"/>
+            <w:bottom w:w="0" w:type="dxa"/>
+            <w:right w:w="0" w:type="dxa"/>
+          </w:tblCellMar>
         </w:tblPrEx>
         <w:trPr>
           <w:trHeight w:val="556" w:hRule="atLeast"/>
@@ -1786,16 +1792,9 @@
         <w:p>
           <w:pPr>
             <w:pStyle w:val="16"/>
-            <w:keepNext w:val="0"/>
-            <w:keepLines w:val="0"/>
-            <w:pageBreakBefore w:val="0"/>
-            <w:widowControl w:val="0"/>
             <w:tabs>
               <w:tab w:val="right" w:leader="dot" w:pos="8306"/>
             </w:tabs>
-            <w:wordWrap/>
-            <w:overflowPunct/>
-            <w:bidi w:val="0"/>
           </w:pPr>
           <w:r>
             <w:rPr>
@@ -1830,7 +1829,7 @@
               <w:rFonts w:hint="eastAsia" w:ascii="宋体" w:hAnsi="宋体" w:eastAsia="宋体" w:cs="宋体"/>
               <w:szCs w:val="24"/>
             </w:rPr>
-            <w:instrText xml:space="preserve"> HYPERLINK \l _Toc25079 </w:instrText>
+            <w:instrText xml:space="preserve"> HYPERLINK \l _Toc3168 </w:instrText>
           </w:r>
           <w:r>
             <w:rPr>
@@ -1852,7 +1851,7 @@
             <w:fldChar w:fldCharType="begin"/>
           </w:r>
           <w:r>
-            <w:instrText xml:space="preserve"> PAGEREF _Toc25079 \h </w:instrText>
+            <w:instrText xml:space="preserve"> PAGEREF _Toc3168 \h </w:instrText>
           </w:r>
           <w:r>
             <w:fldChar w:fldCharType="separate"/>
@@ -1874,16 +1873,9 @@
         <w:p>
           <w:pPr>
             <w:pStyle w:val="16"/>
-            <w:keepNext w:val="0"/>
-            <w:keepLines w:val="0"/>
-            <w:pageBreakBefore w:val="0"/>
-            <w:widowControl w:val="0"/>
             <w:tabs>
               <w:tab w:val="right" w:leader="dot" w:pos="8306"/>
             </w:tabs>
-            <w:wordWrap/>
-            <w:overflowPunct/>
-            <w:bidi w:val="0"/>
           </w:pPr>
           <w:r>
             <w:rPr>
@@ -1897,7 +1889,7 @@
               <w:rFonts w:hint="eastAsia" w:ascii="宋体" w:hAnsi="宋体" w:cs="宋体"/>
               <w:szCs w:val="24"/>
             </w:rPr>
-            <w:instrText xml:space="preserve"> HYPERLINK \l _Toc31068 </w:instrText>
+            <w:instrText xml:space="preserve"> HYPERLINK \l _Toc22994 </w:instrText>
           </w:r>
           <w:r>
             <w:rPr>
@@ -1920,7 +1912,7 @@
             <w:fldChar w:fldCharType="begin"/>
           </w:r>
           <w:r>
-            <w:instrText xml:space="preserve"> PAGEREF _Toc31068 \h </w:instrText>
+            <w:instrText xml:space="preserve"> PAGEREF _Toc22994 \h </w:instrText>
           </w:r>
           <w:r>
             <w:fldChar w:fldCharType="separate"/>
@@ -1942,16 +1934,9 @@
         <w:p>
           <w:pPr>
             <w:pStyle w:val="16"/>
-            <w:keepNext w:val="0"/>
-            <w:keepLines w:val="0"/>
-            <w:pageBreakBefore w:val="0"/>
-            <w:widowControl w:val="0"/>
             <w:tabs>
               <w:tab w:val="right" w:leader="dot" w:pos="8306"/>
             </w:tabs>
-            <w:wordWrap/>
-            <w:overflowPunct/>
-            <w:bidi w:val="0"/>
           </w:pPr>
           <w:r>
             <w:rPr>
@@ -1965,7 +1950,7 @@
               <w:rFonts w:hint="eastAsia" w:ascii="宋体" w:hAnsi="宋体" w:cs="宋体"/>
               <w:szCs w:val="24"/>
             </w:rPr>
-            <w:instrText xml:space="preserve"> HYPERLINK \l _Toc15029 </w:instrText>
+            <w:instrText xml:space="preserve"> HYPERLINK \l _Toc26988 </w:instrText>
           </w:r>
           <w:r>
             <w:rPr>
@@ -1990,7 +1975,7 @@
             <w:fldChar w:fldCharType="begin"/>
           </w:r>
           <w:r>
-            <w:instrText xml:space="preserve"> PAGEREF _Toc15029 \h </w:instrText>
+            <w:instrText xml:space="preserve"> PAGEREF _Toc26988 \h </w:instrText>
           </w:r>
           <w:r>
             <w:fldChar w:fldCharType="separate"/>
@@ -2012,16 +1997,9 @@
         <w:p>
           <w:pPr>
             <w:pStyle w:val="16"/>
-            <w:keepNext w:val="0"/>
-            <w:keepLines w:val="0"/>
-            <w:pageBreakBefore w:val="0"/>
-            <w:widowControl w:val="0"/>
             <w:tabs>
               <w:tab w:val="right" w:leader="dot" w:pos="8306"/>
             </w:tabs>
-            <w:wordWrap/>
-            <w:overflowPunct/>
-            <w:bidi w:val="0"/>
           </w:pPr>
           <w:r>
             <w:rPr>
@@ -2035,7 +2013,7 @@
               <w:rFonts w:hint="eastAsia" w:ascii="宋体" w:hAnsi="宋体" w:cs="宋体"/>
               <w:szCs w:val="24"/>
             </w:rPr>
-            <w:instrText xml:space="preserve"> HYPERLINK \l _Toc13380 </w:instrText>
+            <w:instrText xml:space="preserve"> HYPERLINK \l _Toc10816 </w:instrText>
           </w:r>
           <w:r>
             <w:rPr>
@@ -2065,7 +2043,7 @@
             <w:fldChar w:fldCharType="begin"/>
           </w:r>
           <w:r>
-            <w:instrText xml:space="preserve"> PAGEREF _Toc13380 \h </w:instrText>
+            <w:instrText xml:space="preserve"> PAGEREF _Toc10816 \h </w:instrText>
           </w:r>
           <w:r>
             <w:fldChar w:fldCharType="separate"/>
@@ -2087,16 +2065,9 @@
         <w:p>
           <w:pPr>
             <w:pStyle w:val="16"/>
-            <w:keepNext w:val="0"/>
-            <w:keepLines w:val="0"/>
-            <w:pageBreakBefore w:val="0"/>
-            <w:widowControl w:val="0"/>
             <w:tabs>
               <w:tab w:val="right" w:leader="dot" w:pos="8306"/>
             </w:tabs>
-            <w:wordWrap/>
-            <w:overflowPunct/>
-            <w:bidi w:val="0"/>
           </w:pPr>
           <w:r>
             <w:rPr>
@@ -2110,7 +2081,7 @@
               <w:rFonts w:hint="eastAsia" w:ascii="宋体" w:hAnsi="宋体" w:cs="宋体"/>
               <w:szCs w:val="24"/>
             </w:rPr>
-            <w:instrText xml:space="preserve"> HYPERLINK \l _Toc21048 </w:instrText>
+            <w:instrText xml:space="preserve"> HYPERLINK \l _Toc21133 </w:instrText>
           </w:r>
           <w:r>
             <w:rPr>
@@ -2140,7 +2111,7 @@
             <w:fldChar w:fldCharType="begin"/>
           </w:r>
           <w:r>
-            <w:instrText xml:space="preserve"> PAGEREF _Toc21048 \h </w:instrText>
+            <w:instrText xml:space="preserve"> PAGEREF _Toc21133 \h </w:instrText>
           </w:r>
           <w:r>
             <w:fldChar w:fldCharType="separate"/>
@@ -2162,16 +2133,9 @@
         <w:p>
           <w:pPr>
             <w:pStyle w:val="17"/>
-            <w:keepNext w:val="0"/>
-            <w:keepLines w:val="0"/>
-            <w:pageBreakBefore w:val="0"/>
-            <w:widowControl w:val="0"/>
             <w:tabs>
               <w:tab w:val="right" w:leader="dot" w:pos="8306"/>
             </w:tabs>
-            <w:wordWrap/>
-            <w:overflowPunct/>
-            <w:bidi w:val="0"/>
           </w:pPr>
           <w:r>
             <w:rPr>
@@ -2185,7 +2149,7 @@
               <w:rFonts w:hint="eastAsia" w:ascii="宋体" w:hAnsi="宋体" w:cs="宋体"/>
               <w:szCs w:val="24"/>
             </w:rPr>
-            <w:instrText xml:space="preserve"> HYPERLINK \l _Toc20005 </w:instrText>
+            <w:instrText xml:space="preserve"> HYPERLINK \l _Toc11326 </w:instrText>
           </w:r>
           <w:r>
             <w:rPr>
@@ -2215,7 +2179,7 @@
             <w:fldChar w:fldCharType="begin"/>
           </w:r>
           <w:r>
-            <w:instrText xml:space="preserve"> PAGEREF _Toc20005 \h </w:instrText>
+            <w:instrText xml:space="preserve"> PAGEREF _Toc11326 \h </w:instrText>
           </w:r>
           <w:r>
             <w:fldChar w:fldCharType="separate"/>
@@ -2237,16 +2201,9 @@
         <w:p>
           <w:pPr>
             <w:pStyle w:val="17"/>
-            <w:keepNext w:val="0"/>
-            <w:keepLines w:val="0"/>
-            <w:pageBreakBefore w:val="0"/>
-            <w:widowControl w:val="0"/>
             <w:tabs>
               <w:tab w:val="right" w:leader="dot" w:pos="8306"/>
             </w:tabs>
-            <w:wordWrap/>
-            <w:overflowPunct/>
-            <w:bidi w:val="0"/>
           </w:pPr>
           <w:r>
             <w:rPr>
@@ -2260,7 +2217,7 @@
               <w:rFonts w:hint="eastAsia" w:ascii="宋体" w:hAnsi="宋体" w:cs="宋体"/>
               <w:szCs w:val="24"/>
             </w:rPr>
-            <w:instrText xml:space="preserve"> HYPERLINK \l _Toc14317 </w:instrText>
+            <w:instrText xml:space="preserve"> HYPERLINK \l _Toc11921 </w:instrText>
           </w:r>
           <w:r>
             <w:rPr>
@@ -2281,7 +2238,21 @@
               <w:rFonts w:hint="eastAsia"/>
               <w:lang w:eastAsia="zh-CN"/>
             </w:rPr>
-            <w:t>人员技能评定计划</w:t>
+            <w:t>人员</w:t>
+          </w:r>
+          <w:r>
+            <w:rPr>
+              <w:rFonts w:hint="eastAsia"/>
+              <w:lang w:val="en-US" w:eastAsia="zh-CN"/>
+            </w:rPr>
+            <w:t>能力评价</w:t>
+          </w:r>
+          <w:r>
+            <w:rPr>
+              <w:rFonts w:hint="eastAsia"/>
+              <w:lang w:eastAsia="zh-CN"/>
+            </w:rPr>
+            <w:t>计划</w:t>
           </w:r>
           <w:r>
             <w:tab/>
@@ -2290,7 +2261,7 @@
             <w:fldChar w:fldCharType="begin"/>
           </w:r>
           <w:r>
-            <w:instrText xml:space="preserve"> PAGEREF _Toc14317 \h </w:instrText>
+            <w:instrText xml:space="preserve"> PAGEREF _Toc11921 \h </w:instrText>
           </w:r>
           <w:r>
             <w:fldChar w:fldCharType="separate"/>
@@ -2312,16 +2283,9 @@
         <w:p>
           <w:pPr>
             <w:pStyle w:val="17"/>
-            <w:keepNext w:val="0"/>
-            <w:keepLines w:val="0"/>
-            <w:pageBreakBefore w:val="0"/>
-            <w:widowControl w:val="0"/>
             <w:tabs>
               <w:tab w:val="right" w:leader="dot" w:pos="8306"/>
             </w:tabs>
-            <w:wordWrap/>
-            <w:overflowPunct/>
-            <w:bidi w:val="0"/>
           </w:pPr>
           <w:r>
             <w:rPr>
@@ -2335,7 +2299,7 @@
               <w:rFonts w:hint="eastAsia" w:ascii="宋体" w:hAnsi="宋体" w:cs="宋体"/>
               <w:szCs w:val="24"/>
             </w:rPr>
-            <w:instrText xml:space="preserve"> HYPERLINK \l _Toc1305 </w:instrText>
+            <w:instrText xml:space="preserve"> HYPERLINK \l _Toc9169 </w:instrText>
           </w:r>
           <w:r>
             <w:rPr>
@@ -2365,7 +2329,7 @@
             <w:fldChar w:fldCharType="begin"/>
           </w:r>
           <w:r>
-            <w:instrText xml:space="preserve"> PAGEREF _Toc1305 \h </w:instrText>
+            <w:instrText xml:space="preserve"> PAGEREF _Toc9169 \h </w:instrText>
           </w:r>
           <w:r>
             <w:fldChar w:fldCharType="separate"/>
@@ -2387,16 +2351,9 @@
         <w:p>
           <w:pPr>
             <w:pStyle w:val="17"/>
-            <w:keepNext w:val="0"/>
-            <w:keepLines w:val="0"/>
-            <w:pageBreakBefore w:val="0"/>
-            <w:widowControl w:val="0"/>
             <w:tabs>
               <w:tab w:val="right" w:leader="dot" w:pos="8306"/>
             </w:tabs>
-            <w:wordWrap/>
-            <w:overflowPunct/>
-            <w:bidi w:val="0"/>
           </w:pPr>
           <w:r>
             <w:rPr>
@@ -2410,7 +2367,7 @@
               <w:rFonts w:hint="eastAsia" w:ascii="宋体" w:hAnsi="宋体" w:cs="宋体"/>
               <w:szCs w:val="24"/>
             </w:rPr>
-            <w:instrText xml:space="preserve"> HYPERLINK \l _Toc21629 </w:instrText>
+            <w:instrText xml:space="preserve"> HYPERLINK \l _Toc4121 </w:instrText>
           </w:r>
           <w:r>
             <w:rPr>
@@ -2443,7 +2400,7 @@
             <w:fldChar w:fldCharType="begin"/>
           </w:r>
           <w:r>
-            <w:instrText xml:space="preserve"> PAGEREF _Toc21629 \h </w:instrText>
+            <w:instrText xml:space="preserve"> PAGEREF _Toc4121 \h </w:instrText>
           </w:r>
           <w:r>
             <w:fldChar w:fldCharType="separate"/>
@@ -2465,16 +2422,9 @@
         <w:p>
           <w:pPr>
             <w:pStyle w:val="17"/>
-            <w:keepNext w:val="0"/>
-            <w:keepLines w:val="0"/>
-            <w:pageBreakBefore w:val="0"/>
-            <w:widowControl w:val="0"/>
             <w:tabs>
               <w:tab w:val="right" w:leader="dot" w:pos="8306"/>
             </w:tabs>
-            <w:wordWrap/>
-            <w:overflowPunct/>
-            <w:bidi w:val="0"/>
           </w:pPr>
           <w:r>
             <w:rPr>
@@ -2488,7 +2438,7 @@
               <w:rFonts w:hint="eastAsia" w:ascii="宋体" w:hAnsi="宋体" w:cs="宋体"/>
               <w:szCs w:val="24"/>
             </w:rPr>
-            <w:instrText xml:space="preserve"> HYPERLINK \l _Toc32331 </w:instrText>
+            <w:instrText xml:space="preserve"> HYPERLINK \l _Toc25884 </w:instrText>
           </w:r>
           <w:r>
             <w:rPr>
@@ -2518,7 +2468,7 @@
             <w:fldChar w:fldCharType="begin"/>
           </w:r>
           <w:r>
-            <w:instrText xml:space="preserve"> PAGEREF _Toc32331 \h </w:instrText>
+            <w:instrText xml:space="preserve"> PAGEREF _Toc25884 \h </w:instrText>
           </w:r>
           <w:r>
             <w:fldChar w:fldCharType="separate"/>
@@ -2540,16 +2490,9 @@
         <w:p>
           <w:pPr>
             <w:pStyle w:val="17"/>
-            <w:keepNext w:val="0"/>
-            <w:keepLines w:val="0"/>
-            <w:pageBreakBefore w:val="0"/>
-            <w:widowControl w:val="0"/>
             <w:tabs>
               <w:tab w:val="right" w:leader="dot" w:pos="8306"/>
             </w:tabs>
-            <w:wordWrap/>
-            <w:overflowPunct/>
-            <w:bidi w:val="0"/>
           </w:pPr>
           <w:r>
             <w:rPr>
@@ -2563,7 +2506,7 @@
               <w:rFonts w:hint="eastAsia" w:ascii="宋体" w:hAnsi="宋体" w:cs="宋体"/>
               <w:szCs w:val="24"/>
             </w:rPr>
-            <w:instrText xml:space="preserve"> HYPERLINK \l _Toc17123 </w:instrText>
+            <w:instrText xml:space="preserve"> HYPERLINK \l _Toc24240 </w:instrText>
           </w:r>
           <w:r>
             <w:rPr>
@@ -2593,7 +2536,7 @@
             <w:fldChar w:fldCharType="begin"/>
           </w:r>
           <w:r>
-            <w:instrText xml:space="preserve"> PAGEREF _Toc17123 \h </w:instrText>
+            <w:instrText xml:space="preserve"> PAGEREF _Toc24240 \h </w:instrText>
           </w:r>
           <w:r>
             <w:fldChar w:fldCharType="separate"/>
@@ -2615,16 +2558,9 @@
         <w:p>
           <w:pPr>
             <w:pStyle w:val="17"/>
-            <w:keepNext w:val="0"/>
-            <w:keepLines w:val="0"/>
-            <w:pageBreakBefore w:val="0"/>
-            <w:widowControl w:val="0"/>
             <w:tabs>
               <w:tab w:val="right" w:leader="dot" w:pos="8306"/>
             </w:tabs>
-            <w:wordWrap/>
-            <w:overflowPunct/>
-            <w:bidi w:val="0"/>
           </w:pPr>
           <w:r>
             <w:rPr>
@@ -2638,7 +2574,7 @@
               <w:rFonts w:hint="eastAsia" w:ascii="宋体" w:hAnsi="宋体" w:cs="宋体"/>
               <w:szCs w:val="24"/>
             </w:rPr>
-            <w:instrText xml:space="preserve"> HYPERLINK \l _Toc20802 </w:instrText>
+            <w:instrText xml:space="preserve"> HYPERLINK \l _Toc30094 </w:instrText>
           </w:r>
           <w:r>
             <w:rPr>
@@ -2668,7 +2604,7 @@
             <w:fldChar w:fldCharType="begin"/>
           </w:r>
           <w:r>
-            <w:instrText xml:space="preserve"> PAGEREF _Toc20802 \h </w:instrText>
+            <w:instrText xml:space="preserve"> PAGEREF _Toc30094 \h </w:instrText>
           </w:r>
           <w:r>
             <w:fldChar w:fldCharType="separate"/>
@@ -2690,16 +2626,9 @@
         <w:p>
           <w:pPr>
             <w:pStyle w:val="16"/>
-            <w:keepNext w:val="0"/>
-            <w:keepLines w:val="0"/>
-            <w:pageBreakBefore w:val="0"/>
-            <w:widowControl w:val="0"/>
             <w:tabs>
               <w:tab w:val="right" w:leader="dot" w:pos="8306"/>
             </w:tabs>
-            <w:wordWrap/>
-            <w:overflowPunct/>
-            <w:bidi w:val="0"/>
           </w:pPr>
           <w:r>
             <w:rPr>
@@ -2713,7 +2642,7 @@
               <w:rFonts w:hint="eastAsia" w:ascii="宋体" w:hAnsi="宋体" w:cs="宋体"/>
               <w:szCs w:val="24"/>
             </w:rPr>
-            <w:instrText xml:space="preserve"> HYPERLINK \l _Toc27423 </w:instrText>
+            <w:instrText xml:space="preserve"> HYPERLINK \l _Toc7636 </w:instrText>
           </w:r>
           <w:r>
             <w:rPr>
@@ -2738,13 +2667,13 @@
             <w:fldChar w:fldCharType="begin"/>
           </w:r>
           <w:r>
-            <w:instrText xml:space="preserve"> PAGEREF _Toc27423 \h </w:instrText>
+            <w:instrText xml:space="preserve"> PAGEREF _Toc7636 \h </w:instrText>
           </w:r>
           <w:r>
             <w:fldChar w:fldCharType="separate"/>
           </w:r>
           <w:r>
-            <w:t>7</w:t>
+            <w:t>8</w:t>
           </w:r>
           <w:r>
             <w:fldChar w:fldCharType="end"/>
@@ -2760,16 +2689,9 @@
         <w:p>
           <w:pPr>
             <w:pStyle w:val="16"/>
-            <w:keepNext w:val="0"/>
-            <w:keepLines w:val="0"/>
-            <w:pageBreakBefore w:val="0"/>
-            <w:widowControl w:val="0"/>
             <w:tabs>
               <w:tab w:val="right" w:leader="dot" w:pos="8306"/>
             </w:tabs>
-            <w:wordWrap/>
-            <w:overflowPunct/>
-            <w:bidi w:val="0"/>
           </w:pPr>
           <w:r>
             <w:rPr>
@@ -2783,7 +2705,7 @@
               <w:rFonts w:hint="eastAsia" w:ascii="宋体" w:hAnsi="宋体" w:cs="宋体"/>
               <w:szCs w:val="24"/>
             </w:rPr>
-            <w:instrText xml:space="preserve"> HYPERLINK \l _Toc588 </w:instrText>
+            <w:instrText xml:space="preserve"> HYPERLINK \l _Toc14157 </w:instrText>
           </w:r>
           <w:r>
             <w:rPr>
@@ -2813,7 +2735,7 @@
             <w:fldChar w:fldCharType="begin"/>
           </w:r>
           <w:r>
-            <w:instrText xml:space="preserve"> PAGEREF _Toc588 \h </w:instrText>
+            <w:instrText xml:space="preserve"> PAGEREF _Toc14157 \h </w:instrText>
           </w:r>
           <w:r>
             <w:fldChar w:fldCharType="separate"/>
@@ -2835,16 +2757,9 @@
         <w:p>
           <w:pPr>
             <w:pStyle w:val="16"/>
-            <w:keepNext w:val="0"/>
-            <w:keepLines w:val="0"/>
-            <w:pageBreakBefore w:val="0"/>
-            <w:widowControl w:val="0"/>
             <w:tabs>
               <w:tab w:val="right" w:leader="dot" w:pos="8306"/>
             </w:tabs>
-            <w:wordWrap/>
-            <w:overflowPunct/>
-            <w:bidi w:val="0"/>
           </w:pPr>
           <w:r>
             <w:rPr>
@@ -2858,7 +2773,7 @@
               <w:rFonts w:hint="eastAsia" w:ascii="宋体" w:hAnsi="宋体" w:cs="宋体"/>
               <w:szCs w:val="24"/>
             </w:rPr>
-            <w:instrText xml:space="preserve"> HYPERLINK \l _Toc13159 </w:instrText>
+            <w:instrText xml:space="preserve"> HYPERLINK \l _Toc26927 </w:instrText>
           </w:r>
           <w:r>
             <w:rPr>
@@ -2888,7 +2803,7 @@
             <w:fldChar w:fldCharType="begin"/>
           </w:r>
           <w:r>
-            <w:instrText xml:space="preserve"> PAGEREF _Toc13159 \h </w:instrText>
+            <w:instrText xml:space="preserve"> PAGEREF _Toc26927 \h </w:instrText>
           </w:r>
           <w:r>
             <w:fldChar w:fldCharType="separate"/>
@@ -2951,8 +2866,8 @@
         </w:rPr>
         <w:br w:type="page"/>
       </w:r>
-      <w:bookmarkStart w:id="2" w:name="_Toc32500"/>
-      <w:bookmarkStart w:id="3" w:name="_Toc15029"/>
+      <w:bookmarkStart w:id="2" w:name="_Toc26988"/>
+      <w:bookmarkStart w:id="3" w:name="_Toc32500"/>
       <w:r>
         <w:t>目的</w:t>
       </w:r>
@@ -3000,8 +2915,8 @@
           <w:lang w:eastAsia="zh-CN"/>
         </w:rPr>
       </w:pPr>
-      <w:bookmarkStart w:id="4" w:name="_Toc13380"/>
-      <w:bookmarkStart w:id="5" w:name="_Toc3684"/>
+      <w:bookmarkStart w:id="4" w:name="_Toc3684"/>
+      <w:bookmarkStart w:id="5" w:name="_Toc10816"/>
       <w:r>
         <w:rPr>
           <w:rFonts w:hint="eastAsia"/>
@@ -3049,7 +2964,7 @@
       <w:bookmarkStart w:id="7" w:name="bookmark2"/>
       <w:bookmarkEnd w:id="7"/>
       <w:bookmarkStart w:id="8" w:name="_Toc9575"/>
-      <w:bookmarkStart w:id="9" w:name="_Toc21048"/>
+      <w:bookmarkStart w:id="9" w:name="_Toc21133"/>
       <w:r>
         <w:rPr>
           <w:rFonts w:hint="eastAsia"/>
@@ -3074,7 +2989,7 @@
           <w:lang w:eastAsia="zh-CN"/>
         </w:rPr>
       </w:pPr>
-      <w:bookmarkStart w:id="10" w:name="_Toc20005"/>
+      <w:bookmarkStart w:id="10" w:name="_Toc11326"/>
       <w:bookmarkStart w:id="11" w:name="_Toc27991"/>
       <w:r>
         <w:rPr>
@@ -3766,14 +3681,28 @@
         </w:rPr>
       </w:pPr>
       <w:bookmarkStart w:id="12" w:name="_Toc13469"/>
-      <w:bookmarkStart w:id="13" w:name="_Toc14317"/>
+      <w:bookmarkStart w:id="13" w:name="_Toc11921"/>
       <w:bookmarkStart w:id="14" w:name="_Toc6094"/>
       <w:r>
         <w:rPr>
           <w:rFonts w:hint="eastAsia"/>
           <w:lang w:eastAsia="zh-CN"/>
         </w:rPr>
-        <w:t>人员技能评定计划</w:t>
+        <w:t>人员</w:t>
+      </w:r>
+      <w:r>
+        <w:rPr>
+          <w:rFonts w:hint="eastAsia"/>
+          <w:lang w:val="en-US" w:eastAsia="zh-CN"/>
+        </w:rPr>
+        <w:t>能力评价</w:t>
+      </w:r>
+      <w:r>
+        <w:rPr>
+          <w:rFonts w:hint="eastAsia"/>
+          <w:lang w:eastAsia="zh-CN"/>
+        </w:rPr>
+        <w:t>计划</w:t>
       </w:r>
       <w:bookmarkEnd w:id="12"/>
       <w:bookmarkEnd w:id="13"/>
@@ -3791,7 +3720,20 @@
         <w:rPr>
           <w:lang w:eastAsia="zh-CN"/>
         </w:rPr>
-        <w:t>人员技能评价工作由</w:t>
+        <w:t>人员</w:t>
+      </w:r>
+      <w:r>
+        <w:rPr>
+          <w:rFonts w:hint="eastAsia"/>
+          <w:lang w:val="en-US" w:eastAsia="zh-CN"/>
+        </w:rPr>
+        <w:t>能力评价</w:t>
+      </w:r>
+      <w:r>
+        <w:rPr>
+          <w:lang w:eastAsia="zh-CN"/>
+        </w:rPr>
+        <w:t>工作由</w:t>
       </w:r>
       <w:r>
         <w:rPr>
@@ -3852,7 +3794,7 @@
           <w:lang w:eastAsia="zh-CN"/>
         </w:rPr>
       </w:pPr>
-      <w:bookmarkStart w:id="15" w:name="_Toc1305"/>
+      <w:bookmarkStart w:id="15" w:name="_Toc9169"/>
       <w:bookmarkStart w:id="16" w:name="_Toc22022"/>
       <w:r>
         <w:rPr>
@@ -3869,7 +3811,6 @@
         <w:pStyle w:val="30"/>
         <w:bidi w:val="0"/>
       </w:pPr>
-      <w:bookmarkStart w:id="28" w:name="_GoBack"/>
       <w:r>
         <w:t>计划进行技术和管理相关培训课程，通过培训，加强技术类员工对业务的熟悉程度，提升运维服务人员业务能力、对制度和流程的执行力以及综合素质。</w:t>
       </w:r>
@@ -3898,7 +3839,6 @@
         <w:t>运维相关人员培训计划如表3-2所示。</w:t>
       </w:r>
     </w:p>
-    <w:bookmarkEnd w:id="28"/>
     <w:p>
       <w:pPr>
         <w:pStyle w:val="44"/>
@@ -4014,7 +3954,7 @@
     <w:tbl>
       <w:tblPr>
         <w:tblStyle w:val="21"/>
-        <w:tblW w:w="6550" w:type="dxa"/>
+        <w:tblW w:w="7739" w:type="dxa"/>
         <w:jc w:val="center"/>
         <w:tblBorders>
           <w:top w:val="none" w:color="auto" w:sz="0" w:space="0"/>
@@ -4037,7 +3977,8 @@
         <w:gridCol w:w="2100"/>
         <w:gridCol w:w="1850"/>
         <w:gridCol w:w="750"/>
-        <w:gridCol w:w="1189"/>
+        <w:gridCol w:w="680"/>
+        <w:gridCol w:w="1698"/>
       </w:tblGrid>
       <w:tr>
         <w:tblPrEx>
@@ -4089,6 +4030,7 @@
                 <w:lang w:eastAsia="zh-CN"/>
               </w:rPr>
             </w:pPr>
+            <w:bookmarkStart w:id="28" w:name="_GoBack" w:colFirst="4" w:colLast="4"/>
             <w:r>
               <w:rPr>
                 <w:rFonts w:hint="eastAsia" w:ascii="宋体" w:hAnsi="宋体" w:cs="宋体"/>
@@ -4219,7 +4161,48 @@
         </w:tc>
         <w:tc>
           <w:tcPr>
-            <w:tcW w:w="1189" w:type="dxa"/>
+            <w:tcW w:w="680" w:type="dxa"/>
+            <w:tcBorders>
+              <w:top w:val="single" w:color="000000" w:sz="4" w:space="0"/>
+              <w:left w:val="single" w:color="000000" w:sz="4" w:space="0"/>
+              <w:bottom w:val="single" w:color="000000" w:sz="4" w:space="0"/>
+              <w:right w:val="single" w:color="000000" w:sz="4" w:space="0"/>
+            </w:tcBorders>
+            <w:noWrap/>
+            <w:vAlign w:val="center"/>
+          </w:tcPr>
+          <w:p>
+            <w:pPr>
+              <w:keepNext w:val="0"/>
+              <w:keepLines w:val="0"/>
+              <w:pageBreakBefore w:val="0"/>
+              <w:widowControl w:val="0"/>
+              <w:wordWrap/>
+              <w:overflowPunct/>
+              <w:bidi w:val="0"/>
+              <w:jc w:val="center"/>
+              <w:textAlignment w:val="center"/>
+              <w:rPr>
+                <w:rFonts w:hint="default" w:ascii="宋体" w:hAnsi="宋体" w:cs="宋体"/>
+                <w:sz w:val="22"/>
+                <w:szCs w:val="22"/>
+                <w:lang w:val="en-US" w:eastAsia="zh-CN"/>
+              </w:rPr>
+            </w:pPr>
+            <w:r>
+              <w:rPr>
+                <w:rFonts w:hint="eastAsia" w:ascii="宋体" w:hAnsi="宋体" w:cs="宋体"/>
+                <w:sz w:val="22"/>
+                <w:szCs w:val="22"/>
+                <w:lang w:val="en-US" w:eastAsia="zh-CN"/>
+              </w:rPr>
+              <w:t>培训费用</w:t>
+            </w:r>
+          </w:p>
+        </w:tc>
+        <w:tc>
+          <w:tcPr>
+            <w:tcW w:w="1698" w:type="dxa"/>
             <w:tcBorders>
               <w:top w:val="single" w:color="000000" w:sz="4" w:space="0"/>
               <w:left w:val="single" w:color="000000" w:sz="4" w:space="0"/>
@@ -4446,7 +4429,47 @@
         </w:tc>
         <w:tc>
           <w:tcPr>
-            <w:tcW w:w="1189" w:type="dxa"/>
+            <w:tcW w:w="680" w:type="dxa"/>
+            <w:tcBorders>
+              <w:top w:val="single" w:color="000000" w:sz="4" w:space="0"/>
+              <w:left w:val="single" w:color="000000" w:sz="4" w:space="0"/>
+              <w:bottom w:val="single" w:color="000000" w:sz="4" w:space="0"/>
+              <w:right w:val="single" w:color="000000" w:sz="4" w:space="0"/>
+            </w:tcBorders>
+            <w:vAlign w:val="center"/>
+          </w:tcPr>
+          <w:p>
+            <w:pPr>
+              <w:keepNext w:val="0"/>
+              <w:keepLines w:val="0"/>
+              <w:pageBreakBefore w:val="0"/>
+              <w:widowControl w:val="0"/>
+              <w:wordWrap/>
+              <w:overflowPunct/>
+              <w:bidi w:val="0"/>
+              <w:jc w:val="center"/>
+              <w:textAlignment w:val="center"/>
+              <w:rPr>
+                <w:rFonts w:hint="default" w:ascii="宋体" w:hAnsi="宋体" w:cs="宋体"/>
+                <w:sz w:val="16"/>
+                <w:szCs w:val="16"/>
+                <w:lang w:val="en-US" w:eastAsia="zh-CN"/>
+              </w:rPr>
+            </w:pPr>
+            <w:r>
+              <w:rPr>
+                <w:rFonts w:hint="eastAsia" w:ascii="宋体" w:hAnsi="宋体" w:cs="宋体"/>
+                <w:sz w:val="16"/>
+                <w:szCs w:val="16"/>
+                <w:lang w:val="en-US" w:eastAsia="zh-CN"/>
+              </w:rPr>
+              <w:t>5000</w:t>
+            </w:r>
+          </w:p>
+        </w:tc>
+        <w:tc>
+          <w:tcPr>
+            <w:tcW w:w="1698" w:type="dxa"/>
             <w:tcBorders>
               <w:top w:val="single" w:color="000000" w:sz="4" w:space="0"/>
               <w:left w:val="single" w:color="000000" w:sz="4" w:space="0"/>
@@ -4676,7 +4699,48 @@
         </w:tc>
         <w:tc>
           <w:tcPr>
-            <w:tcW w:w="1189" w:type="dxa"/>
+            <w:tcW w:w="680" w:type="dxa"/>
+            <w:tcBorders>
+              <w:top w:val="single" w:color="000000" w:sz="4" w:space="0"/>
+              <w:left w:val="single" w:color="000000" w:sz="4" w:space="0"/>
+              <w:bottom w:val="single" w:color="000000" w:sz="4" w:space="0"/>
+              <w:right w:val="single" w:color="000000" w:sz="4" w:space="0"/>
+            </w:tcBorders>
+            <w:noWrap/>
+            <w:vAlign w:val="center"/>
+          </w:tcPr>
+          <w:p>
+            <w:pPr>
+              <w:keepNext w:val="0"/>
+              <w:keepLines w:val="0"/>
+              <w:pageBreakBefore w:val="0"/>
+              <w:widowControl w:val="0"/>
+              <w:wordWrap/>
+              <w:overflowPunct/>
+              <w:bidi w:val="0"/>
+              <w:jc w:val="center"/>
+              <w:textAlignment w:val="center"/>
+              <w:rPr>
+                <w:rFonts w:hint="default" w:ascii="宋体" w:hAnsi="宋体" w:cs="宋体"/>
+                <w:sz w:val="16"/>
+                <w:szCs w:val="16"/>
+                <w:lang w:val="en-US" w:eastAsia="zh-CN"/>
+              </w:rPr>
+            </w:pPr>
+            <w:r>
+              <w:rPr>
+                <w:rFonts w:hint="eastAsia" w:ascii="宋体" w:hAnsi="宋体" w:cs="宋体"/>
+                <w:sz w:val="16"/>
+                <w:szCs w:val="16"/>
+                <w:lang w:val="en-US" w:eastAsia="zh-CN"/>
+              </w:rPr>
+              <w:t>0</w:t>
+            </w:r>
+          </w:p>
+        </w:tc>
+        <w:tc>
+          <w:tcPr>
+            <w:tcW w:w="1698" w:type="dxa"/>
             <w:tcBorders>
               <w:top w:val="single" w:color="000000" w:sz="4" w:space="0"/>
               <w:left w:val="single" w:color="000000" w:sz="4" w:space="0"/>
@@ -4906,7 +4970,47 @@
         </w:tc>
         <w:tc>
           <w:tcPr>
-            <w:tcW w:w="1189" w:type="dxa"/>
+            <w:tcW w:w="680" w:type="dxa"/>
+            <w:tcBorders>
+              <w:top w:val="single" w:color="000000" w:sz="4" w:space="0"/>
+              <w:left w:val="single" w:color="000000" w:sz="4" w:space="0"/>
+              <w:bottom w:val="single" w:color="000000" w:sz="4" w:space="0"/>
+              <w:right w:val="single" w:color="000000" w:sz="4" w:space="0"/>
+            </w:tcBorders>
+            <w:vAlign w:val="center"/>
+          </w:tcPr>
+          <w:p>
+            <w:pPr>
+              <w:keepNext w:val="0"/>
+              <w:keepLines w:val="0"/>
+              <w:pageBreakBefore w:val="0"/>
+              <w:widowControl w:val="0"/>
+              <w:wordWrap/>
+              <w:overflowPunct/>
+              <w:bidi w:val="0"/>
+              <w:jc w:val="center"/>
+              <w:textAlignment w:val="center"/>
+              <w:rPr>
+                <w:rFonts w:hint="eastAsia" w:ascii="宋体" w:hAnsi="宋体" w:cs="宋体"/>
+                <w:sz w:val="16"/>
+                <w:szCs w:val="16"/>
+                <w:lang w:eastAsia="zh-CN"/>
+              </w:rPr>
+            </w:pPr>
+            <w:r>
+              <w:rPr>
+                <w:rFonts w:hint="eastAsia" w:ascii="宋体" w:hAnsi="宋体" w:cs="宋体"/>
+                <w:sz w:val="16"/>
+                <w:szCs w:val="16"/>
+                <w:lang w:val="en-US" w:eastAsia="zh-CN"/>
+              </w:rPr>
+              <w:t>0</w:t>
+            </w:r>
+          </w:p>
+        </w:tc>
+        <w:tc>
+          <w:tcPr>
+            <w:tcW w:w="1698" w:type="dxa"/>
             <w:tcBorders>
               <w:top w:val="single" w:color="000000" w:sz="4" w:space="0"/>
               <w:left w:val="single" w:color="000000" w:sz="4" w:space="0"/>
@@ -5135,7 +5239,47 @@
         </w:tc>
         <w:tc>
           <w:tcPr>
-            <w:tcW w:w="1189" w:type="dxa"/>
+            <w:tcW w:w="680" w:type="dxa"/>
+            <w:tcBorders>
+              <w:top w:val="single" w:color="000000" w:sz="4" w:space="0"/>
+              <w:left w:val="single" w:color="000000" w:sz="4" w:space="0"/>
+              <w:bottom w:val="single" w:color="000000" w:sz="4" w:space="0"/>
+              <w:right w:val="single" w:color="000000" w:sz="4" w:space="0"/>
+            </w:tcBorders>
+            <w:vAlign w:val="center"/>
+          </w:tcPr>
+          <w:p>
+            <w:pPr>
+              <w:keepNext w:val="0"/>
+              <w:keepLines w:val="0"/>
+              <w:pageBreakBefore w:val="0"/>
+              <w:widowControl w:val="0"/>
+              <w:wordWrap/>
+              <w:overflowPunct/>
+              <w:bidi w:val="0"/>
+              <w:jc w:val="center"/>
+              <w:textAlignment w:val="center"/>
+              <w:rPr>
+                <w:rFonts w:hint="eastAsia" w:ascii="宋体" w:hAnsi="宋体" w:cs="宋体"/>
+                <w:sz w:val="16"/>
+                <w:szCs w:val="16"/>
+                <w:lang w:val="en-US" w:eastAsia="zh-CN"/>
+              </w:rPr>
+            </w:pPr>
+            <w:r>
+              <w:rPr>
+                <w:rFonts w:hint="eastAsia" w:ascii="宋体" w:hAnsi="宋体" w:cs="宋体"/>
+                <w:sz w:val="16"/>
+                <w:szCs w:val="16"/>
+                <w:lang w:val="en-US" w:eastAsia="zh-CN"/>
+              </w:rPr>
+              <w:t>0</w:t>
+            </w:r>
+          </w:p>
+        </w:tc>
+        <w:tc>
+          <w:tcPr>
+            <w:tcW w:w="1698" w:type="dxa"/>
             <w:tcBorders>
               <w:top w:val="single" w:color="000000" w:sz="4" w:space="0"/>
               <w:left w:val="single" w:color="000000" w:sz="4" w:space="0"/>
@@ -5369,7 +5513,47 @@
         </w:tc>
         <w:tc>
           <w:tcPr>
-            <w:tcW w:w="1189" w:type="dxa"/>
+            <w:tcW w:w="680" w:type="dxa"/>
+            <w:tcBorders>
+              <w:top w:val="single" w:color="000000" w:sz="4" w:space="0"/>
+              <w:left w:val="single" w:color="000000" w:sz="4" w:space="0"/>
+              <w:bottom w:val="single" w:color="000000" w:sz="4" w:space="0"/>
+              <w:right w:val="single" w:color="000000" w:sz="4" w:space="0"/>
+            </w:tcBorders>
+            <w:vAlign w:val="center"/>
+          </w:tcPr>
+          <w:p>
+            <w:pPr>
+              <w:keepNext w:val="0"/>
+              <w:keepLines w:val="0"/>
+              <w:pageBreakBefore w:val="0"/>
+              <w:widowControl w:val="0"/>
+              <w:wordWrap/>
+              <w:overflowPunct/>
+              <w:bidi w:val="0"/>
+              <w:jc w:val="center"/>
+              <w:textAlignment w:val="center"/>
+              <w:rPr>
+                <w:rFonts w:hint="eastAsia" w:ascii="宋体" w:hAnsi="宋体" w:cs="宋体"/>
+                <w:sz w:val="16"/>
+                <w:szCs w:val="16"/>
+                <w:lang w:val="en-US" w:eastAsia="zh-CN"/>
+              </w:rPr>
+            </w:pPr>
+            <w:r>
+              <w:rPr>
+                <w:rFonts w:hint="eastAsia" w:ascii="宋体" w:hAnsi="宋体" w:cs="宋体"/>
+                <w:sz w:val="16"/>
+                <w:szCs w:val="16"/>
+                <w:lang w:val="en-US" w:eastAsia="zh-CN"/>
+              </w:rPr>
+              <w:t>0</w:t>
+            </w:r>
+          </w:p>
+        </w:tc>
+        <w:tc>
+          <w:tcPr>
+            <w:tcW w:w="1698" w:type="dxa"/>
             <w:tcBorders>
               <w:top w:val="single" w:color="000000" w:sz="4" w:space="0"/>
               <w:left w:val="single" w:color="000000" w:sz="4" w:space="0"/>
@@ -5597,7 +5781,47 @@
         </w:tc>
         <w:tc>
           <w:tcPr>
-            <w:tcW w:w="1189" w:type="dxa"/>
+            <w:tcW w:w="680" w:type="dxa"/>
+            <w:tcBorders>
+              <w:top w:val="single" w:color="000000" w:sz="4" w:space="0"/>
+              <w:left w:val="single" w:color="000000" w:sz="4" w:space="0"/>
+              <w:bottom w:val="single" w:color="000000" w:sz="4" w:space="0"/>
+              <w:right w:val="single" w:color="000000" w:sz="4" w:space="0"/>
+            </w:tcBorders>
+            <w:vAlign w:val="center"/>
+          </w:tcPr>
+          <w:p>
+            <w:pPr>
+              <w:keepNext w:val="0"/>
+              <w:keepLines w:val="0"/>
+              <w:pageBreakBefore w:val="0"/>
+              <w:widowControl w:val="0"/>
+              <w:wordWrap/>
+              <w:overflowPunct/>
+              <w:bidi w:val="0"/>
+              <w:jc w:val="center"/>
+              <w:textAlignment w:val="center"/>
+              <w:rPr>
+                <w:rFonts w:hint="eastAsia" w:ascii="宋体" w:hAnsi="宋体" w:cs="宋体"/>
+                <w:sz w:val="16"/>
+                <w:szCs w:val="16"/>
+                <w:lang w:val="en-US" w:eastAsia="zh-CN"/>
+              </w:rPr>
+            </w:pPr>
+            <w:r>
+              <w:rPr>
+                <w:rFonts w:hint="eastAsia" w:ascii="宋体" w:hAnsi="宋体" w:cs="宋体"/>
+                <w:sz w:val="16"/>
+                <w:szCs w:val="16"/>
+                <w:lang w:val="en-US" w:eastAsia="zh-CN"/>
+              </w:rPr>
+              <w:t>0</w:t>
+            </w:r>
+          </w:p>
+        </w:tc>
+        <w:tc>
+          <w:tcPr>
+            <w:tcW w:w="1698" w:type="dxa"/>
             <w:tcBorders>
               <w:top w:val="single" w:color="000000" w:sz="4" w:space="0"/>
               <w:left w:val="single" w:color="000000" w:sz="4" w:space="0"/>
@@ -5835,7 +6059,47 @@
         </w:tc>
         <w:tc>
           <w:tcPr>
-            <w:tcW w:w="1189" w:type="dxa"/>
+            <w:tcW w:w="680" w:type="dxa"/>
+            <w:tcBorders>
+              <w:top w:val="single" w:color="000000" w:sz="4" w:space="0"/>
+              <w:left w:val="single" w:color="000000" w:sz="4" w:space="0"/>
+              <w:bottom w:val="single" w:color="000000" w:sz="4" w:space="0"/>
+              <w:right w:val="single" w:color="000000" w:sz="4" w:space="0"/>
+            </w:tcBorders>
+            <w:vAlign w:val="center"/>
+          </w:tcPr>
+          <w:p>
+            <w:pPr>
+              <w:keepNext w:val="0"/>
+              <w:keepLines w:val="0"/>
+              <w:pageBreakBefore w:val="0"/>
+              <w:widowControl w:val="0"/>
+              <w:wordWrap/>
+              <w:overflowPunct/>
+              <w:bidi w:val="0"/>
+              <w:jc w:val="center"/>
+              <w:textAlignment w:val="center"/>
+              <w:rPr>
+                <w:rFonts w:hint="eastAsia" w:ascii="宋体" w:hAnsi="宋体" w:cs="宋体"/>
+                <w:sz w:val="16"/>
+                <w:szCs w:val="16"/>
+                <w:lang w:val="en-US" w:eastAsia="zh-CN"/>
+              </w:rPr>
+            </w:pPr>
+            <w:r>
+              <w:rPr>
+                <w:rFonts w:hint="eastAsia" w:ascii="宋体" w:hAnsi="宋体" w:cs="宋体"/>
+                <w:sz w:val="16"/>
+                <w:szCs w:val="16"/>
+                <w:lang w:val="en-US" w:eastAsia="zh-CN"/>
+              </w:rPr>
+              <w:t>0</w:t>
+            </w:r>
+          </w:p>
+        </w:tc>
+        <w:tc>
+          <w:tcPr>
+            <w:tcW w:w="1698" w:type="dxa"/>
             <w:tcBorders>
               <w:top w:val="single" w:color="000000" w:sz="4" w:space="0"/>
               <w:left w:val="single" w:color="000000" w:sz="4" w:space="0"/>
@@ -6056,7 +6320,47 @@
         </w:tc>
         <w:tc>
           <w:tcPr>
-            <w:tcW w:w="1189" w:type="dxa"/>
+            <w:tcW w:w="680" w:type="dxa"/>
+            <w:tcBorders>
+              <w:top w:val="single" w:color="000000" w:sz="4" w:space="0"/>
+              <w:left w:val="single" w:color="000000" w:sz="4" w:space="0"/>
+              <w:bottom w:val="single" w:color="000000" w:sz="4" w:space="0"/>
+              <w:right w:val="single" w:color="000000" w:sz="4" w:space="0"/>
+            </w:tcBorders>
+            <w:vAlign w:val="center"/>
+          </w:tcPr>
+          <w:p>
+            <w:pPr>
+              <w:keepNext w:val="0"/>
+              <w:keepLines w:val="0"/>
+              <w:pageBreakBefore w:val="0"/>
+              <w:widowControl w:val="0"/>
+              <w:wordWrap/>
+              <w:overflowPunct/>
+              <w:bidi w:val="0"/>
+              <w:jc w:val="center"/>
+              <w:textAlignment w:val="center"/>
+              <w:rPr>
+                <w:rFonts w:hint="eastAsia" w:ascii="宋体" w:hAnsi="宋体" w:cs="宋体"/>
+                <w:sz w:val="16"/>
+                <w:szCs w:val="16"/>
+                <w:lang w:val="en-US" w:eastAsia="zh-CN"/>
+              </w:rPr>
+            </w:pPr>
+            <w:r>
+              <w:rPr>
+                <w:rFonts w:hint="eastAsia" w:ascii="宋体" w:hAnsi="宋体" w:cs="宋体"/>
+                <w:sz w:val="16"/>
+                <w:szCs w:val="16"/>
+                <w:lang w:val="en-US" w:eastAsia="zh-CN"/>
+              </w:rPr>
+              <w:t>0</w:t>
+            </w:r>
+          </w:p>
+        </w:tc>
+        <w:tc>
+          <w:tcPr>
+            <w:tcW w:w="1698" w:type="dxa"/>
             <w:tcBorders>
               <w:top w:val="single" w:color="000000" w:sz="4" w:space="0"/>
               <w:left w:val="single" w:color="000000" w:sz="4" w:space="0"/>
@@ -6277,7 +6581,47 @@
         </w:tc>
         <w:tc>
           <w:tcPr>
-            <w:tcW w:w="1189" w:type="dxa"/>
+            <w:tcW w:w="680" w:type="dxa"/>
+            <w:tcBorders>
+              <w:top w:val="single" w:color="000000" w:sz="4" w:space="0"/>
+              <w:left w:val="single" w:color="000000" w:sz="4" w:space="0"/>
+              <w:bottom w:val="single" w:color="000000" w:sz="4" w:space="0"/>
+              <w:right w:val="single" w:color="000000" w:sz="4" w:space="0"/>
+            </w:tcBorders>
+            <w:vAlign w:val="center"/>
+          </w:tcPr>
+          <w:p>
+            <w:pPr>
+              <w:keepNext w:val="0"/>
+              <w:keepLines w:val="0"/>
+              <w:pageBreakBefore w:val="0"/>
+              <w:widowControl w:val="0"/>
+              <w:wordWrap/>
+              <w:overflowPunct/>
+              <w:bidi w:val="0"/>
+              <w:jc w:val="center"/>
+              <w:textAlignment w:val="center"/>
+              <w:rPr>
+                <w:rFonts w:hint="eastAsia" w:ascii="宋体" w:hAnsi="宋体" w:cs="宋体"/>
+                <w:sz w:val="16"/>
+                <w:szCs w:val="16"/>
+                <w:lang w:val="en-US" w:eastAsia="zh-CN"/>
+              </w:rPr>
+            </w:pPr>
+            <w:r>
+              <w:rPr>
+                <w:rFonts w:hint="eastAsia" w:ascii="宋体" w:hAnsi="宋体" w:cs="宋体"/>
+                <w:sz w:val="16"/>
+                <w:szCs w:val="16"/>
+                <w:lang w:val="en-US" w:eastAsia="zh-CN"/>
+              </w:rPr>
+              <w:t>0</w:t>
+            </w:r>
+          </w:p>
+        </w:tc>
+        <w:tc>
+          <w:tcPr>
+            <w:tcW w:w="1698" w:type="dxa"/>
             <w:tcBorders>
               <w:top w:val="single" w:color="000000" w:sz="4" w:space="0"/>
               <w:left w:val="single" w:color="000000" w:sz="4" w:space="0"/>
@@ -6499,7 +6843,47 @@
         </w:tc>
         <w:tc>
           <w:tcPr>
-            <w:tcW w:w="1189" w:type="dxa"/>
+            <w:tcW w:w="680" w:type="dxa"/>
+            <w:tcBorders>
+              <w:top w:val="single" w:color="000000" w:sz="4" w:space="0"/>
+              <w:left w:val="single" w:color="000000" w:sz="4" w:space="0"/>
+              <w:bottom w:val="single" w:color="000000" w:sz="4" w:space="0"/>
+              <w:right w:val="single" w:color="000000" w:sz="4" w:space="0"/>
+            </w:tcBorders>
+            <w:vAlign w:val="center"/>
+          </w:tcPr>
+          <w:p>
+            <w:pPr>
+              <w:keepNext w:val="0"/>
+              <w:keepLines w:val="0"/>
+              <w:pageBreakBefore w:val="0"/>
+              <w:widowControl w:val="0"/>
+              <w:wordWrap/>
+              <w:overflowPunct/>
+              <w:bidi w:val="0"/>
+              <w:jc w:val="center"/>
+              <w:textAlignment w:val="center"/>
+              <w:rPr>
+                <w:rFonts w:hint="eastAsia" w:ascii="宋体" w:hAnsi="宋体" w:cs="宋体"/>
+                <w:sz w:val="16"/>
+                <w:szCs w:val="16"/>
+                <w:lang w:val="en-US" w:eastAsia="zh-CN"/>
+              </w:rPr>
+            </w:pPr>
+            <w:r>
+              <w:rPr>
+                <w:rFonts w:hint="eastAsia" w:ascii="宋体" w:hAnsi="宋体" w:cs="宋体"/>
+                <w:sz w:val="16"/>
+                <w:szCs w:val="16"/>
+                <w:lang w:val="en-US" w:eastAsia="zh-CN"/>
+              </w:rPr>
+              <w:t>0</w:t>
+            </w:r>
+          </w:p>
+        </w:tc>
+        <w:tc>
+          <w:tcPr>
+            <w:tcW w:w="1698" w:type="dxa"/>
             <w:tcBorders>
               <w:top w:val="single" w:color="000000" w:sz="4" w:space="0"/>
               <w:left w:val="single" w:color="000000" w:sz="4" w:space="0"/>
@@ -6722,7 +7106,47 @@
         </w:tc>
         <w:tc>
           <w:tcPr>
-            <w:tcW w:w="1189" w:type="dxa"/>
+            <w:tcW w:w="680" w:type="dxa"/>
+            <w:tcBorders>
+              <w:top w:val="single" w:color="000000" w:sz="4" w:space="0"/>
+              <w:left w:val="single" w:color="000000" w:sz="4" w:space="0"/>
+              <w:bottom w:val="single" w:color="000000" w:sz="4" w:space="0"/>
+              <w:right w:val="single" w:color="000000" w:sz="4" w:space="0"/>
+            </w:tcBorders>
+            <w:vAlign w:val="center"/>
+          </w:tcPr>
+          <w:p>
+            <w:pPr>
+              <w:keepNext w:val="0"/>
+              <w:keepLines w:val="0"/>
+              <w:pageBreakBefore w:val="0"/>
+              <w:widowControl w:val="0"/>
+              <w:wordWrap/>
+              <w:overflowPunct/>
+              <w:bidi w:val="0"/>
+              <w:jc w:val="center"/>
+              <w:textAlignment w:val="center"/>
+              <w:rPr>
+                <w:rFonts w:hint="eastAsia" w:ascii="宋体" w:hAnsi="宋体" w:cs="宋体"/>
+                <w:sz w:val="16"/>
+                <w:szCs w:val="16"/>
+                <w:lang w:val="en-US" w:eastAsia="zh-CN"/>
+              </w:rPr>
+            </w:pPr>
+            <w:r>
+              <w:rPr>
+                <w:rFonts w:hint="eastAsia" w:ascii="宋体" w:hAnsi="宋体" w:cs="宋体"/>
+                <w:sz w:val="16"/>
+                <w:szCs w:val="16"/>
+                <w:lang w:val="en-US" w:eastAsia="zh-CN"/>
+              </w:rPr>
+              <w:t>0</w:t>
+            </w:r>
+          </w:p>
+        </w:tc>
+        <w:tc>
+          <w:tcPr>
+            <w:tcW w:w="1698" w:type="dxa"/>
             <w:tcBorders>
               <w:top w:val="single" w:color="000000" w:sz="4" w:space="0"/>
               <w:left w:val="single" w:color="000000" w:sz="4" w:space="0"/>
@@ -6945,7 +7369,47 @@
         </w:tc>
         <w:tc>
           <w:tcPr>
-            <w:tcW w:w="1189" w:type="dxa"/>
+            <w:tcW w:w="680" w:type="dxa"/>
+            <w:tcBorders>
+              <w:top w:val="single" w:color="000000" w:sz="4" w:space="0"/>
+              <w:left w:val="single" w:color="000000" w:sz="4" w:space="0"/>
+              <w:bottom w:val="single" w:color="000000" w:sz="4" w:space="0"/>
+              <w:right w:val="single" w:color="000000" w:sz="4" w:space="0"/>
+            </w:tcBorders>
+            <w:vAlign w:val="center"/>
+          </w:tcPr>
+          <w:p>
+            <w:pPr>
+              <w:keepNext w:val="0"/>
+              <w:keepLines w:val="0"/>
+              <w:pageBreakBefore w:val="0"/>
+              <w:widowControl w:val="0"/>
+              <w:wordWrap/>
+              <w:overflowPunct/>
+              <w:bidi w:val="0"/>
+              <w:jc w:val="center"/>
+              <w:textAlignment w:val="center"/>
+              <w:rPr>
+                <w:rFonts w:hint="eastAsia" w:ascii="宋体" w:hAnsi="宋体" w:cs="宋体"/>
+                <w:sz w:val="16"/>
+                <w:szCs w:val="16"/>
+                <w:lang w:val="en-US" w:eastAsia="zh-CN"/>
+              </w:rPr>
+            </w:pPr>
+            <w:r>
+              <w:rPr>
+                <w:rFonts w:hint="eastAsia" w:ascii="宋体" w:hAnsi="宋体" w:cs="宋体"/>
+                <w:sz w:val="16"/>
+                <w:szCs w:val="16"/>
+                <w:lang w:val="en-US" w:eastAsia="zh-CN"/>
+              </w:rPr>
+              <w:t>0</w:t>
+            </w:r>
+          </w:p>
+        </w:tc>
+        <w:tc>
+          <w:tcPr>
+            <w:tcW w:w="1698" w:type="dxa"/>
             <w:tcBorders>
               <w:top w:val="single" w:color="000000" w:sz="4" w:space="0"/>
               <w:left w:val="single" w:color="000000" w:sz="4" w:space="0"/>
@@ -7185,7 +7649,47 @@
         </w:tc>
         <w:tc>
           <w:tcPr>
-            <w:tcW w:w="1189" w:type="dxa"/>
+            <w:tcW w:w="680" w:type="dxa"/>
+            <w:tcBorders>
+              <w:top w:val="single" w:color="000000" w:sz="4" w:space="0"/>
+              <w:left w:val="single" w:color="000000" w:sz="4" w:space="0"/>
+              <w:bottom w:val="single" w:color="000000" w:sz="4" w:space="0"/>
+              <w:right w:val="single" w:color="000000" w:sz="4" w:space="0"/>
+            </w:tcBorders>
+            <w:vAlign w:val="center"/>
+          </w:tcPr>
+          <w:p>
+            <w:pPr>
+              <w:keepNext w:val="0"/>
+              <w:keepLines w:val="0"/>
+              <w:pageBreakBefore w:val="0"/>
+              <w:widowControl w:val="0"/>
+              <w:wordWrap/>
+              <w:overflowPunct/>
+              <w:bidi w:val="0"/>
+              <w:jc w:val="center"/>
+              <w:textAlignment w:val="center"/>
+              <w:rPr>
+                <w:rFonts w:hint="eastAsia" w:ascii="宋体" w:hAnsi="宋体" w:cs="宋体"/>
+                <w:sz w:val="16"/>
+                <w:szCs w:val="16"/>
+                <w:lang w:eastAsia="zh-CN"/>
+              </w:rPr>
+            </w:pPr>
+            <w:r>
+              <w:rPr>
+                <w:rFonts w:hint="eastAsia" w:ascii="宋体" w:hAnsi="宋体" w:cs="宋体"/>
+                <w:sz w:val="16"/>
+                <w:szCs w:val="16"/>
+                <w:lang w:val="en-US" w:eastAsia="zh-CN"/>
+              </w:rPr>
+              <w:t>0</w:t>
+            </w:r>
+          </w:p>
+        </w:tc>
+        <w:tc>
+          <w:tcPr>
+            <w:tcW w:w="1698" w:type="dxa"/>
             <w:tcBorders>
               <w:top w:val="single" w:color="000000" w:sz="4" w:space="0"/>
               <w:left w:val="single" w:color="000000" w:sz="4" w:space="0"/>
@@ -7405,7 +7909,47 @@
         </w:tc>
         <w:tc>
           <w:tcPr>
-            <w:tcW w:w="1189" w:type="dxa"/>
+            <w:tcW w:w="680" w:type="dxa"/>
+            <w:tcBorders>
+              <w:top w:val="single" w:color="000000" w:sz="4" w:space="0"/>
+              <w:left w:val="single" w:color="000000" w:sz="4" w:space="0"/>
+              <w:bottom w:val="single" w:color="000000" w:sz="4" w:space="0"/>
+              <w:right w:val="single" w:color="000000" w:sz="4" w:space="0"/>
+            </w:tcBorders>
+            <w:vAlign w:val="center"/>
+          </w:tcPr>
+          <w:p>
+            <w:pPr>
+              <w:keepNext w:val="0"/>
+              <w:keepLines w:val="0"/>
+              <w:pageBreakBefore w:val="0"/>
+              <w:widowControl w:val="0"/>
+              <w:wordWrap/>
+              <w:overflowPunct/>
+              <w:bidi w:val="0"/>
+              <w:jc w:val="center"/>
+              <w:textAlignment w:val="center"/>
+              <w:rPr>
+                <w:rFonts w:hint="eastAsia" w:ascii="宋体" w:hAnsi="宋体" w:cs="宋体"/>
+                <w:sz w:val="16"/>
+                <w:szCs w:val="16"/>
+                <w:lang w:val="en-US" w:eastAsia="zh-CN"/>
+              </w:rPr>
+            </w:pPr>
+            <w:r>
+              <w:rPr>
+                <w:rFonts w:hint="eastAsia" w:ascii="宋体" w:hAnsi="宋体" w:cs="宋体"/>
+                <w:sz w:val="16"/>
+                <w:szCs w:val="16"/>
+                <w:lang w:val="en-US" w:eastAsia="zh-CN"/>
+              </w:rPr>
+              <w:t>0</w:t>
+            </w:r>
+          </w:p>
+        </w:tc>
+        <w:tc>
+          <w:tcPr>
+            <w:tcW w:w="1698" w:type="dxa"/>
             <w:tcBorders>
               <w:top w:val="single" w:color="000000" w:sz="4" w:space="0"/>
               <w:left w:val="single" w:color="000000" w:sz="4" w:space="0"/>
@@ -7627,7 +8171,47 @@
         </w:tc>
         <w:tc>
           <w:tcPr>
-            <w:tcW w:w="1189" w:type="dxa"/>
+            <w:tcW w:w="680" w:type="dxa"/>
+            <w:tcBorders>
+              <w:top w:val="single" w:color="000000" w:sz="4" w:space="0"/>
+              <w:left w:val="single" w:color="000000" w:sz="4" w:space="0"/>
+              <w:bottom w:val="single" w:color="000000" w:sz="4" w:space="0"/>
+              <w:right w:val="single" w:color="000000" w:sz="4" w:space="0"/>
+            </w:tcBorders>
+            <w:vAlign w:val="center"/>
+          </w:tcPr>
+          <w:p>
+            <w:pPr>
+              <w:keepNext w:val="0"/>
+              <w:keepLines w:val="0"/>
+              <w:pageBreakBefore w:val="0"/>
+              <w:widowControl w:val="0"/>
+              <w:wordWrap/>
+              <w:overflowPunct/>
+              <w:bidi w:val="0"/>
+              <w:jc w:val="center"/>
+              <w:textAlignment w:val="center"/>
+              <w:rPr>
+                <w:rFonts w:hint="eastAsia" w:ascii="宋体" w:hAnsi="宋体" w:cs="宋体"/>
+                <w:sz w:val="16"/>
+                <w:szCs w:val="16"/>
+                <w:lang w:eastAsia="zh-CN"/>
+              </w:rPr>
+            </w:pPr>
+            <w:r>
+              <w:rPr>
+                <w:rFonts w:hint="eastAsia" w:ascii="宋体" w:hAnsi="宋体" w:cs="宋体"/>
+                <w:sz w:val="16"/>
+                <w:szCs w:val="16"/>
+                <w:lang w:val="en-US" w:eastAsia="zh-CN"/>
+              </w:rPr>
+              <w:t>0</w:t>
+            </w:r>
+          </w:p>
+        </w:tc>
+        <w:tc>
+          <w:tcPr>
+            <w:tcW w:w="1698" w:type="dxa"/>
             <w:tcBorders>
               <w:top w:val="single" w:color="000000" w:sz="4" w:space="0"/>
               <w:left w:val="single" w:color="000000" w:sz="4" w:space="0"/>
@@ -7850,7 +8434,47 @@
         </w:tc>
         <w:tc>
           <w:tcPr>
-            <w:tcW w:w="1189" w:type="dxa"/>
+            <w:tcW w:w="680" w:type="dxa"/>
+            <w:tcBorders>
+              <w:top w:val="single" w:color="000000" w:sz="4" w:space="0"/>
+              <w:left w:val="single" w:color="000000" w:sz="4" w:space="0"/>
+              <w:bottom w:val="single" w:color="000000" w:sz="4" w:space="0"/>
+              <w:right w:val="single" w:color="000000" w:sz="4" w:space="0"/>
+            </w:tcBorders>
+            <w:vAlign w:val="center"/>
+          </w:tcPr>
+          <w:p>
+            <w:pPr>
+              <w:keepNext w:val="0"/>
+              <w:keepLines w:val="0"/>
+              <w:pageBreakBefore w:val="0"/>
+              <w:widowControl w:val="0"/>
+              <w:wordWrap/>
+              <w:overflowPunct/>
+              <w:bidi w:val="0"/>
+              <w:jc w:val="center"/>
+              <w:textAlignment w:val="center"/>
+              <w:rPr>
+                <w:rFonts w:hint="eastAsia" w:ascii="宋体" w:hAnsi="宋体" w:cs="宋体"/>
+                <w:sz w:val="16"/>
+                <w:szCs w:val="16"/>
+                <w:lang w:val="en-US" w:eastAsia="zh-CN"/>
+              </w:rPr>
+            </w:pPr>
+            <w:r>
+              <w:rPr>
+                <w:rFonts w:hint="eastAsia" w:ascii="宋体" w:hAnsi="宋体" w:cs="宋体"/>
+                <w:sz w:val="16"/>
+                <w:szCs w:val="16"/>
+                <w:lang w:val="en-US" w:eastAsia="zh-CN"/>
+              </w:rPr>
+              <w:t>0</w:t>
+            </w:r>
+          </w:p>
+        </w:tc>
+        <w:tc>
+          <w:tcPr>
+            <w:tcW w:w="1698" w:type="dxa"/>
             <w:tcBorders>
               <w:top w:val="single" w:color="000000" w:sz="4" w:space="0"/>
               <w:left w:val="single" w:color="000000" w:sz="4" w:space="0"/>
@@ -8071,7 +8695,47 @@
         </w:tc>
         <w:tc>
           <w:tcPr>
-            <w:tcW w:w="1189" w:type="dxa"/>
+            <w:tcW w:w="680" w:type="dxa"/>
+            <w:tcBorders>
+              <w:top w:val="single" w:color="000000" w:sz="4" w:space="0"/>
+              <w:left w:val="single" w:color="000000" w:sz="4" w:space="0"/>
+              <w:bottom w:val="single" w:color="000000" w:sz="4" w:space="0"/>
+              <w:right w:val="single" w:color="000000" w:sz="4" w:space="0"/>
+            </w:tcBorders>
+            <w:vAlign w:val="center"/>
+          </w:tcPr>
+          <w:p>
+            <w:pPr>
+              <w:keepNext w:val="0"/>
+              <w:keepLines w:val="0"/>
+              <w:pageBreakBefore w:val="0"/>
+              <w:widowControl w:val="0"/>
+              <w:wordWrap/>
+              <w:overflowPunct/>
+              <w:bidi w:val="0"/>
+              <w:jc w:val="center"/>
+              <w:textAlignment w:val="center"/>
+              <w:rPr>
+                <w:rFonts w:hint="eastAsia" w:ascii="宋体" w:hAnsi="宋体" w:cs="宋体"/>
+                <w:sz w:val="16"/>
+                <w:szCs w:val="16"/>
+                <w:lang w:val="en-US" w:eastAsia="zh-CN"/>
+              </w:rPr>
+            </w:pPr>
+            <w:r>
+              <w:rPr>
+                <w:rFonts w:hint="eastAsia" w:ascii="宋体" w:hAnsi="宋体" w:cs="宋体"/>
+                <w:sz w:val="16"/>
+                <w:szCs w:val="16"/>
+                <w:lang w:val="en-US" w:eastAsia="zh-CN"/>
+              </w:rPr>
+              <w:t>0</w:t>
+            </w:r>
+          </w:p>
+        </w:tc>
+        <w:tc>
+          <w:tcPr>
+            <w:tcW w:w="1698" w:type="dxa"/>
             <w:tcBorders>
               <w:top w:val="single" w:color="000000" w:sz="4" w:space="0"/>
               <w:left w:val="single" w:color="000000" w:sz="4" w:space="0"/>
@@ -8291,7 +8955,47 @@
         </w:tc>
         <w:tc>
           <w:tcPr>
-            <w:tcW w:w="1189" w:type="dxa"/>
+            <w:tcW w:w="680" w:type="dxa"/>
+            <w:tcBorders>
+              <w:top w:val="single" w:color="000000" w:sz="4" w:space="0"/>
+              <w:left w:val="single" w:color="000000" w:sz="4" w:space="0"/>
+              <w:bottom w:val="single" w:color="000000" w:sz="4" w:space="0"/>
+              <w:right w:val="single" w:color="000000" w:sz="4" w:space="0"/>
+            </w:tcBorders>
+            <w:vAlign w:val="center"/>
+          </w:tcPr>
+          <w:p>
+            <w:pPr>
+              <w:keepNext w:val="0"/>
+              <w:keepLines w:val="0"/>
+              <w:pageBreakBefore w:val="0"/>
+              <w:widowControl w:val="0"/>
+              <w:wordWrap/>
+              <w:overflowPunct/>
+              <w:bidi w:val="0"/>
+              <w:jc w:val="center"/>
+              <w:textAlignment w:val="center"/>
+              <w:rPr>
+                <w:rFonts w:hint="default" w:ascii="宋体" w:hAnsi="宋体" w:cs="宋体"/>
+                <w:sz w:val="16"/>
+                <w:szCs w:val="16"/>
+                <w:lang w:val="en-US" w:eastAsia="zh-CN"/>
+              </w:rPr>
+            </w:pPr>
+            <w:r>
+              <w:rPr>
+                <w:rFonts w:hint="eastAsia" w:ascii="宋体" w:hAnsi="宋体" w:cs="宋体"/>
+                <w:sz w:val="16"/>
+                <w:szCs w:val="16"/>
+                <w:lang w:val="en-US" w:eastAsia="zh-CN"/>
+              </w:rPr>
+              <w:t>5000</w:t>
+            </w:r>
+          </w:p>
+        </w:tc>
+        <w:tc>
+          <w:tcPr>
+            <w:tcW w:w="1698" w:type="dxa"/>
             <w:tcBorders>
               <w:top w:val="single" w:color="000000" w:sz="4" w:space="0"/>
               <w:left w:val="single" w:color="000000" w:sz="4" w:space="0"/>
@@ -8522,7 +9226,47 @@
         </w:tc>
         <w:tc>
           <w:tcPr>
-            <w:tcW w:w="1189" w:type="dxa"/>
+            <w:tcW w:w="680" w:type="dxa"/>
+            <w:tcBorders>
+              <w:top w:val="single" w:color="000000" w:sz="4" w:space="0"/>
+              <w:left w:val="single" w:color="000000" w:sz="4" w:space="0"/>
+              <w:bottom w:val="single" w:color="000000" w:sz="4" w:space="0"/>
+              <w:right w:val="single" w:color="000000" w:sz="4" w:space="0"/>
+            </w:tcBorders>
+            <w:vAlign w:val="center"/>
+          </w:tcPr>
+          <w:p>
+            <w:pPr>
+              <w:keepNext w:val="0"/>
+              <w:keepLines w:val="0"/>
+              <w:pageBreakBefore w:val="0"/>
+              <w:widowControl w:val="0"/>
+              <w:wordWrap/>
+              <w:overflowPunct/>
+              <w:bidi w:val="0"/>
+              <w:jc w:val="center"/>
+              <w:textAlignment w:val="center"/>
+              <w:rPr>
+                <w:rFonts w:hint="eastAsia" w:ascii="宋体" w:hAnsi="宋体" w:cs="宋体"/>
+                <w:sz w:val="16"/>
+                <w:szCs w:val="16"/>
+                <w:lang w:val="en-US" w:eastAsia="zh-CN"/>
+              </w:rPr>
+            </w:pPr>
+            <w:r>
+              <w:rPr>
+                <w:rFonts w:hint="eastAsia" w:ascii="宋体" w:hAnsi="宋体" w:cs="宋体"/>
+                <w:sz w:val="16"/>
+                <w:szCs w:val="16"/>
+                <w:lang w:val="en-US" w:eastAsia="zh-CN"/>
+              </w:rPr>
+              <w:t>0</w:t>
+            </w:r>
+          </w:p>
+        </w:tc>
+        <w:tc>
+          <w:tcPr>
+            <w:tcW w:w="1698" w:type="dxa"/>
             <w:tcBorders>
               <w:top w:val="single" w:color="000000" w:sz="4" w:space="0"/>
               <w:left w:val="single" w:color="000000" w:sz="4" w:space="0"/>
@@ -8745,7 +9489,47 @@
         </w:tc>
         <w:tc>
           <w:tcPr>
-            <w:tcW w:w="1189" w:type="dxa"/>
+            <w:tcW w:w="680" w:type="dxa"/>
+            <w:tcBorders>
+              <w:top w:val="single" w:color="000000" w:sz="4" w:space="0"/>
+              <w:left w:val="single" w:color="000000" w:sz="4" w:space="0"/>
+              <w:bottom w:val="single" w:color="000000" w:sz="4" w:space="0"/>
+              <w:right w:val="single" w:color="000000" w:sz="4" w:space="0"/>
+            </w:tcBorders>
+            <w:vAlign w:val="center"/>
+          </w:tcPr>
+          <w:p>
+            <w:pPr>
+              <w:keepNext w:val="0"/>
+              <w:keepLines w:val="0"/>
+              <w:pageBreakBefore w:val="0"/>
+              <w:widowControl w:val="0"/>
+              <w:wordWrap/>
+              <w:overflowPunct/>
+              <w:bidi w:val="0"/>
+              <w:jc w:val="center"/>
+              <w:textAlignment w:val="center"/>
+              <w:rPr>
+                <w:rFonts w:hint="eastAsia" w:ascii="宋体" w:hAnsi="宋体" w:cs="宋体"/>
+                <w:sz w:val="16"/>
+                <w:szCs w:val="16"/>
+                <w:lang w:val="en-US" w:eastAsia="zh-CN"/>
+              </w:rPr>
+            </w:pPr>
+            <w:r>
+              <w:rPr>
+                <w:rFonts w:hint="eastAsia" w:ascii="宋体" w:hAnsi="宋体" w:cs="宋体"/>
+                <w:sz w:val="16"/>
+                <w:szCs w:val="16"/>
+                <w:lang w:val="en-US" w:eastAsia="zh-CN"/>
+              </w:rPr>
+              <w:t>0</w:t>
+            </w:r>
+          </w:p>
+        </w:tc>
+        <w:tc>
+          <w:tcPr>
+            <w:tcW w:w="1698" w:type="dxa"/>
             <w:tcBorders>
               <w:top w:val="single" w:color="000000" w:sz="4" w:space="0"/>
               <w:left w:val="single" w:color="000000" w:sz="4" w:space="0"/>
@@ -8967,7 +9751,47 @@
         </w:tc>
         <w:tc>
           <w:tcPr>
-            <w:tcW w:w="1189" w:type="dxa"/>
+            <w:tcW w:w="680" w:type="dxa"/>
+            <w:tcBorders>
+              <w:top w:val="single" w:color="000000" w:sz="4" w:space="0"/>
+              <w:left w:val="single" w:color="000000" w:sz="4" w:space="0"/>
+              <w:bottom w:val="single" w:color="000000" w:sz="4" w:space="0"/>
+              <w:right w:val="single" w:color="000000" w:sz="4" w:space="0"/>
+            </w:tcBorders>
+            <w:vAlign w:val="center"/>
+          </w:tcPr>
+          <w:p>
+            <w:pPr>
+              <w:keepNext w:val="0"/>
+              <w:keepLines w:val="0"/>
+              <w:pageBreakBefore w:val="0"/>
+              <w:widowControl w:val="0"/>
+              <w:wordWrap/>
+              <w:overflowPunct/>
+              <w:bidi w:val="0"/>
+              <w:jc w:val="center"/>
+              <w:textAlignment w:val="center"/>
+              <w:rPr>
+                <w:rFonts w:hint="eastAsia" w:ascii="宋体" w:hAnsi="宋体" w:cs="宋体"/>
+                <w:sz w:val="16"/>
+                <w:szCs w:val="16"/>
+                <w:lang w:val="en-US" w:eastAsia="zh-CN"/>
+              </w:rPr>
+            </w:pPr>
+            <w:r>
+              <w:rPr>
+                <w:rFonts w:hint="eastAsia" w:ascii="宋体" w:hAnsi="宋体" w:cs="宋体"/>
+                <w:sz w:val="16"/>
+                <w:szCs w:val="16"/>
+                <w:lang w:val="en-US" w:eastAsia="zh-CN"/>
+              </w:rPr>
+              <w:t>0</w:t>
+            </w:r>
+          </w:p>
+        </w:tc>
+        <w:tc>
+          <w:tcPr>
+            <w:tcW w:w="1698" w:type="dxa"/>
             <w:tcBorders>
               <w:top w:val="single" w:color="000000" w:sz="4" w:space="0"/>
               <w:left w:val="single" w:color="000000" w:sz="4" w:space="0"/>
@@ -9187,7 +10011,47 @@
         </w:tc>
         <w:tc>
           <w:tcPr>
-            <w:tcW w:w="1189" w:type="dxa"/>
+            <w:tcW w:w="680" w:type="dxa"/>
+            <w:tcBorders>
+              <w:top w:val="single" w:color="000000" w:sz="4" w:space="0"/>
+              <w:left w:val="single" w:color="000000" w:sz="4" w:space="0"/>
+              <w:bottom w:val="single" w:color="000000" w:sz="4" w:space="0"/>
+              <w:right w:val="single" w:color="000000" w:sz="4" w:space="0"/>
+            </w:tcBorders>
+            <w:vAlign w:val="center"/>
+          </w:tcPr>
+          <w:p>
+            <w:pPr>
+              <w:keepNext w:val="0"/>
+              <w:keepLines w:val="0"/>
+              <w:pageBreakBefore w:val="0"/>
+              <w:widowControl w:val="0"/>
+              <w:wordWrap/>
+              <w:overflowPunct/>
+              <w:bidi w:val="0"/>
+              <w:jc w:val="center"/>
+              <w:textAlignment w:val="center"/>
+              <w:rPr>
+                <w:rFonts w:hint="eastAsia" w:ascii="宋体" w:hAnsi="宋体" w:cs="宋体"/>
+                <w:sz w:val="16"/>
+                <w:szCs w:val="16"/>
+                <w:lang w:val="en-US" w:eastAsia="zh-CN"/>
+              </w:rPr>
+            </w:pPr>
+            <w:r>
+              <w:rPr>
+                <w:rFonts w:hint="eastAsia" w:ascii="宋体" w:hAnsi="宋体" w:cs="宋体"/>
+                <w:sz w:val="16"/>
+                <w:szCs w:val="16"/>
+                <w:lang w:val="en-US" w:eastAsia="zh-CN"/>
+              </w:rPr>
+              <w:t>0</w:t>
+            </w:r>
+          </w:p>
+        </w:tc>
+        <w:tc>
+          <w:tcPr>
+            <w:tcW w:w="1698" w:type="dxa"/>
             <w:tcBorders>
               <w:top w:val="single" w:color="000000" w:sz="4" w:space="0"/>
               <w:left w:val="single" w:color="000000" w:sz="4" w:space="0"/>
@@ -9421,7 +10285,47 @@
         </w:tc>
         <w:tc>
           <w:tcPr>
-            <w:tcW w:w="1189" w:type="dxa"/>
+            <w:tcW w:w="680" w:type="dxa"/>
+            <w:tcBorders>
+              <w:top w:val="single" w:color="000000" w:sz="4" w:space="0"/>
+              <w:left w:val="single" w:color="000000" w:sz="4" w:space="0"/>
+              <w:bottom w:val="single" w:color="000000" w:sz="4" w:space="0"/>
+              <w:right w:val="single" w:color="000000" w:sz="4" w:space="0"/>
+            </w:tcBorders>
+            <w:vAlign w:val="center"/>
+          </w:tcPr>
+          <w:p>
+            <w:pPr>
+              <w:keepNext w:val="0"/>
+              <w:keepLines w:val="0"/>
+              <w:pageBreakBefore w:val="0"/>
+              <w:widowControl w:val="0"/>
+              <w:wordWrap/>
+              <w:overflowPunct/>
+              <w:bidi w:val="0"/>
+              <w:jc w:val="center"/>
+              <w:textAlignment w:val="center"/>
+              <w:rPr>
+                <w:rFonts w:hint="eastAsia" w:ascii="宋体" w:hAnsi="宋体" w:cs="宋体"/>
+                <w:sz w:val="16"/>
+                <w:szCs w:val="16"/>
+                <w:lang w:val="en-US" w:eastAsia="zh-CN"/>
+              </w:rPr>
+            </w:pPr>
+            <w:r>
+              <w:rPr>
+                <w:rFonts w:hint="eastAsia" w:ascii="宋体" w:hAnsi="宋体" w:cs="宋体"/>
+                <w:sz w:val="16"/>
+                <w:szCs w:val="16"/>
+                <w:lang w:val="en-US" w:eastAsia="zh-CN"/>
+              </w:rPr>
+              <w:t>0</w:t>
+            </w:r>
+          </w:p>
+        </w:tc>
+        <w:tc>
+          <w:tcPr>
+            <w:tcW w:w="1698" w:type="dxa"/>
             <w:tcBorders>
               <w:top w:val="single" w:color="000000" w:sz="4" w:space="0"/>
               <w:left w:val="single" w:color="000000" w:sz="4" w:space="0"/>
@@ -9653,7 +10557,47 @@
         </w:tc>
         <w:tc>
           <w:tcPr>
-            <w:tcW w:w="1189" w:type="dxa"/>
+            <w:tcW w:w="680" w:type="dxa"/>
+            <w:tcBorders>
+              <w:top w:val="single" w:color="000000" w:sz="4" w:space="0"/>
+              <w:left w:val="single" w:color="000000" w:sz="4" w:space="0"/>
+              <w:bottom w:val="single" w:color="000000" w:sz="4" w:space="0"/>
+              <w:right w:val="single" w:color="000000" w:sz="4" w:space="0"/>
+            </w:tcBorders>
+            <w:vAlign w:val="center"/>
+          </w:tcPr>
+          <w:p>
+            <w:pPr>
+              <w:keepNext w:val="0"/>
+              <w:keepLines w:val="0"/>
+              <w:pageBreakBefore w:val="0"/>
+              <w:widowControl w:val="0"/>
+              <w:wordWrap/>
+              <w:overflowPunct/>
+              <w:bidi w:val="0"/>
+              <w:jc w:val="center"/>
+              <w:textAlignment w:val="center"/>
+              <w:rPr>
+                <w:rFonts w:hint="eastAsia" w:ascii="宋体" w:hAnsi="宋体" w:cs="宋体"/>
+                <w:sz w:val="16"/>
+                <w:szCs w:val="16"/>
+                <w:lang w:val="en-US" w:eastAsia="zh-CN"/>
+              </w:rPr>
+            </w:pPr>
+            <w:r>
+              <w:rPr>
+                <w:rFonts w:hint="eastAsia" w:ascii="宋体" w:hAnsi="宋体" w:cs="宋体"/>
+                <w:sz w:val="16"/>
+                <w:szCs w:val="16"/>
+                <w:lang w:val="en-US" w:eastAsia="zh-CN"/>
+              </w:rPr>
+              <w:t>0</w:t>
+            </w:r>
+          </w:p>
+        </w:tc>
+        <w:tc>
+          <w:tcPr>
+            <w:tcW w:w="1698" w:type="dxa"/>
             <w:tcBorders>
               <w:top w:val="single" w:color="000000" w:sz="4" w:space="0"/>
               <w:left w:val="single" w:color="000000" w:sz="4" w:space="0"/>
@@ -9875,7 +10819,47 @@
         </w:tc>
         <w:tc>
           <w:tcPr>
-            <w:tcW w:w="1189" w:type="dxa"/>
+            <w:tcW w:w="680" w:type="dxa"/>
+            <w:tcBorders>
+              <w:top w:val="single" w:color="000000" w:sz="4" w:space="0"/>
+              <w:left w:val="single" w:color="000000" w:sz="4" w:space="0"/>
+              <w:bottom w:val="single" w:color="000000" w:sz="4" w:space="0"/>
+              <w:right w:val="single" w:color="000000" w:sz="4" w:space="0"/>
+            </w:tcBorders>
+            <w:vAlign w:val="center"/>
+          </w:tcPr>
+          <w:p>
+            <w:pPr>
+              <w:keepNext w:val="0"/>
+              <w:keepLines w:val="0"/>
+              <w:pageBreakBefore w:val="0"/>
+              <w:widowControl w:val="0"/>
+              <w:wordWrap/>
+              <w:overflowPunct/>
+              <w:bidi w:val="0"/>
+              <w:jc w:val="center"/>
+              <w:textAlignment w:val="center"/>
+              <w:rPr>
+                <w:rFonts w:hint="eastAsia" w:ascii="宋体" w:hAnsi="宋体" w:cs="宋体"/>
+                <w:sz w:val="16"/>
+                <w:szCs w:val="16"/>
+                <w:lang w:val="en-US" w:eastAsia="zh-CN"/>
+              </w:rPr>
+            </w:pPr>
+            <w:r>
+              <w:rPr>
+                <w:rFonts w:hint="eastAsia" w:ascii="宋体" w:hAnsi="宋体" w:cs="宋体"/>
+                <w:sz w:val="16"/>
+                <w:szCs w:val="16"/>
+                <w:lang w:val="en-US" w:eastAsia="zh-CN"/>
+              </w:rPr>
+              <w:t>0</w:t>
+            </w:r>
+          </w:p>
+        </w:tc>
+        <w:tc>
+          <w:tcPr>
+            <w:tcW w:w="1698" w:type="dxa"/>
             <w:tcBorders>
               <w:top w:val="single" w:color="000000" w:sz="4" w:space="0"/>
               <w:left w:val="single" w:color="000000" w:sz="4" w:space="0"/>
@@ -10095,7 +11079,47 @@
         </w:tc>
         <w:tc>
           <w:tcPr>
-            <w:tcW w:w="1189" w:type="dxa"/>
+            <w:tcW w:w="680" w:type="dxa"/>
+            <w:tcBorders>
+              <w:top w:val="single" w:color="000000" w:sz="4" w:space="0"/>
+              <w:left w:val="single" w:color="000000" w:sz="4" w:space="0"/>
+              <w:bottom w:val="single" w:color="000000" w:sz="4" w:space="0"/>
+              <w:right w:val="single" w:color="000000" w:sz="4" w:space="0"/>
+            </w:tcBorders>
+            <w:vAlign w:val="center"/>
+          </w:tcPr>
+          <w:p>
+            <w:pPr>
+              <w:keepNext w:val="0"/>
+              <w:keepLines w:val="0"/>
+              <w:pageBreakBefore w:val="0"/>
+              <w:widowControl w:val="0"/>
+              <w:wordWrap/>
+              <w:overflowPunct/>
+              <w:bidi w:val="0"/>
+              <w:jc w:val="center"/>
+              <w:textAlignment w:val="center"/>
+              <w:rPr>
+                <w:rFonts w:hint="eastAsia" w:ascii="宋体" w:hAnsi="宋体" w:cs="宋体"/>
+                <w:sz w:val="16"/>
+                <w:szCs w:val="16"/>
+                <w:lang w:eastAsia="zh-CN"/>
+              </w:rPr>
+            </w:pPr>
+            <w:r>
+              <w:rPr>
+                <w:rFonts w:hint="eastAsia" w:ascii="宋体" w:hAnsi="宋体" w:cs="宋体"/>
+                <w:sz w:val="16"/>
+                <w:szCs w:val="16"/>
+                <w:lang w:val="en-US" w:eastAsia="zh-CN"/>
+              </w:rPr>
+              <w:t>0</w:t>
+            </w:r>
+          </w:p>
+        </w:tc>
+        <w:tc>
+          <w:tcPr>
+            <w:tcW w:w="1698" w:type="dxa"/>
             <w:tcBorders>
               <w:top w:val="single" w:color="000000" w:sz="4" w:space="0"/>
               <w:left w:val="single" w:color="000000" w:sz="4" w:space="0"/>
@@ -10315,7 +11339,47 @@
         </w:tc>
         <w:tc>
           <w:tcPr>
-            <w:tcW w:w="1189" w:type="dxa"/>
+            <w:tcW w:w="680" w:type="dxa"/>
+            <w:tcBorders>
+              <w:top w:val="single" w:color="000000" w:sz="4" w:space="0"/>
+              <w:left w:val="single" w:color="000000" w:sz="4" w:space="0"/>
+              <w:bottom w:val="single" w:color="000000" w:sz="4" w:space="0"/>
+              <w:right w:val="single" w:color="000000" w:sz="4" w:space="0"/>
+            </w:tcBorders>
+            <w:vAlign w:val="center"/>
+          </w:tcPr>
+          <w:p>
+            <w:pPr>
+              <w:keepNext w:val="0"/>
+              <w:keepLines w:val="0"/>
+              <w:pageBreakBefore w:val="0"/>
+              <w:widowControl w:val="0"/>
+              <w:wordWrap/>
+              <w:overflowPunct/>
+              <w:bidi w:val="0"/>
+              <w:jc w:val="center"/>
+              <w:textAlignment w:val="center"/>
+              <w:rPr>
+                <w:rFonts w:hint="eastAsia" w:ascii="宋体" w:hAnsi="宋体" w:cs="宋体"/>
+                <w:sz w:val="16"/>
+                <w:szCs w:val="16"/>
+                <w:lang w:val="en-US" w:eastAsia="zh-CN"/>
+              </w:rPr>
+            </w:pPr>
+            <w:r>
+              <w:rPr>
+                <w:rFonts w:hint="eastAsia" w:ascii="宋体" w:hAnsi="宋体" w:cs="宋体"/>
+                <w:sz w:val="16"/>
+                <w:szCs w:val="16"/>
+                <w:lang w:val="en-US" w:eastAsia="zh-CN"/>
+              </w:rPr>
+              <w:t>0</w:t>
+            </w:r>
+          </w:p>
+        </w:tc>
+        <w:tc>
+          <w:tcPr>
+            <w:tcW w:w="1698" w:type="dxa"/>
             <w:tcBorders>
               <w:top w:val="single" w:color="000000" w:sz="4" w:space="0"/>
               <w:left w:val="single" w:color="000000" w:sz="4" w:space="0"/>
@@ -10536,7 +11600,47 @@
         </w:tc>
         <w:tc>
           <w:tcPr>
-            <w:tcW w:w="1189" w:type="dxa"/>
+            <w:tcW w:w="680" w:type="dxa"/>
+            <w:tcBorders>
+              <w:top w:val="single" w:color="000000" w:sz="4" w:space="0"/>
+              <w:left w:val="single" w:color="000000" w:sz="4" w:space="0"/>
+              <w:bottom w:val="single" w:color="000000" w:sz="4" w:space="0"/>
+              <w:right w:val="single" w:color="000000" w:sz="4" w:space="0"/>
+            </w:tcBorders>
+            <w:vAlign w:val="center"/>
+          </w:tcPr>
+          <w:p>
+            <w:pPr>
+              <w:keepNext w:val="0"/>
+              <w:keepLines w:val="0"/>
+              <w:pageBreakBefore w:val="0"/>
+              <w:widowControl w:val="0"/>
+              <w:wordWrap/>
+              <w:overflowPunct/>
+              <w:bidi w:val="0"/>
+              <w:jc w:val="center"/>
+              <w:textAlignment w:val="center"/>
+              <w:rPr>
+                <w:rFonts w:hint="eastAsia" w:ascii="宋体" w:hAnsi="宋体" w:cs="宋体"/>
+                <w:sz w:val="16"/>
+                <w:szCs w:val="16"/>
+                <w:lang w:val="en-US" w:eastAsia="zh-CN"/>
+              </w:rPr>
+            </w:pPr>
+            <w:r>
+              <w:rPr>
+                <w:rFonts w:hint="eastAsia" w:ascii="宋体" w:hAnsi="宋体" w:cs="宋体"/>
+                <w:sz w:val="16"/>
+                <w:szCs w:val="16"/>
+                <w:lang w:val="en-US" w:eastAsia="zh-CN"/>
+              </w:rPr>
+              <w:t>0</w:t>
+            </w:r>
+          </w:p>
+        </w:tc>
+        <w:tc>
+          <w:tcPr>
+            <w:tcW w:w="1698" w:type="dxa"/>
             <w:tcBorders>
               <w:top w:val="single" w:color="000000" w:sz="4" w:space="0"/>
               <w:left w:val="single" w:color="000000" w:sz="4" w:space="0"/>
@@ -10765,7 +11869,47 @@
         </w:tc>
         <w:tc>
           <w:tcPr>
-            <w:tcW w:w="1189" w:type="dxa"/>
+            <w:tcW w:w="680" w:type="dxa"/>
+            <w:tcBorders>
+              <w:top w:val="single" w:color="000000" w:sz="4" w:space="0"/>
+              <w:left w:val="single" w:color="000000" w:sz="4" w:space="0"/>
+              <w:bottom w:val="single" w:color="000000" w:sz="4" w:space="0"/>
+              <w:right w:val="single" w:color="000000" w:sz="4" w:space="0"/>
+            </w:tcBorders>
+            <w:vAlign w:val="center"/>
+          </w:tcPr>
+          <w:p>
+            <w:pPr>
+              <w:keepNext w:val="0"/>
+              <w:keepLines w:val="0"/>
+              <w:pageBreakBefore w:val="0"/>
+              <w:widowControl w:val="0"/>
+              <w:wordWrap/>
+              <w:overflowPunct/>
+              <w:bidi w:val="0"/>
+              <w:jc w:val="center"/>
+              <w:textAlignment w:val="center"/>
+              <w:rPr>
+                <w:rFonts w:hint="eastAsia" w:ascii="宋体" w:hAnsi="宋体" w:cs="宋体"/>
+                <w:sz w:val="16"/>
+                <w:szCs w:val="16"/>
+                <w:lang w:val="en-US" w:eastAsia="zh-CN"/>
+              </w:rPr>
+            </w:pPr>
+            <w:r>
+              <w:rPr>
+                <w:rFonts w:hint="eastAsia" w:ascii="宋体" w:hAnsi="宋体" w:cs="宋体"/>
+                <w:sz w:val="16"/>
+                <w:szCs w:val="16"/>
+                <w:lang w:val="en-US" w:eastAsia="zh-CN"/>
+              </w:rPr>
+              <w:t>0</w:t>
+            </w:r>
+          </w:p>
+        </w:tc>
+        <w:tc>
+          <w:tcPr>
+            <w:tcW w:w="1698" w:type="dxa"/>
             <w:tcBorders>
               <w:top w:val="single" w:color="000000" w:sz="4" w:space="0"/>
               <w:left w:val="single" w:color="000000" w:sz="4" w:space="0"/>
@@ -10984,7 +12128,47 @@
         </w:tc>
         <w:tc>
           <w:tcPr>
-            <w:tcW w:w="1189" w:type="dxa"/>
+            <w:tcW w:w="680" w:type="dxa"/>
+            <w:tcBorders>
+              <w:top w:val="single" w:color="000000" w:sz="4" w:space="0"/>
+              <w:left w:val="single" w:color="000000" w:sz="4" w:space="0"/>
+              <w:bottom w:val="single" w:color="000000" w:sz="4" w:space="0"/>
+              <w:right w:val="single" w:color="000000" w:sz="4" w:space="0"/>
+            </w:tcBorders>
+            <w:vAlign w:val="center"/>
+          </w:tcPr>
+          <w:p>
+            <w:pPr>
+              <w:keepNext w:val="0"/>
+              <w:keepLines w:val="0"/>
+              <w:pageBreakBefore w:val="0"/>
+              <w:widowControl w:val="0"/>
+              <w:wordWrap/>
+              <w:overflowPunct/>
+              <w:bidi w:val="0"/>
+              <w:jc w:val="center"/>
+              <w:textAlignment w:val="center"/>
+              <w:rPr>
+                <w:rFonts w:hint="eastAsia" w:ascii="宋体" w:hAnsi="宋体" w:cs="宋体"/>
+                <w:sz w:val="16"/>
+                <w:szCs w:val="16"/>
+                <w:lang w:val="en-US" w:eastAsia="zh-CN"/>
+              </w:rPr>
+            </w:pPr>
+            <w:r>
+              <w:rPr>
+                <w:rFonts w:hint="eastAsia" w:ascii="宋体" w:hAnsi="宋体" w:cs="宋体"/>
+                <w:sz w:val="16"/>
+                <w:szCs w:val="16"/>
+                <w:lang w:val="en-US" w:eastAsia="zh-CN"/>
+              </w:rPr>
+              <w:t>0</w:t>
+            </w:r>
+          </w:p>
+        </w:tc>
+        <w:tc>
+          <w:tcPr>
+            <w:tcW w:w="1698" w:type="dxa"/>
             <w:tcBorders>
               <w:top w:val="single" w:color="000000" w:sz="4" w:space="0"/>
               <w:left w:val="single" w:color="000000" w:sz="4" w:space="0"/>
@@ -11206,7 +12390,47 @@
         </w:tc>
         <w:tc>
           <w:tcPr>
-            <w:tcW w:w="1189" w:type="dxa"/>
+            <w:tcW w:w="680" w:type="dxa"/>
+            <w:tcBorders>
+              <w:top w:val="single" w:color="000000" w:sz="4" w:space="0"/>
+              <w:left w:val="single" w:color="000000" w:sz="4" w:space="0"/>
+              <w:bottom w:val="single" w:color="000000" w:sz="4" w:space="0"/>
+              <w:right w:val="single" w:color="000000" w:sz="4" w:space="0"/>
+            </w:tcBorders>
+            <w:vAlign w:val="center"/>
+          </w:tcPr>
+          <w:p>
+            <w:pPr>
+              <w:keepNext w:val="0"/>
+              <w:keepLines w:val="0"/>
+              <w:pageBreakBefore w:val="0"/>
+              <w:widowControl w:val="0"/>
+              <w:wordWrap/>
+              <w:overflowPunct/>
+              <w:bidi w:val="0"/>
+              <w:jc w:val="center"/>
+              <w:textAlignment w:val="center"/>
+              <w:rPr>
+                <w:rFonts w:hint="eastAsia" w:ascii="宋体" w:hAnsi="宋体" w:cs="宋体"/>
+                <w:sz w:val="16"/>
+                <w:szCs w:val="16"/>
+                <w:lang w:val="en-US" w:eastAsia="zh-CN"/>
+              </w:rPr>
+            </w:pPr>
+            <w:r>
+              <w:rPr>
+                <w:rFonts w:hint="eastAsia" w:ascii="宋体" w:hAnsi="宋体" w:cs="宋体"/>
+                <w:sz w:val="16"/>
+                <w:szCs w:val="16"/>
+                <w:lang w:val="en-US" w:eastAsia="zh-CN"/>
+              </w:rPr>
+              <w:t>0</w:t>
+            </w:r>
+          </w:p>
+        </w:tc>
+        <w:tc>
+          <w:tcPr>
+            <w:tcW w:w="1698" w:type="dxa"/>
             <w:tcBorders>
               <w:top w:val="single" w:color="000000" w:sz="4" w:space="0"/>
               <w:left w:val="single" w:color="000000" w:sz="4" w:space="0"/>
@@ -11437,7 +12661,47 @@
         </w:tc>
         <w:tc>
           <w:tcPr>
-            <w:tcW w:w="1189" w:type="dxa"/>
+            <w:tcW w:w="680" w:type="dxa"/>
+            <w:tcBorders>
+              <w:top w:val="single" w:color="000000" w:sz="4" w:space="0"/>
+              <w:left w:val="single" w:color="000000" w:sz="4" w:space="0"/>
+              <w:bottom w:val="single" w:color="000000" w:sz="4" w:space="0"/>
+              <w:right w:val="single" w:color="000000" w:sz="4" w:space="0"/>
+            </w:tcBorders>
+            <w:vAlign w:val="center"/>
+          </w:tcPr>
+          <w:p>
+            <w:pPr>
+              <w:keepNext w:val="0"/>
+              <w:keepLines w:val="0"/>
+              <w:pageBreakBefore w:val="0"/>
+              <w:widowControl w:val="0"/>
+              <w:wordWrap/>
+              <w:overflowPunct/>
+              <w:bidi w:val="0"/>
+              <w:jc w:val="center"/>
+              <w:textAlignment w:val="center"/>
+              <w:rPr>
+                <w:rFonts w:hint="eastAsia" w:ascii="宋体" w:hAnsi="宋体" w:cs="宋体"/>
+                <w:sz w:val="16"/>
+                <w:szCs w:val="16"/>
+                <w:lang w:val="en-US" w:eastAsia="zh-CN"/>
+              </w:rPr>
+            </w:pPr>
+            <w:r>
+              <w:rPr>
+                <w:rFonts w:hint="eastAsia" w:ascii="宋体" w:hAnsi="宋体" w:cs="宋体"/>
+                <w:sz w:val="16"/>
+                <w:szCs w:val="16"/>
+                <w:lang w:val="en-US" w:eastAsia="zh-CN"/>
+              </w:rPr>
+              <w:t>0</w:t>
+            </w:r>
+          </w:p>
+        </w:tc>
+        <w:tc>
+          <w:tcPr>
+            <w:tcW w:w="1698" w:type="dxa"/>
             <w:tcBorders>
               <w:top w:val="single" w:color="000000" w:sz="4" w:space="0"/>
               <w:left w:val="single" w:color="000000" w:sz="4" w:space="0"/>
@@ -11668,7 +12932,47 @@
         </w:tc>
         <w:tc>
           <w:tcPr>
-            <w:tcW w:w="1189" w:type="dxa"/>
+            <w:tcW w:w="680" w:type="dxa"/>
+            <w:tcBorders>
+              <w:top w:val="single" w:color="000000" w:sz="4" w:space="0"/>
+              <w:left w:val="single" w:color="000000" w:sz="4" w:space="0"/>
+              <w:bottom w:val="single" w:color="000000" w:sz="4" w:space="0"/>
+              <w:right w:val="single" w:color="000000" w:sz="4" w:space="0"/>
+            </w:tcBorders>
+            <w:vAlign w:val="center"/>
+          </w:tcPr>
+          <w:p>
+            <w:pPr>
+              <w:keepNext w:val="0"/>
+              <w:keepLines w:val="0"/>
+              <w:pageBreakBefore w:val="0"/>
+              <w:widowControl w:val="0"/>
+              <w:wordWrap/>
+              <w:overflowPunct/>
+              <w:bidi w:val="0"/>
+              <w:jc w:val="center"/>
+              <w:textAlignment w:val="center"/>
+              <w:rPr>
+                <w:rFonts w:hint="eastAsia" w:ascii="宋体" w:hAnsi="宋体" w:cs="宋体"/>
+                <w:sz w:val="16"/>
+                <w:szCs w:val="16"/>
+                <w:lang w:val="en-US" w:eastAsia="zh-CN"/>
+              </w:rPr>
+            </w:pPr>
+            <w:r>
+              <w:rPr>
+                <w:rFonts w:hint="eastAsia" w:ascii="宋体" w:hAnsi="宋体" w:cs="宋体"/>
+                <w:sz w:val="16"/>
+                <w:szCs w:val="16"/>
+                <w:lang w:val="en-US" w:eastAsia="zh-CN"/>
+              </w:rPr>
+              <w:t>0</w:t>
+            </w:r>
+          </w:p>
+        </w:tc>
+        <w:tc>
+          <w:tcPr>
+            <w:tcW w:w="1698" w:type="dxa"/>
             <w:tcBorders>
               <w:top w:val="single" w:color="000000" w:sz="4" w:space="0"/>
               <w:left w:val="single" w:color="000000" w:sz="4" w:space="0"/>
@@ -11900,7 +13204,47 @@
         </w:tc>
         <w:tc>
           <w:tcPr>
-            <w:tcW w:w="1189" w:type="dxa"/>
+            <w:tcW w:w="680" w:type="dxa"/>
+            <w:tcBorders>
+              <w:top w:val="single" w:color="000000" w:sz="4" w:space="0"/>
+              <w:left w:val="single" w:color="000000" w:sz="4" w:space="0"/>
+              <w:bottom w:val="single" w:color="000000" w:sz="4" w:space="0"/>
+              <w:right w:val="single" w:color="000000" w:sz="4" w:space="0"/>
+            </w:tcBorders>
+            <w:vAlign w:val="center"/>
+          </w:tcPr>
+          <w:p>
+            <w:pPr>
+              <w:keepNext w:val="0"/>
+              <w:keepLines w:val="0"/>
+              <w:pageBreakBefore w:val="0"/>
+              <w:widowControl w:val="0"/>
+              <w:wordWrap/>
+              <w:overflowPunct/>
+              <w:bidi w:val="0"/>
+              <w:jc w:val="center"/>
+              <w:textAlignment w:val="center"/>
+              <w:rPr>
+                <w:rFonts w:hint="eastAsia" w:ascii="宋体" w:hAnsi="宋体" w:cs="宋体"/>
+                <w:sz w:val="16"/>
+                <w:szCs w:val="16"/>
+                <w:lang w:eastAsia="zh-CN"/>
+              </w:rPr>
+            </w:pPr>
+            <w:r>
+              <w:rPr>
+                <w:rFonts w:hint="eastAsia" w:ascii="宋体" w:hAnsi="宋体" w:cs="宋体"/>
+                <w:sz w:val="16"/>
+                <w:szCs w:val="16"/>
+                <w:lang w:val="en-US" w:eastAsia="zh-CN"/>
+              </w:rPr>
+              <w:t>0</w:t>
+            </w:r>
+          </w:p>
+        </w:tc>
+        <w:tc>
+          <w:tcPr>
+            <w:tcW w:w="1698" w:type="dxa"/>
             <w:tcBorders>
               <w:top w:val="single" w:color="000000" w:sz="4" w:space="0"/>
               <w:left w:val="single" w:color="000000" w:sz="4" w:space="0"/>
@@ -12123,7 +13467,47 @@
         </w:tc>
         <w:tc>
           <w:tcPr>
-            <w:tcW w:w="1189" w:type="dxa"/>
+            <w:tcW w:w="680" w:type="dxa"/>
+            <w:tcBorders>
+              <w:top w:val="single" w:color="000000" w:sz="4" w:space="0"/>
+              <w:left w:val="single" w:color="000000" w:sz="4" w:space="0"/>
+              <w:bottom w:val="single" w:color="000000" w:sz="4" w:space="0"/>
+              <w:right w:val="single" w:color="000000" w:sz="4" w:space="0"/>
+            </w:tcBorders>
+            <w:vAlign w:val="center"/>
+          </w:tcPr>
+          <w:p>
+            <w:pPr>
+              <w:keepNext w:val="0"/>
+              <w:keepLines w:val="0"/>
+              <w:pageBreakBefore w:val="0"/>
+              <w:widowControl w:val="0"/>
+              <w:wordWrap/>
+              <w:overflowPunct/>
+              <w:bidi w:val="0"/>
+              <w:jc w:val="center"/>
+              <w:textAlignment w:val="center"/>
+              <w:rPr>
+                <w:rFonts w:hint="eastAsia" w:ascii="宋体" w:hAnsi="宋体" w:cs="宋体"/>
+                <w:sz w:val="16"/>
+                <w:szCs w:val="16"/>
+                <w:lang w:val="en-US" w:eastAsia="zh-CN"/>
+              </w:rPr>
+            </w:pPr>
+            <w:r>
+              <w:rPr>
+                <w:rFonts w:hint="eastAsia" w:ascii="宋体" w:hAnsi="宋体" w:cs="宋体"/>
+                <w:sz w:val="16"/>
+                <w:szCs w:val="16"/>
+                <w:lang w:val="en-US" w:eastAsia="zh-CN"/>
+              </w:rPr>
+              <w:t>0</w:t>
+            </w:r>
+          </w:p>
+        </w:tc>
+        <w:tc>
+          <w:tcPr>
+            <w:tcW w:w="1698" w:type="dxa"/>
             <w:tcBorders>
               <w:top w:val="single" w:color="000000" w:sz="4" w:space="0"/>
               <w:left w:val="single" w:color="000000" w:sz="4" w:space="0"/>
@@ -12346,7 +13730,47 @@
         </w:tc>
         <w:tc>
           <w:tcPr>
-            <w:tcW w:w="1189" w:type="dxa"/>
+            <w:tcW w:w="680" w:type="dxa"/>
+            <w:tcBorders>
+              <w:top w:val="single" w:color="000000" w:sz="4" w:space="0"/>
+              <w:left w:val="single" w:color="000000" w:sz="4" w:space="0"/>
+              <w:bottom w:val="single" w:color="000000" w:sz="4" w:space="0"/>
+              <w:right w:val="single" w:color="000000" w:sz="4" w:space="0"/>
+            </w:tcBorders>
+            <w:vAlign w:val="center"/>
+          </w:tcPr>
+          <w:p>
+            <w:pPr>
+              <w:keepNext w:val="0"/>
+              <w:keepLines w:val="0"/>
+              <w:pageBreakBefore w:val="0"/>
+              <w:widowControl w:val="0"/>
+              <w:wordWrap/>
+              <w:overflowPunct/>
+              <w:bidi w:val="0"/>
+              <w:jc w:val="center"/>
+              <w:textAlignment w:val="center"/>
+              <w:rPr>
+                <w:rFonts w:hint="eastAsia" w:ascii="宋体" w:hAnsi="宋体" w:cs="宋体"/>
+                <w:sz w:val="16"/>
+                <w:szCs w:val="16"/>
+                <w:lang w:val="en-US" w:eastAsia="zh-CN"/>
+              </w:rPr>
+            </w:pPr>
+            <w:r>
+              <w:rPr>
+                <w:rFonts w:hint="eastAsia" w:ascii="宋体" w:hAnsi="宋体" w:cs="宋体"/>
+                <w:sz w:val="16"/>
+                <w:szCs w:val="16"/>
+                <w:lang w:val="en-US" w:eastAsia="zh-CN"/>
+              </w:rPr>
+              <w:t>0</w:t>
+            </w:r>
+          </w:p>
+        </w:tc>
+        <w:tc>
+          <w:tcPr>
+            <w:tcW w:w="1698" w:type="dxa"/>
             <w:tcBorders>
               <w:top w:val="single" w:color="000000" w:sz="4" w:space="0"/>
               <w:left w:val="single" w:color="000000" w:sz="4" w:space="0"/>
@@ -12390,6 +13814,1251 @@
                 <w:lang w:eastAsia="zh-CN"/>
               </w:rPr>
               <w:t>26年6月</w:t>
+            </w:r>
+          </w:p>
+        </w:tc>
+      </w:tr>
+      <w:bookmarkEnd w:id="28"/>
+    </w:tbl>
+    <w:p>
+      <w:pPr>
+        <w:pStyle w:val="31"/>
+        <w:keepNext w:val="0"/>
+        <w:keepLines w:val="0"/>
+        <w:pageBreakBefore w:val="0"/>
+        <w:widowControl w:val="0"/>
+        <w:wordWrap/>
+        <w:overflowPunct/>
+        <w:bidi w:val="0"/>
+        <w:rPr>
+          <w:lang w:eastAsia="zh-CN"/>
+        </w:rPr>
+      </w:pPr>
+      <w:bookmarkStart w:id="17" w:name="_Toc4121"/>
+      <w:bookmarkStart w:id="18" w:name="_Toc21816"/>
+      <w:r>
+        <w:t>人员</w:t>
+      </w:r>
+      <w:r>
+        <w:rPr>
+          <w:rFonts w:hint="eastAsia"/>
+          <w:lang w:eastAsia="zh-CN"/>
+        </w:rPr>
+        <w:t>招聘计划</w:t>
+      </w:r>
+      <w:bookmarkEnd w:id="17"/>
+    </w:p>
+    <w:p>
+      <w:pPr>
+        <w:pStyle w:val="30"/>
+        <w:keepNext w:val="0"/>
+        <w:keepLines w:val="0"/>
+        <w:pageBreakBefore w:val="0"/>
+        <w:widowControl w:val="0"/>
+        <w:wordWrap/>
+        <w:overflowPunct/>
+        <w:bidi w:val="0"/>
+        <w:ind w:firstLine="480"/>
+      </w:pPr>
+      <w:r>
+        <w:t>招聘工作由</w:t>
+      </w:r>
+      <w:r>
+        <w:rPr>
+          <w:rFonts w:hint="eastAsia"/>
+        </w:rPr>
+        <w:t>人力部</w:t>
+      </w:r>
+      <w:r>
+        <w:t>负责开展，根据公司年度经营计划和战略发展目标，以及</w:t>
+      </w:r>
+      <w:r>
+        <w:rPr>
+          <w:rFonts w:hint="eastAsia"/>
+        </w:rPr>
+        <w:t>研发部和运维部</w:t>
+      </w:r>
+      <w:r>
+        <w:t>人员定</w:t>
+      </w:r>
+      <w:r>
+        <w:rPr>
+          <w:rFonts w:hint="eastAsia" w:eastAsia="宋体"/>
+          <w:lang w:val="en-US" w:eastAsia="zh-CN"/>
+        </w:rPr>
+        <w:t>员和需求指标，需在2026年3月前全部招聘到位。每年度对人员招聘完成情况进行考核，要求招聘人员及时到岗率≥90%，计算方式为：年度招聘运维人员及时到岗总人数/年度招聘运维总人数*100%。招聘计划</w:t>
+      </w:r>
+      <w:r>
+        <w:rPr>
+          <w:rFonts w:hint="eastAsia"/>
+        </w:rPr>
+        <w:t>如表3-3所示。</w:t>
+      </w:r>
+    </w:p>
+    <w:p>
+      <w:pPr>
+        <w:keepNext w:val="0"/>
+        <w:keepLines w:val="0"/>
+        <w:pageBreakBefore w:val="0"/>
+        <w:widowControl w:val="0"/>
+        <w:wordWrap/>
+        <w:overflowPunct/>
+        <w:bidi w:val="0"/>
+        <w:rPr>
+          <w:lang w:eastAsia="zh-CN"/>
+        </w:rPr>
+      </w:pPr>
+      <w:r>
+        <w:rPr>
+          <w:rFonts w:hint="eastAsia"/>
+          <w:lang w:eastAsia="zh-CN"/>
+        </w:rPr>
+        <w:br w:type="page"/>
+      </w:r>
+    </w:p>
+    <w:p>
+      <w:pPr>
+        <w:pStyle w:val="44"/>
+        <w:keepNext w:val="0"/>
+        <w:keepLines w:val="0"/>
+        <w:pageBreakBefore w:val="0"/>
+        <w:widowControl w:val="0"/>
+        <w:wordWrap/>
+        <w:overflowPunct/>
+        <w:bidi w:val="0"/>
+        <w:jc w:val="center"/>
+      </w:pPr>
+      <w:r>
+        <w:rPr>
+          <w:rFonts w:hint="eastAsia"/>
+        </w:rPr>
+        <w:t xml:space="preserve">表 </w:t>
+      </w:r>
+      <w:r>
+        <w:fldChar w:fldCharType="begin"/>
+      </w:r>
+      <w:r>
+        <w:instrText xml:space="preserve">  </w:instrText>
+      </w:r>
+      <w:r>
+        <w:rPr>
+          <w:rFonts w:hint="eastAsia"/>
+        </w:rPr>
+        <w:instrText xml:space="preserve">S</w:instrText>
+      </w:r>
+      <w:r>
+        <w:instrText xml:space="preserve">TYLEREF "</w:instrText>
+      </w:r>
+      <w:r>
+        <w:rPr>
+          <w:rFonts w:hint="eastAsia"/>
+        </w:rPr>
+        <w:instrText xml:space="preserve">柴_标题1</w:instrText>
+      </w:r>
+      <w:r>
+        <w:instrText xml:space="preserve">" \n \* Charformat</w:instrText>
+      </w:r>
+      <w:r>
+        <w:fldChar w:fldCharType="separate"/>
+      </w:r>
+      <w:r>
+        <w:rPr>
+          <w:rFonts w:hint="eastAsia"/>
+        </w:rPr>
+        <w:t>3</w:t>
+      </w:r>
+      <w:r>
+        <w:fldChar w:fldCharType="end"/>
+      </w:r>
+      <w:r>
+        <w:rPr>
+          <w:rFonts w:hint="eastAsia"/>
+        </w:rPr>
+        <w:t>-</w:t>
+      </w:r>
+      <w:r>
+        <w:rPr>
+          <w:rFonts w:hint="eastAsia"/>
+        </w:rPr>
+        <w:fldChar w:fldCharType="begin"/>
+      </w:r>
+      <w:r>
+        <w:instrText xml:space="preserve"> </w:instrText>
+      </w:r>
+      <w:r>
+        <w:rPr>
+          <w:rFonts w:hint="eastAsia"/>
+        </w:rPr>
+        <w:instrText xml:space="preserve">S</w:instrText>
+      </w:r>
+      <w:r>
+        <w:instrText xml:space="preserve">EQ </w:instrText>
+      </w:r>
+      <w:r>
+        <w:rPr>
+          <w:rFonts w:hint="eastAsia"/>
+        </w:rPr>
+        <w:instrText xml:space="preserve">表</w:instrText>
+      </w:r>
+      <w:r>
+        <w:instrText xml:space="preserve"> \* ARABIC \s 1</w:instrText>
+      </w:r>
+      <w:r>
+        <w:rPr>
+          <w:rFonts w:hint="eastAsia"/>
+        </w:rPr>
+        <w:fldChar w:fldCharType="separate"/>
+      </w:r>
+      <w:r>
+        <w:rPr>
+          <w:rFonts w:hint="eastAsia"/>
+        </w:rPr>
+        <w:t>3</w:t>
+      </w:r>
+      <w:r>
+        <w:rPr>
+          <w:rFonts w:hint="eastAsia"/>
+        </w:rPr>
+        <w:fldChar w:fldCharType="end"/>
+      </w:r>
+      <w:r>
+        <w:rPr>
+          <w:rFonts w:hint="eastAsia"/>
+        </w:rPr>
+        <w:t xml:space="preserve"> 人员管理招聘计划</w:t>
+      </w:r>
+    </w:p>
+    <w:tbl>
+      <w:tblPr>
+        <w:tblStyle w:val="27"/>
+        <w:tblW w:w="8314" w:type="dxa"/>
+        <w:jc w:val="center"/>
+        <w:tblBorders>
+          <w:top w:val="none" w:color="000000" w:sz="2" w:space="0"/>
+          <w:left w:val="none" w:color="000000" w:sz="2" w:space="0"/>
+          <w:bottom w:val="none" w:color="000000" w:sz="2" w:space="0"/>
+          <w:right w:val="none" w:color="000000" w:sz="2" w:space="0"/>
+          <w:insideH w:val="none" w:color="000000" w:sz="2" w:space="0"/>
+          <w:insideV w:val="none" w:color="000000" w:sz="2" w:space="0"/>
+        </w:tblBorders>
+        <w:tblLayout w:type="autofit"/>
+        <w:tblCellMar>
+          <w:top w:w="0" w:type="dxa"/>
+          <w:left w:w="0" w:type="dxa"/>
+          <w:bottom w:w="0" w:type="dxa"/>
+          <w:right w:w="0" w:type="dxa"/>
+        </w:tblCellMar>
+      </w:tblPr>
+      <w:tblGrid>
+        <w:gridCol w:w="474"/>
+        <w:gridCol w:w="1735"/>
+        <w:gridCol w:w="933"/>
+        <w:gridCol w:w="1188"/>
+        <w:gridCol w:w="1735"/>
+        <w:gridCol w:w="924"/>
+        <w:gridCol w:w="1325"/>
+      </w:tblGrid>
+      <w:tr>
+        <w:tblPrEx>
+          <w:tblBorders>
+            <w:top w:val="none" w:color="000000" w:sz="2" w:space="0"/>
+            <w:left w:val="none" w:color="000000" w:sz="2" w:space="0"/>
+            <w:bottom w:val="none" w:color="000000" w:sz="2" w:space="0"/>
+            <w:right w:val="none" w:color="000000" w:sz="2" w:space="0"/>
+            <w:insideH w:val="none" w:color="000000" w:sz="2" w:space="0"/>
+            <w:insideV w:val="none" w:color="000000" w:sz="2" w:space="0"/>
+          </w:tblBorders>
+          <w:tblCellMar>
+            <w:top w:w="0" w:type="dxa"/>
+            <w:left w:w="0" w:type="dxa"/>
+            <w:bottom w:w="0" w:type="dxa"/>
+            <w:right w:w="0" w:type="dxa"/>
+          </w:tblCellMar>
+        </w:tblPrEx>
+        <w:trPr>
+          <w:trHeight w:val="0" w:hRule="atLeast"/>
+          <w:tblHeader/>
+          <w:jc w:val="center"/>
+        </w:trPr>
+        <w:tc>
+          <w:tcPr>
+            <w:tcW w:w="0" w:type="auto"/>
+            <w:tcBorders>
+              <w:top w:val="single" w:color="auto" w:sz="12" w:space="0"/>
+              <w:left w:val="single" w:color="auto" w:sz="12" w:space="0"/>
+              <w:bottom w:val="nil"/>
+              <w:right w:val="nil"/>
+            </w:tcBorders>
+            <w:noWrap w:val="0"/>
+            <w:tcMar>
+              <w:top w:w="-1" w:type="dxa"/>
+              <w:left w:w="-1" w:type="dxa"/>
+              <w:bottom w:w="-1" w:type="dxa"/>
+              <w:right w:w="-1" w:type="dxa"/>
+            </w:tcMar>
+            <w:vAlign w:val="center"/>
+          </w:tcPr>
+          <w:p>
+            <w:pPr>
+              <w:keepNext w:val="0"/>
+              <w:keepLines w:val="0"/>
+              <w:pageBreakBefore w:val="0"/>
+              <w:widowControl w:val="0"/>
+              <w:wordWrap/>
+              <w:overflowPunct/>
+              <w:bidi w:val="0"/>
+              <w:snapToGrid w:val="0"/>
+              <w:spacing w:before="182" w:line="240" w:lineRule="auto"/>
+              <w:ind w:left="0" w:leftChars="0" w:right="0" w:rightChars="0" w:firstLine="0" w:firstLineChars="0"/>
+              <w:jc w:val="center"/>
+              <w:rPr>
+                <w:rFonts w:hint="eastAsia" w:ascii="宋体" w:hAnsi="宋体" w:cs="宋体"/>
+                <w:b/>
+                <w:sz w:val="20"/>
+                <w:szCs w:val="20"/>
+              </w:rPr>
+            </w:pPr>
+            <w:r>
+              <w:rPr>
+                <w:rFonts w:ascii="宋体" w:hAnsi="宋体" w:cs="宋体"/>
+                <w:b/>
+                <w:bCs/>
+                <w:spacing w:val="-1"/>
+                <w:sz w:val="20"/>
+                <w:szCs w:val="20"/>
+              </w:rPr>
+              <w:t>序号</w:t>
+            </w:r>
+          </w:p>
+        </w:tc>
+        <w:tc>
+          <w:tcPr>
+            <w:tcW w:w="0" w:type="auto"/>
+            <w:tcBorders>
+              <w:top w:val="single" w:color="auto" w:sz="12" w:space="0"/>
+              <w:left w:val="single" w:color="auto" w:sz="4" w:space="0"/>
+              <w:bottom w:val="nil"/>
+              <w:right w:val="nil"/>
+            </w:tcBorders>
+            <w:noWrap w:val="0"/>
+            <w:tcMar>
+              <w:top w:w="-1" w:type="dxa"/>
+              <w:left w:w="-1" w:type="dxa"/>
+              <w:bottom w:w="-1" w:type="dxa"/>
+              <w:right w:w="-1" w:type="dxa"/>
+            </w:tcMar>
+            <w:vAlign w:val="center"/>
+          </w:tcPr>
+          <w:p>
+            <w:pPr>
+              <w:keepNext w:val="0"/>
+              <w:keepLines w:val="0"/>
+              <w:pageBreakBefore w:val="0"/>
+              <w:widowControl w:val="0"/>
+              <w:wordWrap/>
+              <w:overflowPunct/>
+              <w:bidi w:val="0"/>
+              <w:snapToGrid w:val="0"/>
+              <w:spacing w:before="183" w:line="240" w:lineRule="auto"/>
+              <w:ind w:left="0" w:leftChars="0" w:right="0" w:rightChars="0" w:firstLine="0" w:firstLineChars="0"/>
+              <w:jc w:val="center"/>
+              <w:rPr>
+                <w:rFonts w:hint="eastAsia" w:ascii="宋体" w:hAnsi="宋体" w:cs="宋体"/>
+                <w:b/>
+                <w:sz w:val="20"/>
+                <w:szCs w:val="20"/>
+              </w:rPr>
+            </w:pPr>
+            <w:r>
+              <w:rPr>
+                <w:rFonts w:ascii="宋体" w:hAnsi="宋体" w:cs="宋体"/>
+                <w:b/>
+                <w:bCs/>
+                <w:sz w:val="20"/>
+                <w:szCs w:val="20"/>
+              </w:rPr>
+              <w:t>招聘岗位</w:t>
+            </w:r>
+          </w:p>
+        </w:tc>
+        <w:tc>
+          <w:tcPr>
+            <w:tcW w:w="0" w:type="auto"/>
+            <w:tcBorders>
+              <w:top w:val="single" w:color="auto" w:sz="12" w:space="0"/>
+              <w:left w:val="single" w:color="auto" w:sz="4" w:space="0"/>
+              <w:bottom w:val="nil"/>
+              <w:right w:val="nil"/>
+            </w:tcBorders>
+            <w:noWrap w:val="0"/>
+            <w:tcMar>
+              <w:top w:w="-1" w:type="dxa"/>
+              <w:left w:w="-1" w:type="dxa"/>
+              <w:bottom w:w="-1" w:type="dxa"/>
+              <w:right w:w="-1" w:type="dxa"/>
+            </w:tcMar>
+            <w:vAlign w:val="center"/>
+          </w:tcPr>
+          <w:p>
+            <w:pPr>
+              <w:keepNext w:val="0"/>
+              <w:keepLines w:val="0"/>
+              <w:pageBreakBefore w:val="0"/>
+              <w:widowControl w:val="0"/>
+              <w:wordWrap/>
+              <w:overflowPunct/>
+              <w:bidi w:val="0"/>
+              <w:snapToGrid w:val="0"/>
+              <w:spacing w:before="183" w:line="240" w:lineRule="auto"/>
+              <w:ind w:left="0" w:leftChars="0" w:right="0" w:rightChars="0" w:firstLine="0" w:firstLineChars="0"/>
+              <w:jc w:val="center"/>
+              <w:rPr>
+                <w:rFonts w:hint="eastAsia" w:ascii="宋体" w:hAnsi="宋体" w:cs="宋体"/>
+                <w:b/>
+                <w:sz w:val="20"/>
+                <w:szCs w:val="20"/>
+              </w:rPr>
+            </w:pPr>
+            <w:r>
+              <w:rPr>
+                <w:rFonts w:ascii="宋体" w:hAnsi="宋体" w:cs="宋体"/>
+                <w:b/>
+                <w:bCs/>
+                <w:spacing w:val="-2"/>
+                <w:sz w:val="20"/>
+                <w:szCs w:val="20"/>
+              </w:rPr>
+              <w:t>工作地点</w:t>
+            </w:r>
+          </w:p>
+        </w:tc>
+        <w:tc>
+          <w:tcPr>
+            <w:tcW w:w="0" w:type="auto"/>
+            <w:tcBorders>
+              <w:top w:val="single" w:color="auto" w:sz="12" w:space="0"/>
+              <w:left w:val="single" w:color="auto" w:sz="4" w:space="0"/>
+              <w:bottom w:val="nil"/>
+              <w:right w:val="nil"/>
+            </w:tcBorders>
+            <w:noWrap w:val="0"/>
+            <w:tcMar>
+              <w:top w:w="-1" w:type="dxa"/>
+              <w:left w:w="-1" w:type="dxa"/>
+              <w:bottom w:w="-1" w:type="dxa"/>
+              <w:right w:w="-1" w:type="dxa"/>
+            </w:tcMar>
+            <w:vAlign w:val="center"/>
+          </w:tcPr>
+          <w:p>
+            <w:pPr>
+              <w:keepNext w:val="0"/>
+              <w:keepLines w:val="0"/>
+              <w:pageBreakBefore w:val="0"/>
+              <w:widowControl w:val="0"/>
+              <w:wordWrap/>
+              <w:overflowPunct/>
+              <w:bidi w:val="0"/>
+              <w:snapToGrid w:val="0"/>
+              <w:spacing w:before="182" w:line="240" w:lineRule="auto"/>
+              <w:ind w:left="0" w:leftChars="0" w:right="0" w:rightChars="0" w:firstLine="0" w:firstLineChars="0"/>
+              <w:jc w:val="center"/>
+              <w:rPr>
+                <w:rFonts w:hint="eastAsia" w:ascii="宋体" w:hAnsi="宋体" w:cs="宋体"/>
+                <w:b/>
+                <w:sz w:val="20"/>
+                <w:szCs w:val="20"/>
+              </w:rPr>
+            </w:pPr>
+            <w:r>
+              <w:rPr>
+                <w:rFonts w:ascii="宋体" w:hAnsi="宋体" w:cs="宋体"/>
+                <w:b/>
+                <w:bCs/>
+                <w:sz w:val="20"/>
+                <w:szCs w:val="20"/>
+              </w:rPr>
+              <w:t>拟招聘人数</w:t>
+            </w:r>
+          </w:p>
+        </w:tc>
+        <w:tc>
+          <w:tcPr>
+            <w:tcW w:w="0" w:type="auto"/>
+            <w:tcBorders>
+              <w:top w:val="single" w:color="auto" w:sz="12" w:space="0"/>
+              <w:left w:val="single" w:color="auto" w:sz="4" w:space="0"/>
+              <w:bottom w:val="nil"/>
+              <w:right w:val="nil"/>
+            </w:tcBorders>
+            <w:noWrap w:val="0"/>
+            <w:tcMar>
+              <w:top w:w="-1" w:type="dxa"/>
+              <w:left w:w="-1" w:type="dxa"/>
+              <w:bottom w:w="-1" w:type="dxa"/>
+              <w:right w:w="-1" w:type="dxa"/>
+            </w:tcMar>
+            <w:vAlign w:val="center"/>
+          </w:tcPr>
+          <w:p>
+            <w:pPr>
+              <w:keepNext w:val="0"/>
+              <w:keepLines w:val="0"/>
+              <w:pageBreakBefore w:val="0"/>
+              <w:widowControl w:val="0"/>
+              <w:wordWrap/>
+              <w:overflowPunct/>
+              <w:bidi w:val="0"/>
+              <w:snapToGrid w:val="0"/>
+              <w:spacing w:before="182" w:line="240" w:lineRule="auto"/>
+              <w:ind w:left="0" w:leftChars="0" w:right="0" w:rightChars="0" w:firstLine="0" w:firstLineChars="0"/>
+              <w:jc w:val="center"/>
+              <w:rPr>
+                <w:rFonts w:hint="eastAsia" w:ascii="宋体" w:hAnsi="宋体" w:cs="宋体"/>
+                <w:b/>
+                <w:sz w:val="20"/>
+                <w:szCs w:val="20"/>
+              </w:rPr>
+            </w:pPr>
+            <w:r>
+              <w:rPr>
+                <w:rFonts w:ascii="宋体" w:hAnsi="宋体" w:cs="宋体"/>
+                <w:b/>
+                <w:bCs/>
+                <w:spacing w:val="-3"/>
+                <w:sz w:val="20"/>
+                <w:szCs w:val="20"/>
+              </w:rPr>
+              <w:t>学历要求</w:t>
+            </w:r>
+          </w:p>
+        </w:tc>
+        <w:tc>
+          <w:tcPr>
+            <w:tcW w:w="0" w:type="auto"/>
+            <w:tcBorders>
+              <w:top w:val="single" w:color="auto" w:sz="12" w:space="0"/>
+              <w:left w:val="single" w:color="auto" w:sz="4" w:space="0"/>
+              <w:bottom w:val="nil"/>
+              <w:right w:val="nil"/>
+            </w:tcBorders>
+            <w:noWrap w:val="0"/>
+            <w:tcMar>
+              <w:top w:w="-1" w:type="dxa"/>
+              <w:left w:w="-1" w:type="dxa"/>
+              <w:bottom w:w="-1" w:type="dxa"/>
+              <w:right w:w="-1" w:type="dxa"/>
+            </w:tcMar>
+            <w:vAlign w:val="center"/>
+          </w:tcPr>
+          <w:p>
+            <w:pPr>
+              <w:keepNext w:val="0"/>
+              <w:keepLines w:val="0"/>
+              <w:pageBreakBefore w:val="0"/>
+              <w:widowControl w:val="0"/>
+              <w:wordWrap/>
+              <w:overflowPunct/>
+              <w:bidi w:val="0"/>
+              <w:snapToGrid w:val="0"/>
+              <w:spacing w:before="182" w:line="240" w:lineRule="auto"/>
+              <w:ind w:left="0" w:leftChars="0" w:right="0" w:rightChars="0" w:firstLine="0" w:firstLineChars="0"/>
+              <w:jc w:val="center"/>
+              <w:rPr>
+                <w:rFonts w:hint="default" w:ascii="宋体" w:hAnsi="宋体" w:eastAsia="宋体" w:cs="宋体"/>
+                <w:b/>
+                <w:bCs/>
+                <w:spacing w:val="-3"/>
+                <w:sz w:val="20"/>
+                <w:szCs w:val="20"/>
+                <w:lang w:val="en-US" w:eastAsia="zh-CN"/>
+              </w:rPr>
+            </w:pPr>
+            <w:r>
+              <w:rPr>
+                <w:rFonts w:hint="eastAsia" w:ascii="宋体" w:hAnsi="宋体" w:cs="宋体"/>
+                <w:b/>
+                <w:bCs/>
+                <w:spacing w:val="-3"/>
+                <w:sz w:val="20"/>
+                <w:szCs w:val="20"/>
+                <w:lang w:val="en-US" w:eastAsia="zh-CN"/>
+              </w:rPr>
+              <w:t>招聘费用</w:t>
+            </w:r>
+          </w:p>
+        </w:tc>
+        <w:tc>
+          <w:tcPr>
+            <w:tcW w:w="1325" w:type="dxa"/>
+            <w:tcBorders>
+              <w:top w:val="single" w:color="auto" w:sz="12" w:space="0"/>
+              <w:left w:val="single" w:color="auto" w:sz="4" w:space="0"/>
+              <w:bottom w:val="nil"/>
+              <w:right w:val="single" w:color="auto" w:sz="12" w:space="0"/>
+            </w:tcBorders>
+            <w:noWrap w:val="0"/>
+            <w:tcMar>
+              <w:top w:w="-1" w:type="dxa"/>
+              <w:left w:w="-1" w:type="dxa"/>
+              <w:bottom w:w="-1" w:type="dxa"/>
+              <w:right w:w="-1" w:type="dxa"/>
+            </w:tcMar>
+            <w:vAlign w:val="center"/>
+          </w:tcPr>
+          <w:p>
+            <w:pPr>
+              <w:keepNext w:val="0"/>
+              <w:keepLines w:val="0"/>
+              <w:pageBreakBefore w:val="0"/>
+              <w:widowControl w:val="0"/>
+              <w:wordWrap/>
+              <w:overflowPunct/>
+              <w:bidi w:val="0"/>
+              <w:snapToGrid w:val="0"/>
+              <w:spacing w:before="183" w:line="240" w:lineRule="auto"/>
+              <w:ind w:left="0" w:leftChars="0" w:right="0" w:rightChars="0" w:firstLine="0" w:firstLineChars="0"/>
+              <w:jc w:val="center"/>
+              <w:rPr>
+                <w:rFonts w:hint="eastAsia" w:ascii="宋体" w:hAnsi="宋体" w:cs="宋体"/>
+                <w:b/>
+                <w:sz w:val="20"/>
+                <w:szCs w:val="20"/>
+              </w:rPr>
+            </w:pPr>
+            <w:r>
+              <w:rPr>
+                <w:rFonts w:ascii="宋体" w:hAnsi="宋体" w:cs="宋体"/>
+                <w:b/>
+                <w:bCs/>
+                <w:sz w:val="20"/>
+                <w:szCs w:val="20"/>
+              </w:rPr>
+              <w:t>入职日期</w:t>
+            </w:r>
+          </w:p>
+        </w:tc>
+      </w:tr>
+      <w:tr>
+        <w:tblPrEx>
+          <w:tblBorders>
+            <w:top w:val="none" w:color="000000" w:sz="2" w:space="0"/>
+            <w:left w:val="none" w:color="000000" w:sz="2" w:space="0"/>
+            <w:bottom w:val="none" w:color="000000" w:sz="2" w:space="0"/>
+            <w:right w:val="none" w:color="000000" w:sz="2" w:space="0"/>
+            <w:insideH w:val="none" w:color="000000" w:sz="2" w:space="0"/>
+            <w:insideV w:val="none" w:color="000000" w:sz="2" w:space="0"/>
+          </w:tblBorders>
+          <w:tblCellMar>
+            <w:top w:w="0" w:type="dxa"/>
+            <w:left w:w="0" w:type="dxa"/>
+            <w:bottom w:w="0" w:type="dxa"/>
+            <w:right w:w="0" w:type="dxa"/>
+          </w:tblCellMar>
+        </w:tblPrEx>
+        <w:trPr>
+          <w:trHeight w:val="0" w:hRule="atLeast"/>
+          <w:jc w:val="center"/>
+        </w:trPr>
+        <w:tc>
+          <w:tcPr>
+            <w:tcW w:w="0" w:type="auto"/>
+            <w:tcBorders>
+              <w:top w:val="single" w:color="auto" w:sz="4" w:space="0"/>
+              <w:left w:val="single" w:color="auto" w:sz="12" w:space="0"/>
+              <w:bottom w:val="nil"/>
+              <w:right w:val="nil"/>
+            </w:tcBorders>
+            <w:noWrap w:val="0"/>
+            <w:tcMar>
+              <w:top w:w="-1" w:type="dxa"/>
+              <w:left w:w="-1" w:type="dxa"/>
+              <w:bottom w:w="-1" w:type="dxa"/>
+              <w:right w:w="-1" w:type="dxa"/>
+            </w:tcMar>
+            <w:vAlign w:val="center"/>
+          </w:tcPr>
+          <w:p>
+            <w:pPr>
+              <w:keepNext w:val="0"/>
+              <w:keepLines w:val="0"/>
+              <w:pageBreakBefore w:val="0"/>
+              <w:widowControl w:val="0"/>
+              <w:numPr>
+                <w:ilvl w:val="0"/>
+                <w:numId w:val="3"/>
+              </w:numPr>
+              <w:wordWrap/>
+              <w:overflowPunct/>
+              <w:bidi w:val="0"/>
+              <w:snapToGrid w:val="0"/>
+              <w:spacing w:line="240" w:lineRule="auto"/>
+              <w:ind w:left="0" w:leftChars="0" w:right="0" w:rightChars="0" w:firstLine="0" w:firstLineChars="0"/>
+              <w:jc w:val="center"/>
+            </w:pPr>
+          </w:p>
+        </w:tc>
+        <w:tc>
+          <w:tcPr>
+            <w:tcW w:w="0" w:type="auto"/>
+            <w:tcBorders>
+              <w:top w:val="single" w:color="auto" w:sz="4" w:space="0"/>
+              <w:left w:val="single" w:color="auto" w:sz="4" w:space="0"/>
+              <w:bottom w:val="nil"/>
+              <w:right w:val="nil"/>
+            </w:tcBorders>
+            <w:noWrap w:val="0"/>
+            <w:tcMar>
+              <w:top w:w="-1" w:type="dxa"/>
+              <w:left w:w="-1" w:type="dxa"/>
+              <w:bottom w:w="-1" w:type="dxa"/>
+              <w:right w:w="-1" w:type="dxa"/>
+            </w:tcMar>
+            <w:vAlign w:val="center"/>
+          </w:tcPr>
+          <w:p>
+            <w:pPr>
+              <w:keepNext w:val="0"/>
+              <w:keepLines w:val="0"/>
+              <w:pageBreakBefore w:val="0"/>
+              <w:widowControl w:val="0"/>
+              <w:wordWrap/>
+              <w:overflowPunct/>
+              <w:bidi w:val="0"/>
+              <w:snapToGrid w:val="0"/>
+              <w:spacing w:line="240" w:lineRule="auto"/>
+              <w:ind w:left="0" w:leftChars="0" w:right="0" w:rightChars="0" w:firstLine="0" w:firstLineChars="0"/>
+              <w:jc w:val="center"/>
+            </w:pPr>
+            <w:r>
+              <w:t>软件运维工程师</w:t>
+            </w:r>
+          </w:p>
+        </w:tc>
+        <w:tc>
+          <w:tcPr>
+            <w:tcW w:w="0" w:type="auto"/>
+            <w:tcBorders>
+              <w:top w:val="single" w:color="auto" w:sz="4" w:space="0"/>
+              <w:left w:val="single" w:color="auto" w:sz="4" w:space="0"/>
+              <w:bottom w:val="nil"/>
+              <w:right w:val="nil"/>
+            </w:tcBorders>
+            <w:noWrap w:val="0"/>
+            <w:tcMar>
+              <w:top w:w="-1" w:type="dxa"/>
+              <w:left w:w="-1" w:type="dxa"/>
+              <w:bottom w:w="-1" w:type="dxa"/>
+              <w:right w:w="-1" w:type="dxa"/>
+            </w:tcMar>
+            <w:vAlign w:val="center"/>
+          </w:tcPr>
+          <w:p>
+            <w:pPr>
+              <w:keepNext w:val="0"/>
+              <w:keepLines w:val="0"/>
+              <w:pageBreakBefore w:val="0"/>
+              <w:widowControl w:val="0"/>
+              <w:wordWrap/>
+              <w:overflowPunct/>
+              <w:bidi w:val="0"/>
+              <w:snapToGrid w:val="0"/>
+              <w:spacing w:line="240" w:lineRule="auto"/>
+              <w:ind w:left="0" w:leftChars="0" w:right="0" w:rightChars="0" w:firstLine="0" w:firstLineChars="0"/>
+              <w:jc w:val="left"/>
+            </w:pPr>
+            <w:r>
+              <w:rPr>
+                <w:rFonts w:hint="eastAsia"/>
+                <w:lang w:val="en-US" w:eastAsia="zh-CN"/>
+              </w:rPr>
+              <w:t>天津</w:t>
+            </w:r>
+            <w:r>
+              <w:t>市</w:t>
+            </w:r>
+          </w:p>
+        </w:tc>
+        <w:tc>
+          <w:tcPr>
+            <w:tcW w:w="0" w:type="auto"/>
+            <w:tcBorders>
+              <w:top w:val="single" w:color="auto" w:sz="4" w:space="0"/>
+              <w:left w:val="single" w:color="auto" w:sz="4" w:space="0"/>
+              <w:bottom w:val="nil"/>
+              <w:right w:val="nil"/>
+            </w:tcBorders>
+            <w:noWrap w:val="0"/>
+            <w:tcMar>
+              <w:top w:w="-1" w:type="dxa"/>
+              <w:left w:w="-1" w:type="dxa"/>
+              <w:bottom w:w="-1" w:type="dxa"/>
+              <w:right w:w="-1" w:type="dxa"/>
+            </w:tcMar>
+            <w:vAlign w:val="center"/>
+          </w:tcPr>
+          <w:p>
+            <w:pPr>
+              <w:keepNext w:val="0"/>
+              <w:keepLines w:val="0"/>
+              <w:pageBreakBefore w:val="0"/>
+              <w:widowControl w:val="0"/>
+              <w:wordWrap/>
+              <w:overflowPunct/>
+              <w:bidi w:val="0"/>
+              <w:snapToGrid w:val="0"/>
+              <w:spacing w:line="240" w:lineRule="auto"/>
+              <w:ind w:left="0" w:leftChars="0" w:right="0" w:rightChars="0" w:firstLine="0" w:firstLineChars="0"/>
+              <w:jc w:val="center"/>
+            </w:pPr>
+            <w:r>
+              <w:t>1</w:t>
+            </w:r>
+          </w:p>
+        </w:tc>
+        <w:tc>
+          <w:tcPr>
+            <w:tcW w:w="0" w:type="auto"/>
+            <w:tcBorders>
+              <w:top w:val="single" w:color="auto" w:sz="4" w:space="0"/>
+              <w:left w:val="single" w:color="auto" w:sz="4" w:space="0"/>
+              <w:bottom w:val="nil"/>
+              <w:right w:val="nil"/>
+            </w:tcBorders>
+            <w:noWrap w:val="0"/>
+            <w:tcMar>
+              <w:top w:w="-1" w:type="dxa"/>
+              <w:left w:w="-1" w:type="dxa"/>
+              <w:bottom w:w="-1" w:type="dxa"/>
+              <w:right w:w="-1" w:type="dxa"/>
+            </w:tcMar>
+            <w:vAlign w:val="center"/>
+          </w:tcPr>
+          <w:p>
+            <w:pPr>
+              <w:keepNext w:val="0"/>
+              <w:keepLines w:val="0"/>
+              <w:pageBreakBefore w:val="0"/>
+              <w:widowControl w:val="0"/>
+              <w:wordWrap/>
+              <w:overflowPunct/>
+              <w:bidi w:val="0"/>
+              <w:snapToGrid w:val="0"/>
+              <w:spacing w:line="240" w:lineRule="auto"/>
+              <w:ind w:left="0" w:leftChars="0" w:right="0" w:rightChars="0" w:firstLine="0" w:firstLineChars="0"/>
+              <w:jc w:val="center"/>
+            </w:pPr>
+            <w:r>
+              <w:t>专科及以上学历</w:t>
+            </w:r>
+          </w:p>
+        </w:tc>
+        <w:tc>
+          <w:tcPr>
+            <w:tcW w:w="0" w:type="auto"/>
+            <w:tcBorders>
+              <w:top w:val="single" w:color="auto" w:sz="4" w:space="0"/>
+              <w:left w:val="single" w:color="auto" w:sz="4" w:space="0"/>
+              <w:bottom w:val="nil"/>
+              <w:right w:val="nil"/>
+            </w:tcBorders>
+            <w:noWrap w:val="0"/>
+            <w:tcMar>
+              <w:top w:w="-1" w:type="dxa"/>
+              <w:left w:w="-1" w:type="dxa"/>
+              <w:bottom w:w="-1" w:type="dxa"/>
+              <w:right w:w="-1" w:type="dxa"/>
+            </w:tcMar>
+            <w:vAlign w:val="center"/>
+          </w:tcPr>
+          <w:p>
+            <w:pPr>
+              <w:keepNext w:val="0"/>
+              <w:keepLines w:val="0"/>
+              <w:pageBreakBefore w:val="0"/>
+              <w:widowControl w:val="0"/>
+              <w:wordWrap/>
+              <w:overflowPunct/>
+              <w:bidi w:val="0"/>
+              <w:snapToGrid w:val="0"/>
+              <w:spacing w:line="240" w:lineRule="auto"/>
+              <w:ind w:left="0" w:leftChars="0" w:right="0" w:rightChars="0" w:firstLine="0" w:firstLineChars="0"/>
+              <w:jc w:val="center"/>
+              <w:rPr>
+                <w:rFonts w:hint="default" w:eastAsia="宋体"/>
+                <w:lang w:val="en-US" w:eastAsia="zh-CN"/>
+              </w:rPr>
+            </w:pPr>
+            <w:r>
+              <w:rPr>
+                <w:rFonts w:hint="eastAsia"/>
+                <w:lang w:val="en-US" w:eastAsia="zh-CN"/>
+              </w:rPr>
+              <w:t>1000</w:t>
+            </w:r>
+          </w:p>
+        </w:tc>
+        <w:tc>
+          <w:tcPr>
+            <w:tcW w:w="1325" w:type="dxa"/>
+            <w:tcBorders>
+              <w:top w:val="single" w:color="auto" w:sz="4" w:space="0"/>
+              <w:left w:val="single" w:color="auto" w:sz="4" w:space="0"/>
+              <w:bottom w:val="nil"/>
+              <w:right w:val="single" w:color="auto" w:sz="12" w:space="0"/>
+            </w:tcBorders>
+            <w:noWrap w:val="0"/>
+            <w:tcMar>
+              <w:top w:w="-1" w:type="dxa"/>
+              <w:left w:w="-1" w:type="dxa"/>
+              <w:bottom w:w="-1" w:type="dxa"/>
+              <w:right w:w="-1" w:type="dxa"/>
+            </w:tcMar>
+            <w:vAlign w:val="center"/>
+          </w:tcPr>
+          <w:p>
+            <w:pPr>
+              <w:keepNext w:val="0"/>
+              <w:keepLines w:val="0"/>
+              <w:pageBreakBefore w:val="0"/>
+              <w:widowControl w:val="0"/>
+              <w:wordWrap/>
+              <w:overflowPunct/>
+              <w:bidi w:val="0"/>
+              <w:snapToGrid w:val="0"/>
+              <w:spacing w:line="240" w:lineRule="auto"/>
+              <w:ind w:left="0" w:leftChars="0" w:right="0" w:rightChars="0" w:firstLine="0" w:firstLineChars="0"/>
+              <w:jc w:val="right"/>
+            </w:pPr>
+            <w:r>
+              <w:t>2025年</w:t>
+            </w:r>
+            <w:r>
+              <w:rPr>
+                <w:rFonts w:hint="eastAsia"/>
+                <w:lang w:eastAsia="zh-CN"/>
+              </w:rPr>
+              <w:t>12</w:t>
+            </w:r>
+            <w:r>
+              <w:t>月</w:t>
+            </w:r>
+          </w:p>
+        </w:tc>
+      </w:tr>
+      <w:tr>
+        <w:tblPrEx>
+          <w:tblBorders>
+            <w:top w:val="none" w:color="000000" w:sz="2" w:space="0"/>
+            <w:left w:val="none" w:color="000000" w:sz="2" w:space="0"/>
+            <w:bottom w:val="none" w:color="000000" w:sz="2" w:space="0"/>
+            <w:right w:val="none" w:color="000000" w:sz="2" w:space="0"/>
+            <w:insideH w:val="none" w:color="000000" w:sz="2" w:space="0"/>
+            <w:insideV w:val="none" w:color="000000" w:sz="2" w:space="0"/>
+          </w:tblBorders>
+          <w:tblCellMar>
+            <w:top w:w="0" w:type="dxa"/>
+            <w:left w:w="0" w:type="dxa"/>
+            <w:bottom w:w="0" w:type="dxa"/>
+            <w:right w:w="0" w:type="dxa"/>
+          </w:tblCellMar>
+        </w:tblPrEx>
+        <w:trPr>
+          <w:trHeight w:val="0" w:hRule="atLeast"/>
+          <w:jc w:val="center"/>
+        </w:trPr>
+        <w:tc>
+          <w:tcPr>
+            <w:tcW w:w="474" w:type="dxa"/>
+            <w:tcBorders>
+              <w:top w:val="single" w:color="auto" w:sz="4" w:space="0"/>
+              <w:left w:val="single" w:color="auto" w:sz="12" w:space="0"/>
+              <w:bottom w:val="single" w:color="auto" w:sz="12" w:space="0"/>
+              <w:right w:val="nil"/>
+            </w:tcBorders>
+            <w:noWrap w:val="0"/>
+            <w:tcMar>
+              <w:top w:w="-1" w:type="dxa"/>
+              <w:left w:w="-1" w:type="dxa"/>
+              <w:bottom w:w="-1" w:type="dxa"/>
+              <w:right w:w="-1" w:type="dxa"/>
+            </w:tcMar>
+            <w:vAlign w:val="center"/>
+          </w:tcPr>
+          <w:p>
+            <w:pPr>
+              <w:keepNext w:val="0"/>
+              <w:keepLines w:val="0"/>
+              <w:pageBreakBefore w:val="0"/>
+              <w:widowControl w:val="0"/>
+              <w:numPr>
+                <w:ilvl w:val="0"/>
+                <w:numId w:val="3"/>
+              </w:numPr>
+              <w:wordWrap/>
+              <w:overflowPunct/>
+              <w:bidi w:val="0"/>
+              <w:snapToGrid w:val="0"/>
+              <w:spacing w:line="240" w:lineRule="auto"/>
+              <w:ind w:left="0" w:leftChars="0" w:right="0" w:rightChars="0" w:firstLine="0" w:firstLineChars="0"/>
+              <w:jc w:val="center"/>
+            </w:pPr>
+          </w:p>
+        </w:tc>
+        <w:tc>
+          <w:tcPr>
+            <w:tcW w:w="1735" w:type="dxa"/>
+            <w:tcBorders>
+              <w:top w:val="single" w:color="auto" w:sz="4" w:space="0"/>
+              <w:left w:val="single" w:color="auto" w:sz="4" w:space="0"/>
+              <w:bottom w:val="single" w:color="auto" w:sz="12" w:space="0"/>
+              <w:right w:val="nil"/>
+            </w:tcBorders>
+            <w:noWrap w:val="0"/>
+            <w:tcMar>
+              <w:top w:w="-1" w:type="dxa"/>
+              <w:left w:w="-1" w:type="dxa"/>
+              <w:bottom w:w="-1" w:type="dxa"/>
+              <w:right w:w="-1" w:type="dxa"/>
+            </w:tcMar>
+            <w:vAlign w:val="center"/>
+          </w:tcPr>
+          <w:p>
+            <w:pPr>
+              <w:keepNext w:val="0"/>
+              <w:keepLines w:val="0"/>
+              <w:pageBreakBefore w:val="0"/>
+              <w:widowControl w:val="0"/>
+              <w:wordWrap/>
+              <w:overflowPunct/>
+              <w:bidi w:val="0"/>
+              <w:snapToGrid w:val="0"/>
+              <w:spacing w:line="240" w:lineRule="auto"/>
+              <w:ind w:left="0" w:leftChars="0" w:right="0" w:rightChars="0" w:firstLine="0" w:firstLineChars="0"/>
+              <w:jc w:val="center"/>
+            </w:pPr>
+            <w:r>
+              <w:t>研发工程师</w:t>
+            </w:r>
+          </w:p>
+        </w:tc>
+        <w:tc>
+          <w:tcPr>
+            <w:tcW w:w="933" w:type="dxa"/>
+            <w:tcBorders>
+              <w:top w:val="single" w:color="auto" w:sz="4" w:space="0"/>
+              <w:left w:val="single" w:color="auto" w:sz="4" w:space="0"/>
+              <w:bottom w:val="single" w:color="auto" w:sz="12" w:space="0"/>
+              <w:right w:val="nil"/>
+            </w:tcBorders>
+            <w:noWrap w:val="0"/>
+            <w:tcMar>
+              <w:top w:w="-1" w:type="dxa"/>
+              <w:left w:w="-1" w:type="dxa"/>
+              <w:bottom w:w="-1" w:type="dxa"/>
+              <w:right w:w="-1" w:type="dxa"/>
+            </w:tcMar>
+            <w:vAlign w:val="center"/>
+          </w:tcPr>
+          <w:p>
+            <w:pPr>
+              <w:keepNext w:val="0"/>
+              <w:keepLines w:val="0"/>
+              <w:pageBreakBefore w:val="0"/>
+              <w:widowControl w:val="0"/>
+              <w:wordWrap/>
+              <w:overflowPunct/>
+              <w:bidi w:val="0"/>
+              <w:snapToGrid w:val="0"/>
+              <w:spacing w:line="240" w:lineRule="auto"/>
+              <w:ind w:left="0" w:leftChars="0" w:right="0" w:rightChars="0" w:firstLine="0" w:firstLineChars="0"/>
+              <w:jc w:val="left"/>
+            </w:pPr>
+            <w:r>
+              <w:rPr>
+                <w:rFonts w:hint="eastAsia"/>
+                <w:lang w:val="en-US" w:eastAsia="zh-CN"/>
+              </w:rPr>
+              <w:t>天津</w:t>
+            </w:r>
+            <w:r>
+              <w:t>市</w:t>
+            </w:r>
+          </w:p>
+        </w:tc>
+        <w:tc>
+          <w:tcPr>
+            <w:tcW w:w="1188" w:type="dxa"/>
+            <w:tcBorders>
+              <w:top w:val="single" w:color="auto" w:sz="4" w:space="0"/>
+              <w:left w:val="single" w:color="auto" w:sz="4" w:space="0"/>
+              <w:bottom w:val="single" w:color="auto" w:sz="12" w:space="0"/>
+              <w:right w:val="nil"/>
+            </w:tcBorders>
+            <w:noWrap w:val="0"/>
+            <w:tcMar>
+              <w:top w:w="-1" w:type="dxa"/>
+              <w:left w:w="-1" w:type="dxa"/>
+              <w:bottom w:w="-1" w:type="dxa"/>
+              <w:right w:w="-1" w:type="dxa"/>
+            </w:tcMar>
+            <w:vAlign w:val="center"/>
+          </w:tcPr>
+          <w:p>
+            <w:pPr>
+              <w:keepNext w:val="0"/>
+              <w:keepLines w:val="0"/>
+              <w:pageBreakBefore w:val="0"/>
+              <w:widowControl w:val="0"/>
+              <w:wordWrap/>
+              <w:overflowPunct/>
+              <w:bidi w:val="0"/>
+              <w:snapToGrid w:val="0"/>
+              <w:spacing w:line="240" w:lineRule="auto"/>
+              <w:ind w:left="0" w:leftChars="0" w:right="0" w:rightChars="0" w:firstLine="0" w:firstLineChars="0"/>
+              <w:jc w:val="center"/>
+            </w:pPr>
+            <w:r>
+              <w:t>1</w:t>
+            </w:r>
+          </w:p>
+        </w:tc>
+        <w:tc>
+          <w:tcPr>
+            <w:tcW w:w="1735" w:type="dxa"/>
+            <w:tcBorders>
+              <w:top w:val="single" w:color="auto" w:sz="4" w:space="0"/>
+              <w:left w:val="single" w:color="auto" w:sz="4" w:space="0"/>
+              <w:bottom w:val="single" w:color="auto" w:sz="12" w:space="0"/>
+              <w:right w:val="nil"/>
+            </w:tcBorders>
+            <w:noWrap w:val="0"/>
+            <w:tcMar>
+              <w:top w:w="-1" w:type="dxa"/>
+              <w:left w:w="-1" w:type="dxa"/>
+              <w:bottom w:w="-1" w:type="dxa"/>
+              <w:right w:w="-1" w:type="dxa"/>
+            </w:tcMar>
+            <w:vAlign w:val="center"/>
+          </w:tcPr>
+          <w:p>
+            <w:pPr>
+              <w:keepNext w:val="0"/>
+              <w:keepLines w:val="0"/>
+              <w:pageBreakBefore w:val="0"/>
+              <w:widowControl w:val="0"/>
+              <w:wordWrap/>
+              <w:overflowPunct/>
+              <w:bidi w:val="0"/>
+              <w:snapToGrid w:val="0"/>
+              <w:spacing w:line="240" w:lineRule="auto"/>
+              <w:ind w:left="0" w:leftChars="0" w:right="0" w:rightChars="0" w:firstLine="0" w:firstLineChars="0"/>
+              <w:jc w:val="center"/>
+            </w:pPr>
+            <w:r>
+              <w:t>专科及以上学历</w:t>
+            </w:r>
+          </w:p>
+        </w:tc>
+        <w:tc>
+          <w:tcPr>
+            <w:tcW w:w="924" w:type="dxa"/>
+            <w:tcBorders>
+              <w:top w:val="single" w:color="auto" w:sz="4" w:space="0"/>
+              <w:left w:val="single" w:color="auto" w:sz="4" w:space="0"/>
+              <w:bottom w:val="single" w:color="auto" w:sz="12" w:space="0"/>
+              <w:right w:val="nil"/>
+            </w:tcBorders>
+            <w:noWrap w:val="0"/>
+            <w:tcMar>
+              <w:top w:w="-1" w:type="dxa"/>
+              <w:left w:w="-1" w:type="dxa"/>
+              <w:bottom w:w="-1" w:type="dxa"/>
+              <w:right w:w="-1" w:type="dxa"/>
+            </w:tcMar>
+            <w:vAlign w:val="center"/>
+          </w:tcPr>
+          <w:p>
+            <w:pPr>
+              <w:keepNext w:val="0"/>
+              <w:keepLines w:val="0"/>
+              <w:pageBreakBefore w:val="0"/>
+              <w:widowControl w:val="0"/>
+              <w:wordWrap/>
+              <w:overflowPunct/>
+              <w:bidi w:val="0"/>
+              <w:snapToGrid w:val="0"/>
+              <w:spacing w:line="240" w:lineRule="auto"/>
+              <w:ind w:left="0" w:leftChars="0" w:right="0" w:rightChars="0" w:firstLine="0" w:firstLineChars="0"/>
+              <w:jc w:val="center"/>
+              <w:rPr>
+                <w:rFonts w:hint="default" w:eastAsia="宋体"/>
+                <w:lang w:val="en-US" w:eastAsia="zh-CN"/>
+              </w:rPr>
+            </w:pPr>
+            <w:r>
+              <w:rPr>
+                <w:rFonts w:hint="eastAsia"/>
+                <w:lang w:val="en-US" w:eastAsia="zh-CN"/>
+              </w:rPr>
+              <w:t>1000</w:t>
+            </w:r>
+          </w:p>
+        </w:tc>
+        <w:tc>
+          <w:tcPr>
+            <w:tcW w:w="1325" w:type="dxa"/>
+            <w:tcBorders>
+              <w:top w:val="single" w:color="auto" w:sz="4" w:space="0"/>
+              <w:left w:val="single" w:color="auto" w:sz="4" w:space="0"/>
+              <w:bottom w:val="single" w:color="auto" w:sz="12" w:space="0"/>
+              <w:right w:val="single" w:color="auto" w:sz="12" w:space="0"/>
+            </w:tcBorders>
+            <w:noWrap w:val="0"/>
+            <w:tcMar>
+              <w:top w:w="-1" w:type="dxa"/>
+              <w:left w:w="-1" w:type="dxa"/>
+              <w:bottom w:w="-1" w:type="dxa"/>
+              <w:right w:w="-1" w:type="dxa"/>
+            </w:tcMar>
+            <w:vAlign w:val="center"/>
+          </w:tcPr>
+          <w:p>
+            <w:pPr>
+              <w:keepNext w:val="0"/>
+              <w:keepLines w:val="0"/>
+              <w:pageBreakBefore w:val="0"/>
+              <w:widowControl w:val="0"/>
+              <w:wordWrap/>
+              <w:overflowPunct/>
+              <w:bidi w:val="0"/>
+              <w:snapToGrid w:val="0"/>
+              <w:spacing w:line="240" w:lineRule="auto"/>
+              <w:ind w:left="0" w:leftChars="0" w:right="0" w:rightChars="0" w:firstLine="0" w:firstLineChars="0"/>
+              <w:jc w:val="right"/>
+            </w:pPr>
+            <w:r>
+              <w:t>202</w:t>
+            </w:r>
+            <w:r>
+              <w:rPr>
+                <w:rFonts w:hint="eastAsia"/>
+                <w:lang w:eastAsia="zh-CN"/>
+              </w:rPr>
+              <w:t>6</w:t>
+            </w:r>
+            <w:r>
+              <w:t>年</w:t>
+            </w:r>
+            <w:r>
+              <w:rPr>
+                <w:rFonts w:hint="eastAsia"/>
+                <w:lang w:eastAsia="zh-CN"/>
+              </w:rPr>
+              <w:t>2</w:t>
+            </w:r>
+            <w:r>
+              <w:t>月</w:t>
             </w:r>
           </w:p>
         </w:tc>
@@ -12409,795 +15078,7 @@
           <w:lang w:eastAsia="zh-CN"/>
         </w:rPr>
       </w:pPr>
-      <w:bookmarkStart w:id="17" w:name="_Toc21629"/>
-      <w:bookmarkStart w:id="18" w:name="_Toc21816"/>
-      <w:r>
-        <w:t>人员</w:t>
-      </w:r>
-      <w:r>
-        <w:rPr>
-          <w:rFonts w:hint="eastAsia"/>
-          <w:lang w:eastAsia="zh-CN"/>
-        </w:rPr>
-        <w:t>招聘计划</w:t>
-      </w:r>
-      <w:bookmarkEnd w:id="17"/>
-    </w:p>
-    <w:p>
-      <w:pPr>
-        <w:pStyle w:val="30"/>
-        <w:keepNext w:val="0"/>
-        <w:keepLines w:val="0"/>
-        <w:pageBreakBefore w:val="0"/>
-        <w:widowControl w:val="0"/>
-        <w:wordWrap/>
-        <w:overflowPunct/>
-        <w:bidi w:val="0"/>
-        <w:ind w:firstLine="480"/>
-      </w:pPr>
-      <w:r>
-        <w:t>招聘工作由</w:t>
-      </w:r>
-      <w:r>
-        <w:rPr>
-          <w:rFonts w:hint="eastAsia"/>
-        </w:rPr>
-        <w:t>人力部</w:t>
-      </w:r>
-      <w:r>
-        <w:t>负责开展，根据公司年度经营计划和战略发展目标，以及</w:t>
-      </w:r>
-      <w:r>
-        <w:rPr>
-          <w:rFonts w:hint="eastAsia"/>
-        </w:rPr>
-        <w:t>研发部和运维部</w:t>
-      </w:r>
-      <w:r>
-        <w:t>人员定</w:t>
-      </w:r>
-      <w:r>
-        <w:rPr>
-          <w:rFonts w:hint="eastAsia" w:eastAsia="宋体"/>
-          <w:lang w:val="en-US" w:eastAsia="zh-CN"/>
-        </w:rPr>
-        <w:t>员和需求指标，需在2026年3月前全部招聘到位。每年度对人员招聘完成情况进行考核，要求招聘人员及时到岗率≥90%，计算方式为：年度招聘运维人员及时到岗总人数/年度招聘运维总人数*100%。招聘计划</w:t>
-      </w:r>
-      <w:r>
-        <w:rPr>
-          <w:rFonts w:hint="eastAsia"/>
-        </w:rPr>
-        <w:t>如表3-3所示。</w:t>
-      </w:r>
-    </w:p>
-    <w:p>
-      <w:pPr>
-        <w:keepNext w:val="0"/>
-        <w:keepLines w:val="0"/>
-        <w:pageBreakBefore w:val="0"/>
-        <w:widowControl w:val="0"/>
-        <w:wordWrap/>
-        <w:overflowPunct/>
-        <w:bidi w:val="0"/>
-        <w:rPr>
-          <w:lang w:eastAsia="zh-CN"/>
-        </w:rPr>
-      </w:pPr>
-      <w:r>
-        <w:rPr>
-          <w:rFonts w:hint="eastAsia"/>
-          <w:lang w:eastAsia="zh-CN"/>
-        </w:rPr>
-        <w:br w:type="page"/>
-      </w:r>
-    </w:p>
-    <w:p>
-      <w:pPr>
-        <w:pStyle w:val="44"/>
-        <w:keepNext w:val="0"/>
-        <w:keepLines w:val="0"/>
-        <w:pageBreakBefore w:val="0"/>
-        <w:widowControl w:val="0"/>
-        <w:wordWrap/>
-        <w:overflowPunct/>
-        <w:bidi w:val="0"/>
-        <w:jc w:val="center"/>
-      </w:pPr>
-      <w:r>
-        <w:rPr>
-          <w:rFonts w:hint="eastAsia"/>
-        </w:rPr>
-        <w:t xml:space="preserve">表 </w:t>
-      </w:r>
-      <w:r>
-        <w:fldChar w:fldCharType="begin"/>
-      </w:r>
-      <w:r>
-        <w:instrText xml:space="preserve">  </w:instrText>
-      </w:r>
-      <w:r>
-        <w:rPr>
-          <w:rFonts w:hint="eastAsia"/>
-        </w:rPr>
-        <w:instrText xml:space="preserve">S</w:instrText>
-      </w:r>
-      <w:r>
-        <w:instrText xml:space="preserve">TYLEREF "</w:instrText>
-      </w:r>
-      <w:r>
-        <w:rPr>
-          <w:rFonts w:hint="eastAsia"/>
-        </w:rPr>
-        <w:instrText xml:space="preserve">柴_标题1</w:instrText>
-      </w:r>
-      <w:r>
-        <w:instrText xml:space="preserve">" \n \* Charformat</w:instrText>
-      </w:r>
-      <w:r>
-        <w:fldChar w:fldCharType="separate"/>
-      </w:r>
-      <w:r>
-        <w:rPr>
-          <w:rFonts w:hint="eastAsia"/>
-        </w:rPr>
-        <w:t>3</w:t>
-      </w:r>
-      <w:r>
-        <w:fldChar w:fldCharType="end"/>
-      </w:r>
-      <w:r>
-        <w:rPr>
-          <w:rFonts w:hint="eastAsia"/>
-        </w:rPr>
-        <w:t>-</w:t>
-      </w:r>
-      <w:r>
-        <w:rPr>
-          <w:rFonts w:hint="eastAsia"/>
-        </w:rPr>
-        <w:fldChar w:fldCharType="begin"/>
-      </w:r>
-      <w:r>
-        <w:instrText xml:space="preserve"> </w:instrText>
-      </w:r>
-      <w:r>
-        <w:rPr>
-          <w:rFonts w:hint="eastAsia"/>
-        </w:rPr>
-        <w:instrText xml:space="preserve">S</w:instrText>
-      </w:r>
-      <w:r>
-        <w:instrText xml:space="preserve">EQ </w:instrText>
-      </w:r>
-      <w:r>
-        <w:rPr>
-          <w:rFonts w:hint="eastAsia"/>
-        </w:rPr>
-        <w:instrText xml:space="preserve">表</w:instrText>
-      </w:r>
-      <w:r>
-        <w:instrText xml:space="preserve"> \* ARABIC \s 1</w:instrText>
-      </w:r>
-      <w:r>
-        <w:rPr>
-          <w:rFonts w:hint="eastAsia"/>
-        </w:rPr>
-        <w:fldChar w:fldCharType="separate"/>
-      </w:r>
-      <w:r>
-        <w:rPr>
-          <w:rFonts w:hint="eastAsia"/>
-        </w:rPr>
-        <w:t>3</w:t>
-      </w:r>
-      <w:r>
-        <w:rPr>
-          <w:rFonts w:hint="eastAsia"/>
-        </w:rPr>
-        <w:fldChar w:fldCharType="end"/>
-      </w:r>
-      <w:r>
-        <w:rPr>
-          <w:rFonts w:hint="eastAsia"/>
-        </w:rPr>
-        <w:t xml:space="preserve"> 人员管理招聘计划</w:t>
-      </w:r>
-    </w:p>
-    <w:tbl>
-      <w:tblPr>
-        <w:tblStyle w:val="27"/>
-        <w:tblW w:w="8225" w:type="dxa"/>
-        <w:tblInd w:w="2" w:type="dxa"/>
-        <w:tblBorders>
-          <w:top w:val="single" w:color="000000" w:sz="2" w:space="0"/>
-          <w:left w:val="single" w:color="000000" w:sz="2" w:space="0"/>
-          <w:bottom w:val="single" w:color="000000" w:sz="2" w:space="0"/>
-          <w:right w:val="single" w:color="000000" w:sz="2" w:space="0"/>
-          <w:insideH w:val="single" w:color="000000" w:sz="2" w:space="0"/>
-          <w:insideV w:val="single" w:color="000000" w:sz="2" w:space="0"/>
-        </w:tblBorders>
-        <w:tblLayout w:type="fixed"/>
-        <w:tblCellMar>
-          <w:top w:w="0" w:type="dxa"/>
-          <w:left w:w="0" w:type="dxa"/>
-          <w:bottom w:w="0" w:type="dxa"/>
-          <w:right w:w="0" w:type="dxa"/>
-        </w:tblCellMar>
-      </w:tblPr>
-      <w:tblGrid>
-        <w:gridCol w:w="640"/>
-        <w:gridCol w:w="1705"/>
-        <w:gridCol w:w="1188"/>
-        <w:gridCol w:w="1272"/>
-        <w:gridCol w:w="1728"/>
-        <w:gridCol w:w="1692"/>
-      </w:tblGrid>
-      <w:tr>
-        <w:tblPrEx>
-          <w:tblBorders>
-            <w:top w:val="single" w:color="000000" w:sz="2" w:space="0"/>
-            <w:left w:val="single" w:color="000000" w:sz="2" w:space="0"/>
-            <w:bottom w:val="single" w:color="000000" w:sz="2" w:space="0"/>
-            <w:right w:val="single" w:color="000000" w:sz="2" w:space="0"/>
-            <w:insideH w:val="single" w:color="000000" w:sz="2" w:space="0"/>
-            <w:insideV w:val="single" w:color="000000" w:sz="2" w:space="0"/>
-          </w:tblBorders>
-          <w:tblCellMar>
-            <w:top w:w="0" w:type="dxa"/>
-            <w:left w:w="0" w:type="dxa"/>
-            <w:bottom w:w="0" w:type="dxa"/>
-            <w:right w:w="0" w:type="dxa"/>
-          </w:tblCellMar>
-        </w:tblPrEx>
-        <w:trPr>
-          <w:trHeight w:val="616" w:hRule="atLeast"/>
-        </w:trPr>
-        <w:tc>
-          <w:tcPr>
-            <w:tcW w:w="640" w:type="dxa"/>
-          </w:tcPr>
-          <w:p>
-            <w:pPr>
-              <w:keepNext w:val="0"/>
-              <w:keepLines w:val="0"/>
-              <w:pageBreakBefore w:val="0"/>
-              <w:widowControl w:val="0"/>
-              <w:wordWrap/>
-              <w:overflowPunct/>
-              <w:bidi w:val="0"/>
-              <w:spacing w:before="182" w:line="229" w:lineRule="auto"/>
-              <w:jc w:val="center"/>
-              <w:rPr>
-                <w:rFonts w:hint="eastAsia" w:ascii="宋体" w:hAnsi="宋体" w:cs="宋体"/>
-                <w:sz w:val="20"/>
-                <w:szCs w:val="20"/>
-              </w:rPr>
-            </w:pPr>
-            <w:r>
-              <w:rPr>
-                <w:rFonts w:ascii="宋体" w:hAnsi="宋体" w:cs="宋体"/>
-                <w:b/>
-                <w:bCs/>
-                <w:spacing w:val="-1"/>
-                <w:sz w:val="20"/>
-                <w:szCs w:val="20"/>
-              </w:rPr>
-              <w:t>序号</w:t>
-            </w:r>
-          </w:p>
-        </w:tc>
-        <w:tc>
-          <w:tcPr>
-            <w:tcW w:w="1705" w:type="dxa"/>
-          </w:tcPr>
-          <w:p>
-            <w:pPr>
-              <w:keepNext w:val="0"/>
-              <w:keepLines w:val="0"/>
-              <w:pageBreakBefore w:val="0"/>
-              <w:widowControl w:val="0"/>
-              <w:wordWrap/>
-              <w:overflowPunct/>
-              <w:bidi w:val="0"/>
-              <w:spacing w:before="183" w:line="228" w:lineRule="auto"/>
-              <w:jc w:val="center"/>
-              <w:rPr>
-                <w:rFonts w:hint="eastAsia" w:ascii="宋体" w:hAnsi="宋体" w:cs="宋体"/>
-                <w:sz w:val="20"/>
-                <w:szCs w:val="20"/>
-              </w:rPr>
-            </w:pPr>
-            <w:r>
-              <w:rPr>
-                <w:rFonts w:ascii="宋体" w:hAnsi="宋体" w:cs="宋体"/>
-                <w:b/>
-                <w:bCs/>
-                <w:sz w:val="20"/>
-                <w:szCs w:val="20"/>
-              </w:rPr>
-              <w:t>招聘岗位</w:t>
-            </w:r>
-          </w:p>
-        </w:tc>
-        <w:tc>
-          <w:tcPr>
-            <w:tcW w:w="1188" w:type="dxa"/>
-          </w:tcPr>
-          <w:p>
-            <w:pPr>
-              <w:keepNext w:val="0"/>
-              <w:keepLines w:val="0"/>
-              <w:pageBreakBefore w:val="0"/>
-              <w:widowControl w:val="0"/>
-              <w:wordWrap/>
-              <w:overflowPunct/>
-              <w:bidi w:val="0"/>
-              <w:spacing w:before="183" w:line="228" w:lineRule="auto"/>
-              <w:jc w:val="center"/>
-              <w:rPr>
-                <w:rFonts w:hint="eastAsia" w:ascii="宋体" w:hAnsi="宋体" w:cs="宋体"/>
-                <w:sz w:val="20"/>
-                <w:szCs w:val="20"/>
-              </w:rPr>
-            </w:pPr>
-            <w:r>
-              <w:rPr>
-                <w:rFonts w:ascii="宋体" w:hAnsi="宋体" w:cs="宋体"/>
-                <w:b/>
-                <w:bCs/>
-                <w:spacing w:val="-2"/>
-                <w:sz w:val="20"/>
-                <w:szCs w:val="20"/>
-              </w:rPr>
-              <w:t>工作地点</w:t>
-            </w:r>
-          </w:p>
-        </w:tc>
-        <w:tc>
-          <w:tcPr>
-            <w:tcW w:w="1272" w:type="dxa"/>
-          </w:tcPr>
-          <w:p>
-            <w:pPr>
-              <w:keepNext w:val="0"/>
-              <w:keepLines w:val="0"/>
-              <w:pageBreakBefore w:val="0"/>
-              <w:widowControl w:val="0"/>
-              <w:wordWrap/>
-              <w:overflowPunct/>
-              <w:bidi w:val="0"/>
-              <w:spacing w:before="182" w:line="227" w:lineRule="auto"/>
-              <w:jc w:val="center"/>
-              <w:rPr>
-                <w:rFonts w:hint="eastAsia" w:ascii="宋体" w:hAnsi="宋体" w:cs="宋体"/>
-                <w:sz w:val="20"/>
-                <w:szCs w:val="20"/>
-              </w:rPr>
-            </w:pPr>
-            <w:r>
-              <w:rPr>
-                <w:rFonts w:ascii="宋体" w:hAnsi="宋体" w:cs="宋体"/>
-                <w:b/>
-                <w:bCs/>
-                <w:sz w:val="20"/>
-                <w:szCs w:val="20"/>
-              </w:rPr>
-              <w:t>拟招聘人数</w:t>
-            </w:r>
-          </w:p>
-        </w:tc>
-        <w:tc>
-          <w:tcPr>
-            <w:tcW w:w="1728" w:type="dxa"/>
-          </w:tcPr>
-          <w:p>
-            <w:pPr>
-              <w:keepNext w:val="0"/>
-              <w:keepLines w:val="0"/>
-              <w:pageBreakBefore w:val="0"/>
-              <w:widowControl w:val="0"/>
-              <w:wordWrap/>
-              <w:overflowPunct/>
-              <w:bidi w:val="0"/>
-              <w:spacing w:before="182" w:line="229" w:lineRule="auto"/>
-              <w:jc w:val="center"/>
-              <w:rPr>
-                <w:rFonts w:hint="eastAsia" w:ascii="宋体" w:hAnsi="宋体" w:cs="宋体"/>
-                <w:sz w:val="20"/>
-                <w:szCs w:val="20"/>
-              </w:rPr>
-            </w:pPr>
-            <w:r>
-              <w:rPr>
-                <w:rFonts w:ascii="宋体" w:hAnsi="宋体" w:cs="宋体"/>
-                <w:b/>
-                <w:bCs/>
-                <w:spacing w:val="-3"/>
-                <w:sz w:val="20"/>
-                <w:szCs w:val="20"/>
-              </w:rPr>
-              <w:t>学历要求</w:t>
-            </w:r>
-          </w:p>
-        </w:tc>
-        <w:tc>
-          <w:tcPr>
-            <w:tcW w:w="1692" w:type="dxa"/>
-          </w:tcPr>
-          <w:p>
-            <w:pPr>
-              <w:keepNext w:val="0"/>
-              <w:keepLines w:val="0"/>
-              <w:pageBreakBefore w:val="0"/>
-              <w:widowControl w:val="0"/>
-              <w:wordWrap/>
-              <w:overflowPunct/>
-              <w:bidi w:val="0"/>
-              <w:spacing w:before="183" w:line="228" w:lineRule="auto"/>
-              <w:jc w:val="center"/>
-              <w:rPr>
-                <w:rFonts w:hint="eastAsia" w:ascii="宋体" w:hAnsi="宋体" w:cs="宋体"/>
-                <w:sz w:val="20"/>
-                <w:szCs w:val="20"/>
-              </w:rPr>
-            </w:pPr>
-            <w:r>
-              <w:rPr>
-                <w:rFonts w:ascii="宋体" w:hAnsi="宋体" w:cs="宋体"/>
-                <w:b/>
-                <w:bCs/>
-                <w:sz w:val="20"/>
-                <w:szCs w:val="20"/>
-              </w:rPr>
-              <w:t>入职日期</w:t>
-            </w:r>
-          </w:p>
-        </w:tc>
-      </w:tr>
-      <w:tr>
-        <w:tblPrEx>
-          <w:tblBorders>
-            <w:top w:val="single" w:color="000000" w:sz="2" w:space="0"/>
-            <w:left w:val="single" w:color="000000" w:sz="2" w:space="0"/>
-            <w:bottom w:val="single" w:color="000000" w:sz="2" w:space="0"/>
-            <w:right w:val="single" w:color="000000" w:sz="2" w:space="0"/>
-            <w:insideH w:val="single" w:color="000000" w:sz="2" w:space="0"/>
-            <w:insideV w:val="single" w:color="000000" w:sz="2" w:space="0"/>
-          </w:tblBorders>
-          <w:tblCellMar>
-            <w:top w:w="0" w:type="dxa"/>
-            <w:left w:w="0" w:type="dxa"/>
-            <w:bottom w:w="0" w:type="dxa"/>
-            <w:right w:w="0" w:type="dxa"/>
-          </w:tblCellMar>
-        </w:tblPrEx>
-        <w:trPr>
-          <w:trHeight w:val="460" w:hRule="atLeast"/>
-        </w:trPr>
-        <w:tc>
-          <w:tcPr>
-            <w:tcW w:w="640" w:type="dxa"/>
-          </w:tcPr>
-          <w:p>
-            <w:pPr>
-              <w:keepNext w:val="0"/>
-              <w:keepLines w:val="0"/>
-              <w:pageBreakBefore w:val="0"/>
-              <w:widowControl w:val="0"/>
-              <w:numPr>
-                <w:ilvl w:val="0"/>
-                <w:numId w:val="3"/>
-              </w:numPr>
-              <w:wordWrap/>
-              <w:overflowPunct/>
-              <w:bidi w:val="0"/>
-              <w:jc w:val="center"/>
-            </w:pPr>
-          </w:p>
-        </w:tc>
-        <w:tc>
-          <w:tcPr>
-            <w:tcW w:w="1705" w:type="dxa"/>
-          </w:tcPr>
-          <w:p>
-            <w:pPr>
-              <w:keepNext w:val="0"/>
-              <w:keepLines w:val="0"/>
-              <w:pageBreakBefore w:val="0"/>
-              <w:widowControl w:val="0"/>
-              <w:wordWrap/>
-              <w:overflowPunct/>
-              <w:bidi w:val="0"/>
-              <w:jc w:val="center"/>
-            </w:pPr>
-            <w:r>
-              <w:t>软件运维工程师</w:t>
-            </w:r>
-          </w:p>
-        </w:tc>
-        <w:tc>
-          <w:tcPr>
-            <w:tcW w:w="1188" w:type="dxa"/>
-          </w:tcPr>
-          <w:p>
-            <w:pPr>
-              <w:keepNext w:val="0"/>
-              <w:keepLines w:val="0"/>
-              <w:pageBreakBefore w:val="0"/>
-              <w:widowControl w:val="0"/>
-              <w:wordWrap/>
-              <w:overflowPunct/>
-              <w:bidi w:val="0"/>
-              <w:jc w:val="center"/>
-            </w:pPr>
-            <w:r>
-              <w:rPr>
-                <w:rFonts w:hint="eastAsia"/>
-                <w:lang w:val="en-US" w:eastAsia="zh-CN"/>
-              </w:rPr>
-              <w:t>天津</w:t>
-            </w:r>
-            <w:r>
-              <w:t>市</w:t>
-            </w:r>
-          </w:p>
-        </w:tc>
-        <w:tc>
-          <w:tcPr>
-            <w:tcW w:w="1272" w:type="dxa"/>
-          </w:tcPr>
-          <w:p>
-            <w:pPr>
-              <w:keepNext w:val="0"/>
-              <w:keepLines w:val="0"/>
-              <w:pageBreakBefore w:val="0"/>
-              <w:widowControl w:val="0"/>
-              <w:wordWrap/>
-              <w:overflowPunct/>
-              <w:bidi w:val="0"/>
-              <w:jc w:val="center"/>
-            </w:pPr>
-            <w:r>
-              <w:t>1</w:t>
-            </w:r>
-          </w:p>
-        </w:tc>
-        <w:tc>
-          <w:tcPr>
-            <w:tcW w:w="1728" w:type="dxa"/>
-          </w:tcPr>
-          <w:p>
-            <w:pPr>
-              <w:keepNext w:val="0"/>
-              <w:keepLines w:val="0"/>
-              <w:pageBreakBefore w:val="0"/>
-              <w:widowControl w:val="0"/>
-              <w:wordWrap/>
-              <w:overflowPunct/>
-              <w:bidi w:val="0"/>
-              <w:jc w:val="center"/>
-            </w:pPr>
-            <w:r>
-              <w:t>专科及以上学历</w:t>
-            </w:r>
-          </w:p>
-        </w:tc>
-        <w:tc>
-          <w:tcPr>
-            <w:tcW w:w="1692" w:type="dxa"/>
-          </w:tcPr>
-          <w:p>
-            <w:pPr>
-              <w:keepNext w:val="0"/>
-              <w:keepLines w:val="0"/>
-              <w:pageBreakBefore w:val="0"/>
-              <w:widowControl w:val="0"/>
-              <w:wordWrap/>
-              <w:overflowPunct/>
-              <w:bidi w:val="0"/>
-              <w:jc w:val="center"/>
-            </w:pPr>
-            <w:r>
-              <w:t>2025年</w:t>
-            </w:r>
-            <w:r>
-              <w:rPr>
-                <w:rFonts w:hint="eastAsia"/>
-                <w:lang w:eastAsia="zh-CN"/>
-              </w:rPr>
-              <w:t>12</w:t>
-            </w:r>
-            <w:r>
-              <w:t>月</w:t>
-            </w:r>
-          </w:p>
-        </w:tc>
-      </w:tr>
-      <w:tr>
-        <w:tblPrEx>
-          <w:tblBorders>
-            <w:top w:val="single" w:color="000000" w:sz="2" w:space="0"/>
-            <w:left w:val="single" w:color="000000" w:sz="2" w:space="0"/>
-            <w:bottom w:val="single" w:color="000000" w:sz="2" w:space="0"/>
-            <w:right w:val="single" w:color="000000" w:sz="2" w:space="0"/>
-            <w:insideH w:val="single" w:color="000000" w:sz="2" w:space="0"/>
-            <w:insideV w:val="single" w:color="000000" w:sz="2" w:space="0"/>
-          </w:tblBorders>
-          <w:tblCellMar>
-            <w:top w:w="0" w:type="dxa"/>
-            <w:left w:w="0" w:type="dxa"/>
-            <w:bottom w:w="0" w:type="dxa"/>
-            <w:right w:w="0" w:type="dxa"/>
-          </w:tblCellMar>
-        </w:tblPrEx>
-        <w:trPr>
-          <w:trHeight w:val="501" w:hRule="atLeast"/>
-        </w:trPr>
-        <w:tc>
-          <w:tcPr>
-            <w:tcW w:w="640" w:type="dxa"/>
-          </w:tcPr>
-          <w:p>
-            <w:pPr>
-              <w:keepNext w:val="0"/>
-              <w:keepLines w:val="0"/>
-              <w:pageBreakBefore w:val="0"/>
-              <w:widowControl w:val="0"/>
-              <w:numPr>
-                <w:ilvl w:val="0"/>
-                <w:numId w:val="3"/>
-              </w:numPr>
-              <w:wordWrap/>
-              <w:overflowPunct/>
-              <w:bidi w:val="0"/>
-              <w:jc w:val="center"/>
-            </w:pPr>
-          </w:p>
-        </w:tc>
-        <w:tc>
-          <w:tcPr>
-            <w:tcW w:w="1705" w:type="dxa"/>
-          </w:tcPr>
-          <w:p>
-            <w:pPr>
-              <w:keepNext w:val="0"/>
-              <w:keepLines w:val="0"/>
-              <w:pageBreakBefore w:val="0"/>
-              <w:widowControl w:val="0"/>
-              <w:wordWrap/>
-              <w:overflowPunct/>
-              <w:bidi w:val="0"/>
-              <w:jc w:val="center"/>
-            </w:pPr>
-            <w:r>
-              <w:t>研发工程师</w:t>
-            </w:r>
-          </w:p>
-        </w:tc>
-        <w:tc>
-          <w:tcPr>
-            <w:tcW w:w="1188" w:type="dxa"/>
-          </w:tcPr>
-          <w:p>
-            <w:pPr>
-              <w:keepNext w:val="0"/>
-              <w:keepLines w:val="0"/>
-              <w:pageBreakBefore w:val="0"/>
-              <w:widowControl w:val="0"/>
-              <w:wordWrap/>
-              <w:overflowPunct/>
-              <w:bidi w:val="0"/>
-              <w:jc w:val="center"/>
-            </w:pPr>
-            <w:r>
-              <w:rPr>
-                <w:rFonts w:hint="eastAsia"/>
-                <w:lang w:val="en-US" w:eastAsia="zh-CN"/>
-              </w:rPr>
-              <w:t>天津</w:t>
-            </w:r>
-            <w:r>
-              <w:t>市</w:t>
-            </w:r>
-          </w:p>
-        </w:tc>
-        <w:tc>
-          <w:tcPr>
-            <w:tcW w:w="1272" w:type="dxa"/>
-          </w:tcPr>
-          <w:p>
-            <w:pPr>
-              <w:keepNext w:val="0"/>
-              <w:keepLines w:val="0"/>
-              <w:pageBreakBefore w:val="0"/>
-              <w:widowControl w:val="0"/>
-              <w:wordWrap/>
-              <w:overflowPunct/>
-              <w:bidi w:val="0"/>
-              <w:jc w:val="center"/>
-            </w:pPr>
-            <w:r>
-              <w:t>1</w:t>
-            </w:r>
-          </w:p>
-        </w:tc>
-        <w:tc>
-          <w:tcPr>
-            <w:tcW w:w="1728" w:type="dxa"/>
-          </w:tcPr>
-          <w:p>
-            <w:pPr>
-              <w:keepNext w:val="0"/>
-              <w:keepLines w:val="0"/>
-              <w:pageBreakBefore w:val="0"/>
-              <w:widowControl w:val="0"/>
-              <w:wordWrap/>
-              <w:overflowPunct/>
-              <w:bidi w:val="0"/>
-              <w:jc w:val="center"/>
-            </w:pPr>
-            <w:r>
-              <w:t>专科及以上学历</w:t>
-            </w:r>
-          </w:p>
-        </w:tc>
-        <w:tc>
-          <w:tcPr>
-            <w:tcW w:w="1692" w:type="dxa"/>
-          </w:tcPr>
-          <w:p>
-            <w:pPr>
-              <w:keepNext w:val="0"/>
-              <w:keepLines w:val="0"/>
-              <w:pageBreakBefore w:val="0"/>
-              <w:widowControl w:val="0"/>
-              <w:wordWrap/>
-              <w:overflowPunct/>
-              <w:bidi w:val="0"/>
-              <w:jc w:val="center"/>
-            </w:pPr>
-            <w:r>
-              <w:t>202</w:t>
-            </w:r>
-            <w:r>
-              <w:rPr>
-                <w:rFonts w:hint="eastAsia"/>
-                <w:lang w:eastAsia="zh-CN"/>
-              </w:rPr>
-              <w:t>6</w:t>
-            </w:r>
-            <w:r>
-              <w:t>年</w:t>
-            </w:r>
-            <w:r>
-              <w:rPr>
-                <w:rFonts w:hint="eastAsia"/>
-                <w:lang w:eastAsia="zh-CN"/>
-              </w:rPr>
-              <w:t>2</w:t>
-            </w:r>
-            <w:r>
-              <w:t>月</w:t>
-            </w:r>
-          </w:p>
-        </w:tc>
-      </w:tr>
-    </w:tbl>
-    <w:p>
-      <w:pPr>
-        <w:pStyle w:val="31"/>
-        <w:keepNext w:val="0"/>
-        <w:keepLines w:val="0"/>
-        <w:pageBreakBefore w:val="0"/>
-        <w:widowControl w:val="0"/>
-        <w:wordWrap/>
-        <w:overflowPunct/>
-        <w:bidi w:val="0"/>
-        <w:rPr>
-          <w:lang w:eastAsia="zh-CN"/>
-        </w:rPr>
-      </w:pPr>
-      <w:bookmarkStart w:id="19" w:name="_Toc32331"/>
+      <w:bookmarkStart w:id="19" w:name="_Toc25884"/>
       <w:r>
         <w:rPr>
           <w:rFonts w:hint="eastAsia"/>
@@ -14051,8 +15932,8 @@
           <w:lang w:eastAsia="zh-CN"/>
         </w:rPr>
       </w:pPr>
-      <w:bookmarkStart w:id="20" w:name="_Toc26944"/>
-      <w:bookmarkStart w:id="21" w:name="_Toc17123"/>
+      <w:bookmarkStart w:id="20" w:name="_Toc24240"/>
+      <w:bookmarkStart w:id="21" w:name="_Toc26944"/>
       <w:r>
         <w:rPr>
           <w:rFonts w:hint="eastAsia"/>
@@ -14162,7 +16043,7 @@
         </w:rPr>
       </w:pPr>
       <w:bookmarkStart w:id="22" w:name="_Toc4614"/>
-      <w:bookmarkStart w:id="23" w:name="_Toc20802"/>
+      <w:bookmarkStart w:id="23" w:name="_Toc30094"/>
       <w:r>
         <w:rPr>
           <w:rFonts w:hint="eastAsia"/>
@@ -14191,6 +16072,87 @@
     </w:p>
     <w:p>
       <w:pPr>
+        <w:pStyle w:val="31"/>
+        <w:bidi w:val="0"/>
+        <w:rPr>
+          <w:rFonts w:hint="default"/>
+          <w:lang w:val="en-US" w:eastAsia="zh-CN"/>
+        </w:rPr>
+      </w:pPr>
+      <w:r>
+        <w:rPr>
+          <w:rFonts w:hint="eastAsia"/>
+          <w:lang w:val="en-US" w:eastAsia="zh-CN"/>
+        </w:rPr>
+        <w:t>经费使用计划</w:t>
+      </w:r>
+    </w:p>
+    <w:p>
+      <w:pPr>
+        <w:pStyle w:val="30"/>
+        <w:rPr>
+          <w:rFonts w:hint="default"/>
+          <w:lang w:val="en-US" w:eastAsia="zh-CN"/>
+        </w:rPr>
+      </w:pPr>
+      <w:r>
+        <w:rPr>
+          <w:rFonts w:hint="default"/>
+          <w:lang w:val="en-US" w:eastAsia="zh-CN"/>
+        </w:rPr>
+        <w:t>本年度人员管理费用预算总额为12,000元，全部用于外部培训及人员招聘。</w:t>
+      </w:r>
+    </w:p>
+    <w:p>
+      <w:pPr>
+        <w:pStyle w:val="30"/>
+        <w:rPr>
+          <w:rFonts w:hint="default"/>
+          <w:lang w:val="en-US" w:eastAsia="zh-CN"/>
+        </w:rPr>
+      </w:pPr>
+      <w:r>
+        <w:rPr>
+          <w:rFonts w:hint="default"/>
+          <w:lang w:val="en-US" w:eastAsia="zh-CN"/>
+        </w:rPr>
+        <w:t>培训费用共计10,000元，用于2025年7月举办的ITSS标准理解与应用培训（5,000元）及2025年12月举办的项目经理技能培训（5,000元），主要支出为外聘讲师课时费、培训教材费及场地费。</w:t>
+      </w:r>
+    </w:p>
+    <w:p>
+      <w:pPr>
+        <w:pStyle w:val="30"/>
+        <w:rPr>
+          <w:rFonts w:hint="default"/>
+          <w:lang w:val="en-US" w:eastAsia="zh-CN"/>
+        </w:rPr>
+      </w:pPr>
+      <w:r>
+        <w:rPr>
+          <w:rFonts w:hint="default"/>
+          <w:lang w:val="en-US" w:eastAsia="zh-CN"/>
+        </w:rPr>
+        <w:t>招聘费用共计2,000元，用于软件运维工程师（1,000元）及研发工程师（1,000元）的招聘工作，主要支出为招聘平台会员费、简历下载费及面试组织费。</w:t>
+      </w:r>
+    </w:p>
+    <w:p>
+      <w:pPr>
+        <w:pStyle w:val="30"/>
+        <w:rPr>
+          <w:rFonts w:hint="default"/>
+          <w:lang w:val="en-US" w:eastAsia="zh-CN"/>
+        </w:rPr>
+      </w:pPr>
+      <w:r>
+        <w:rPr>
+          <w:rFonts w:hint="default"/>
+          <w:lang w:val="en-US" w:eastAsia="zh-CN"/>
+        </w:rPr>
+        <w:t>费用使用由人力部统筹管理，按公司财务制度执行预算申请、审批、报销及记录流程，确保年度预算执行率不低于90%。</w:t>
+      </w:r>
+    </w:p>
+    <w:p>
+      <w:pPr>
         <w:pStyle w:val="29"/>
         <w:keepNext w:val="0"/>
         <w:keepLines w:val="0"/>
@@ -14201,8 +16163,8 @@
         <w:topLinePunct/>
         <w:bidi w:val="0"/>
       </w:pPr>
-      <w:bookmarkStart w:id="24" w:name="_Toc27423"/>
-      <w:bookmarkStart w:id="25" w:name="_Toc12142"/>
+      <w:bookmarkStart w:id="24" w:name="_Toc12142"/>
+      <w:bookmarkStart w:id="25" w:name="_Toc7636"/>
       <w:r>
         <w:t>附则</w:t>
       </w:r>
@@ -14275,7 +16237,7 @@
           <w:lang w:eastAsia="zh-CN"/>
         </w:rPr>
       </w:pPr>
-      <w:bookmarkStart w:id="26" w:name="_Toc588"/>
+      <w:bookmarkStart w:id="26" w:name="_Toc14157"/>
       <w:r>
         <w:rPr>
           <w:rFonts w:hint="eastAsia"/>
@@ -14318,7 +16280,7 @@
           <w:lang w:eastAsia="zh-CN"/>
         </w:rPr>
       </w:pPr>
-      <w:bookmarkStart w:id="27" w:name="_Toc13159"/>
+      <w:bookmarkStart w:id="27" w:name="_Toc26927"/>
       <w:r>
         <w:rPr>
           <w:rFonts w:hint="eastAsia"/>

--- a/5-人员管理/运行记录类文件/050201-人员管理计划.docx
+++ b/5-人员管理/运行记录类文件/050201-人员管理计划.docx
@@ -396,9 +396,19 @@
             <w:r>
               <w:rPr>
                 <w:rFonts w:hint="eastAsia"/>
-                <w:lang w:eastAsia="zh-CN"/>
-              </w:rPr>
-              <w:t>编制时间</w:t>
+                <w:vertAlign w:val="baseline"/>
+                <w:lang w:val="en-US" w:eastAsia="zh-CN"/>
+              </w:rPr>
+              <w:t>审核</w:t>
+            </w:r>
+            <w:bookmarkStart w:id="28" w:name="_GoBack"/>
+            <w:bookmarkEnd w:id="28"/>
+            <w:r>
+              <w:rPr>
+                <w:rFonts w:hint="eastAsia"/>
+                <w:lang w:eastAsia="zh-CN"/>
+              </w:rPr>
+              <w:t>时间</w:t>
             </w:r>
             <w:r>
               <w:rPr>
@@ -2915,8 +2925,8 @@
           <w:lang w:eastAsia="zh-CN"/>
         </w:rPr>
       </w:pPr>
-      <w:bookmarkStart w:id="4" w:name="_Toc3684"/>
-      <w:bookmarkStart w:id="5" w:name="_Toc10816"/>
+      <w:bookmarkStart w:id="4" w:name="_Toc10816"/>
+      <w:bookmarkStart w:id="5" w:name="_Toc3684"/>
       <w:r>
         <w:rPr>
           <w:rFonts w:hint="eastAsia"/>
@@ -2959,9 +2969,9 @@
           <w:lang w:eastAsia="zh-CN"/>
         </w:rPr>
       </w:pPr>
-      <w:bookmarkStart w:id="6" w:name="bookmark3"/>
+      <w:bookmarkStart w:id="6" w:name="bookmark2"/>
       <w:bookmarkEnd w:id="6"/>
-      <w:bookmarkStart w:id="7" w:name="bookmark2"/>
+      <w:bookmarkStart w:id="7" w:name="bookmark3"/>
       <w:bookmarkEnd w:id="7"/>
       <w:bookmarkStart w:id="8" w:name="_Toc9575"/>
       <w:bookmarkStart w:id="9" w:name="_Toc21133"/>
@@ -3990,12 +4000,6 @@
             <w:insideH w:val="none" w:color="auto" w:sz="0" w:space="0"/>
             <w:insideV w:val="none" w:color="auto" w:sz="0" w:space="0"/>
           </w:tblBorders>
-          <w:tblCellMar>
-            <w:top w:w="0" w:type="dxa"/>
-            <w:left w:w="108" w:type="dxa"/>
-            <w:bottom w:w="0" w:type="dxa"/>
-            <w:right w:w="108" w:type="dxa"/>
-          </w:tblCellMar>
         </w:tblPrEx>
         <w:trPr>
           <w:trHeight w:val="288" w:hRule="atLeast"/>
@@ -4030,7 +4034,6 @@
                 <w:lang w:eastAsia="zh-CN"/>
               </w:rPr>
             </w:pPr>
-            <w:bookmarkStart w:id="28" w:name="_GoBack" w:colFirst="4" w:colLast="4"/>
             <w:r>
               <w:rPr>
                 <w:rFonts w:hint="eastAsia" w:ascii="宋体" w:hAnsi="宋体" w:cs="宋体"/>
@@ -4596,26 +4599,17 @@
                 <w:rFonts w:hint="default" w:ascii="宋体" w:hAnsi="宋体" w:cs="宋体"/>
                 <w:sz w:val="16"/>
                 <w:szCs w:val="16"/>
-                <w:lang w:val="en-US"/>
-              </w:rPr>
-            </w:pPr>
-            <w:r>
-              <w:rPr>
-                <w:rFonts w:hint="eastAsia" w:ascii="宋体" w:hAnsi="宋体" w:cs="宋体"/>
-                <w:sz w:val="16"/>
-                <w:szCs w:val="16"/>
-                <w:lang w:eastAsia="zh-CN"/>
-              </w:rPr>
-              <w:t>运维</w:t>
-            </w:r>
-            <w:r>
-              <w:rPr>
-                <w:rFonts w:hint="eastAsia" w:ascii="宋体" w:hAnsi="宋体" w:cs="宋体"/>
-                <w:sz w:val="16"/>
-                <w:szCs w:val="16"/>
-                <w:lang w:val="en-US" w:eastAsia="zh-CN"/>
-              </w:rPr>
-              <w:t>工具使用指南</w:t>
+                <w:lang w:val="en-US" w:eastAsia="zh-CN"/>
+              </w:rPr>
+            </w:pPr>
+            <w:r>
+              <w:rPr>
+                <w:rFonts w:hint="eastAsia" w:ascii="宋体" w:hAnsi="宋体" w:cs="宋体"/>
+                <w:sz w:val="16"/>
+                <w:szCs w:val="16"/>
+                <w:lang w:eastAsia="zh-CN"/>
+              </w:rPr>
+              <w:t>硬件运维服务技能</w:t>
             </w:r>
           </w:p>
         </w:tc>
@@ -7826,7 +7820,16 @@
                 <w:szCs w:val="16"/>
                 <w:lang w:eastAsia="zh-CN"/>
               </w:rPr>
-              <w:t>硬件运维服务技能</w:t>
+              <w:t>运维</w:t>
+            </w:r>
+            <w:r>
+              <w:rPr>
+                <w:rFonts w:hint="eastAsia" w:ascii="宋体" w:hAnsi="宋体" w:cs="宋体"/>
+                <w:sz w:val="16"/>
+                <w:szCs w:val="16"/>
+                <w:lang w:val="en-US" w:eastAsia="zh-CN"/>
+              </w:rPr>
+              <w:t>工具使用指南</w:t>
             </w:r>
           </w:p>
         </w:tc>
@@ -13818,7 +13821,6 @@
           </w:p>
         </w:tc>
       </w:tr>
-      <w:bookmarkEnd w:id="28"/>
     </w:tbl>
     <w:p>
       <w:pPr>
@@ -15932,8 +15934,8 @@
           <w:lang w:eastAsia="zh-CN"/>
         </w:rPr>
       </w:pPr>
-      <w:bookmarkStart w:id="20" w:name="_Toc24240"/>
-      <w:bookmarkStart w:id="21" w:name="_Toc26944"/>
+      <w:bookmarkStart w:id="20" w:name="_Toc26944"/>
+      <w:bookmarkStart w:id="21" w:name="_Toc24240"/>
       <w:r>
         <w:rPr>
           <w:rFonts w:hint="eastAsia"/>
@@ -16163,8 +16165,8 @@
         <w:topLinePunct/>
         <w:bidi w:val="0"/>
       </w:pPr>
-      <w:bookmarkStart w:id="24" w:name="_Toc12142"/>
-      <w:bookmarkStart w:id="25" w:name="_Toc7636"/>
+      <w:bookmarkStart w:id="24" w:name="_Toc7636"/>
+      <w:bookmarkStart w:id="25" w:name="_Toc12142"/>
       <w:r>
         <w:t>附则</w:t>
       </w:r>
